--- a/lab2/Lab 2 Report.docx
+++ b/lab2/Lab 2 Report.docx
@@ -42,8 +42,13 @@
         <w:jc w:val="center"/>
       </w:pPr>
       <w:r>
-        <w:t>Lab 2 – Deep Learning Foundations: From LeNet to AlexNet</w:t>
-      </w:r>
+        <w:t xml:space="preserve">Lab 2 – Deep Learning Foundations: From LeNet to </w:t>
+      </w:r>
+      <w:proofErr w:type="spellStart"/>
+      <w:r>
+        <w:t>AlexNet</w:t>
+      </w:r>
+      <w:proofErr w:type="spellEnd"/>
     </w:p>
     <w:p/>
     <w:p/>
@@ -113,7 +118,23 @@
           <w:rFonts w:eastAsia="Times New Roman"/>
           <w:lang w:val="en-CA" w:eastAsia="en-US"/>
         </w:rPr>
-        <w:t xml:space="preserve">The Base LeNet-5 is made up of two convolutional (conv) layers followed by a Tanh and a 2x2 AvgPool with three fully connected layers (FC). Base LeNet-5 takes in a 64x64 image as an input: </w:t>
+        <w:t xml:space="preserve">The Base LeNet-5 is made up of two convolutional (conv) layers followed by a Tanh and a 2x2 </w:t>
+      </w:r>
+      <w:proofErr w:type="spellStart"/>
+      <w:r>
+        <w:rPr>
+          <w:rFonts w:eastAsia="Times New Roman"/>
+          <w:lang w:val="en-CA" w:eastAsia="en-US"/>
+        </w:rPr>
+        <w:t>AvgPool</w:t>
+      </w:r>
+      <w:proofErr w:type="spellEnd"/>
+      <w:r>
+        <w:rPr>
+          <w:rFonts w:eastAsia="Times New Roman"/>
+          <w:lang w:val="en-CA" w:eastAsia="en-US"/>
+        </w:rPr>
+        <w:t xml:space="preserve"> with three fully connected layers (FC). Base LeNet-5 takes in a 64x64 image as an input: </w:t>
       </w:r>
       <w:r>
         <w:t>3×64×64 → conv 5×5 → 6×60×60 → pool → 6×30×30 → conv 5×5 → 16×26×26 → pool → 16×13×13 → flatten (2,704) → 120 → 84 → 10</w:t>
@@ -197,24 +218,88 @@
           <w:rFonts w:eastAsia="Times New Roman"/>
           <w:lang w:val="en-CA" w:eastAsia="en-US"/>
         </w:rPr>
-        <w:t>1.2 Modernized LeNet (ReLU + Overlapping MaxPool)</w:t>
-      </w:r>
-    </w:p>
-    <w:p>
+        <w:t>1.2 Modernized LeNet (</w:t>
+      </w:r>
+      <w:proofErr w:type="spellStart"/>
       <w:r>
         <w:rPr>
           <w:rFonts w:eastAsia="Times New Roman"/>
           <w:lang w:val="en-CA" w:eastAsia="en-US"/>
         </w:rPr>
-        <w:t xml:space="preserve">Modernized LeNet upgrades Base LeNet-5 in two ways: ReLU activation function over Tanh and 3x3 Max Pool with a stride of 2 over 2x2 Average Pool. Because the 3x3 </w:t>
-      </w:r>
+        <w:t>ReLU</w:t>
+      </w:r>
+      <w:proofErr w:type="spellEnd"/>
       <w:r>
         <w:rPr>
           <w:rFonts w:eastAsia="Times New Roman"/>
           <w:lang w:val="en-CA" w:eastAsia="en-US"/>
         </w:rPr>
+        <w:t xml:space="preserve"> + Overlapping </w:t>
+      </w:r>
+      <w:proofErr w:type="spellStart"/>
+      <w:r>
+        <w:rPr>
+          <w:rFonts w:eastAsia="Times New Roman"/>
+          <w:lang w:val="en-CA" w:eastAsia="en-US"/>
+        </w:rPr>
+        <w:t>MaxPool</w:t>
+      </w:r>
+      <w:proofErr w:type="spellEnd"/>
+      <w:r>
+        <w:rPr>
+          <w:rFonts w:eastAsia="Times New Roman"/>
+          <w:lang w:val="en-CA" w:eastAsia="en-US"/>
+        </w:rPr>
+        <w:t>)</w:t>
+      </w:r>
+    </w:p>
+    <w:p>
+      <w:r>
+        <w:rPr>
+          <w:rFonts w:eastAsia="Times New Roman"/>
+          <w:lang w:val="en-CA" w:eastAsia="en-US"/>
+        </w:rPr>
+        <w:t xml:space="preserve">Modernized LeNet upgrades Base LeNet-5 in two ways: </w:t>
+      </w:r>
+      <w:proofErr w:type="spellStart"/>
+      <w:r>
+        <w:rPr>
+          <w:rFonts w:eastAsia="Times New Roman"/>
+          <w:lang w:val="en-CA" w:eastAsia="en-US"/>
+        </w:rPr>
+        <w:t>ReLU</w:t>
+      </w:r>
+      <w:proofErr w:type="spellEnd"/>
+      <w:r>
+        <w:rPr>
+          <w:rFonts w:eastAsia="Times New Roman"/>
+          <w:lang w:val="en-CA" w:eastAsia="en-US"/>
+        </w:rPr>
+        <w:t xml:space="preserve"> activation function over Tanh and 3x3 Max Pool with a stride of 2 over 2x2 Average Pool. Because the 3x3 </w:t>
+      </w:r>
+      <w:r>
+        <w:rPr>
+          <w:rFonts w:eastAsia="Times New Roman"/>
+          <w:lang w:val="en-CA" w:eastAsia="en-US"/>
+        </w:rPr>
         <w:lastRenderedPageBreak/>
-        <w:t xml:space="preserve">window is larger than the stride, it enables Modernized LeNet windows to overlap, allowing for more information to be retained. The convs are also padded, preserving the spatial size through each conv: </w:t>
+        <w:t xml:space="preserve">window is larger than the stride, it enables Modernized LeNet windows to overlap, allowing for more information to be retained. The </w:t>
+      </w:r>
+      <w:proofErr w:type="spellStart"/>
+      <w:r>
+        <w:rPr>
+          <w:rFonts w:eastAsia="Times New Roman"/>
+          <w:lang w:val="en-CA" w:eastAsia="en-US"/>
+        </w:rPr>
+        <w:t>convs</w:t>
+      </w:r>
+      <w:proofErr w:type="spellEnd"/>
+      <w:r>
+        <w:rPr>
+          <w:rFonts w:eastAsia="Times New Roman"/>
+          <w:lang w:val="en-CA" w:eastAsia="en-US"/>
+        </w:rPr>
+        <w:t xml:space="preserve"> are also padded, preserving the spatial size through each conv: </w:t>
       </w:r>
       <w:r>
         <w:t xml:space="preserve">6×64×64 → 6×31×31 → 16×31×31 → 16×15×15. The total params of Modernized LeNet is 446,006 with FC1 having 432,120 params. This is because the flattening becomes 3,600 values instead of 2,704 since the padding keeps the feature map larger. </w:t>
@@ -306,15 +391,152 @@
           <w:rFonts w:eastAsia="Times New Roman"/>
           <w:lang w:val="en-CA" w:eastAsia="en-US"/>
         </w:rPr>
-        <w:t xml:space="preserve">AlexNet-64 adapts AlexNet to 64x64 images using five conv layers in five stages. Stage 1 applies a 5x5 conv with a stride of 2 and 64 channels and applies max pooling (64x15x15). Stage 2 has a 5x5 conv with 192 channels with pooling (192x7x7). Stages 3-5 are 3x3 convs with 384, 384, 256 channels and the final pool reduces the output to 256x3x3. The flattened 2,304 features go through a classifier of Dropout(0.5) to 1024 to Dropout(0.5) to 1024 to 10. A normalization layer is put after conv1 and conv2 that uses Identity (none), LocalResponseNorm(5, 1e-4, 0.75, 2), or BatchNorm2d. The BN variant has BatchNorm2d follow conv3-5. Overall the model has 6,608,842 parameters and BN has 6,611,402 (+2,560 BN parameters; LRN adds none). This is higher than the ≈6.3 M quoted in the lab manual, but recomputing each layer from the manual’s own </w:t>
-      </w:r>
+        <w:t xml:space="preserve">AlexNet-64 adapts </w:t>
+      </w:r>
+      <w:proofErr w:type="spellStart"/>
       <w:r>
         <w:rPr>
           <w:rFonts w:eastAsia="Times New Roman"/>
           <w:lang w:val="en-CA" w:eastAsia="en-US"/>
         </w:rPr>
+        <w:t>AlexNet</w:t>
+      </w:r>
+      <w:proofErr w:type="spellEnd"/>
+      <w:r>
+        <w:rPr>
+          <w:rFonts w:eastAsia="Times New Roman"/>
+          <w:lang w:val="en-CA" w:eastAsia="en-US"/>
+        </w:rPr>
+        <w:t xml:space="preserve"> to 64x64 images using five conv layers in five stages. Stage 1 applies a 5x5 conv with a stride of 2 and 64 channels and applies max pooling (64x15x15). Stage 2 has a 5x5 conv with 192 channels with pooling (192x7x7). Stages 3-5 are 3x3 </w:t>
+      </w:r>
+      <w:proofErr w:type="spellStart"/>
+      <w:r>
+        <w:rPr>
+          <w:rFonts w:eastAsia="Times New Roman"/>
+          <w:lang w:val="en-CA" w:eastAsia="en-US"/>
+        </w:rPr>
+        <w:t>convs</w:t>
+      </w:r>
+      <w:proofErr w:type="spellEnd"/>
+      <w:r>
+        <w:rPr>
+          <w:rFonts w:eastAsia="Times New Roman"/>
+          <w:lang w:val="en-CA" w:eastAsia="en-US"/>
+        </w:rPr>
+        <w:t xml:space="preserve"> with 384, 384, 256 channels and the final pool </w:t>
+      </w:r>
+      <w:proofErr w:type="gramStart"/>
+      <w:r>
+        <w:rPr>
+          <w:rFonts w:eastAsia="Times New Roman"/>
+          <w:lang w:val="en-CA" w:eastAsia="en-US"/>
+        </w:rPr>
+        <w:t>reduces</w:t>
+      </w:r>
+      <w:proofErr w:type="gramEnd"/>
+      <w:r>
+        <w:rPr>
+          <w:rFonts w:eastAsia="Times New Roman"/>
+          <w:lang w:val="en-CA" w:eastAsia="en-US"/>
+        </w:rPr>
+        <w:t xml:space="preserve"> the output to 256x3x3. The flattened 2,304 features go through a classifier of </w:t>
+      </w:r>
+      <w:proofErr w:type="gramStart"/>
+      <w:r>
+        <w:rPr>
+          <w:rFonts w:eastAsia="Times New Roman"/>
+          <w:lang w:val="en-CA" w:eastAsia="en-US"/>
+        </w:rPr>
+        <w:t>Dropout(</w:t>
+      </w:r>
+      <w:proofErr w:type="gramEnd"/>
+      <w:r>
+        <w:rPr>
+          <w:rFonts w:eastAsia="Times New Roman"/>
+          <w:lang w:val="en-CA" w:eastAsia="en-US"/>
+        </w:rPr>
+        <w:t xml:space="preserve">0.5) to 1024 to </w:t>
+      </w:r>
+      <w:proofErr w:type="gramStart"/>
+      <w:r>
+        <w:rPr>
+          <w:rFonts w:eastAsia="Times New Roman"/>
+          <w:lang w:val="en-CA" w:eastAsia="en-US"/>
+        </w:rPr>
+        <w:t>Dropout(</w:t>
+      </w:r>
+      <w:proofErr w:type="gramEnd"/>
+      <w:r>
+        <w:rPr>
+          <w:rFonts w:eastAsia="Times New Roman"/>
+          <w:lang w:val="en-CA" w:eastAsia="en-US"/>
+        </w:rPr>
+        <w:t xml:space="preserve">0.5) to 1024 to 10. A normalization layer is put after conv1 and conv2 that uses Identity (none), </w:t>
+      </w:r>
+      <w:proofErr w:type="spellStart"/>
+      <w:proofErr w:type="gramStart"/>
+      <w:r>
+        <w:rPr>
+          <w:rFonts w:eastAsia="Times New Roman"/>
+          <w:lang w:val="en-CA" w:eastAsia="en-US"/>
+        </w:rPr>
+        <w:t>LocalResponseNorm</w:t>
+      </w:r>
+      <w:proofErr w:type="spellEnd"/>
+      <w:r>
+        <w:rPr>
+          <w:rFonts w:eastAsia="Times New Roman"/>
+          <w:lang w:val="en-CA" w:eastAsia="en-US"/>
+        </w:rPr>
+        <w:t>(</w:t>
+      </w:r>
+      <w:proofErr w:type="gramEnd"/>
+      <w:r>
+        <w:rPr>
+          <w:rFonts w:eastAsia="Times New Roman"/>
+          <w:lang w:val="en-CA" w:eastAsia="en-US"/>
+        </w:rPr>
+        <w:t xml:space="preserve">5, 1e-4, 0.75, 2), or BatchNorm2d. The BN variant has BatchNorm2d follow conv3-5. </w:t>
+      </w:r>
+      <w:proofErr w:type="gramStart"/>
+      <w:r>
+        <w:rPr>
+          <w:rFonts w:eastAsia="Times New Roman"/>
+          <w:lang w:val="en-CA" w:eastAsia="en-US"/>
+        </w:rPr>
+        <w:t>Overall</w:t>
+      </w:r>
+      <w:proofErr w:type="gramEnd"/>
+      <w:r>
+        <w:rPr>
+          <w:rFonts w:eastAsia="Times New Roman"/>
+          <w:lang w:val="en-CA" w:eastAsia="en-US"/>
+        </w:rPr>
+        <w:t xml:space="preserve"> the model has 6,608,842 parameters and BN has 6,611,402 (+2,560 BN parameters; LRN adds none). This is higher than the ≈6.3 M quoted in the lab manual, but recomputing each layer from the manual’s own </w:t>
+      </w:r>
+      <w:r>
+        <w:rPr>
+          <w:rFonts w:eastAsia="Times New Roman"/>
+          <w:lang w:val="en-CA" w:eastAsia="en-US"/>
+        </w:rPr>
         <w:lastRenderedPageBreak/>
-        <w:t xml:space="preserve">specification (Section 3.2) gives the same 6,608,842, so the difference comes from the manual’s reference value rather than our implementation. AlexNet-64 compared to the original AlexNet has the first conv layer shrink from 11x11 with a stride of 4 to 5x5 with a stride of 2, and FC layers shrinking from 4096 to 1024 nodes to have the model take 64x64 inputs. </w:t>
+        <w:t xml:space="preserve">specification (Section 3.2) gives the same 6,608,842, so the difference comes from the manual’s reference value rather than our implementation. AlexNet-64 compared to the original </w:t>
+      </w:r>
+      <w:proofErr w:type="spellStart"/>
+      <w:r>
+        <w:rPr>
+          <w:rFonts w:eastAsia="Times New Roman"/>
+          <w:lang w:val="en-CA" w:eastAsia="en-US"/>
+        </w:rPr>
+        <w:t>AlexNet</w:t>
+      </w:r>
+      <w:proofErr w:type="spellEnd"/>
+      <w:r>
+        <w:rPr>
+          <w:rFonts w:eastAsia="Times New Roman"/>
+          <w:lang w:val="en-CA" w:eastAsia="en-US"/>
+        </w:rPr>
+        <w:t xml:space="preserve"> has the first conv layer shrink from 11x11 with a stride of 4 to 5x5 with a stride of 2, and FC layers shrinking from 4096 to 1024 nodes to have the model take 64x64 inputs. </w:t>
       </w:r>
     </w:p>
     <w:p>
@@ -384,22 +606,175 @@
           <w:lang w:val="en-CA" w:eastAsia="en-US"/>
         </w:rPr>
         <w:lastRenderedPageBreak/>
-        <w:t>1.4 PyTorch Model Zoo AlexNet Baseline</w:t>
-      </w:r>
-    </w:p>
-    <w:p>
-      <w:pPr>
+        <w:t xml:space="preserve">1.4 </w:t>
+      </w:r>
+      <w:proofErr w:type="spellStart"/>
+      <w:r>
         <w:rPr>
           <w:rFonts w:eastAsia="Times New Roman"/>
           <w:lang w:val="en-CA" w:eastAsia="en-US"/>
         </w:rPr>
-      </w:pPr>
+        <w:t>PyTorch</w:t>
+      </w:r>
+      <w:proofErr w:type="spellEnd"/>
       <w:r>
         <w:rPr>
           <w:rFonts w:eastAsia="Times New Roman"/>
           <w:lang w:val="en-CA" w:eastAsia="en-US"/>
         </w:rPr>
-        <w:t>A baseline was created using torchvision's AlexNet (torchvision.models.alexnet), trained from scratch without pretrained weights. The last layer is replaced with Linear(4096, 10) for CIFAR-10 or Linear(4096, 200) for Tiny ImageNet. AlexNet was originally designed for 224×224 images, so its first conv layer uses an 11×11 kernel with a stride of 4. On a 64×64 input this shrinks the feature map quickly (64×15×15 after conv1), and by the last pool it is only 256×1×1. AdaptiveAvgPool2d(6, 6) then copies this 1×1 map up to 256×6×6, so the 64×64 input works with the original classifier. The model has 57 million params, with FC1 (9216×4096) alone accounting for 37.8 million. Because the 9,216 features entering FC1 are repeated copies of the same 256 values, most of these parameters receive little useful information.</w:t>
+        <w:t xml:space="preserve"> Model Zoo </w:t>
+      </w:r>
+      <w:proofErr w:type="spellStart"/>
+      <w:r>
+        <w:rPr>
+          <w:rFonts w:eastAsia="Times New Roman"/>
+          <w:lang w:val="en-CA" w:eastAsia="en-US"/>
+        </w:rPr>
+        <w:t>AlexNet</w:t>
+      </w:r>
+      <w:proofErr w:type="spellEnd"/>
+      <w:r>
+        <w:rPr>
+          <w:rFonts w:eastAsia="Times New Roman"/>
+          <w:lang w:val="en-CA" w:eastAsia="en-US"/>
+        </w:rPr>
+        <w:t xml:space="preserve"> Baseline</w:t>
+      </w:r>
+    </w:p>
+    <w:p>
+      <w:pPr>
+        <w:rPr>
+          <w:rFonts w:eastAsia="Times New Roman"/>
+          <w:lang w:val="en-CA" w:eastAsia="en-US"/>
+        </w:rPr>
+      </w:pPr>
+      <w:r>
+        <w:rPr>
+          <w:rFonts w:eastAsia="Times New Roman"/>
+          <w:lang w:val="en-CA" w:eastAsia="en-US"/>
+        </w:rPr>
+        <w:t xml:space="preserve">A baseline was created using </w:t>
+      </w:r>
+      <w:proofErr w:type="spellStart"/>
+      <w:r>
+        <w:rPr>
+          <w:rFonts w:eastAsia="Times New Roman"/>
+          <w:lang w:val="en-CA" w:eastAsia="en-US"/>
+        </w:rPr>
+        <w:t>torchvision's</w:t>
+      </w:r>
+      <w:proofErr w:type="spellEnd"/>
+      <w:r>
+        <w:rPr>
+          <w:rFonts w:eastAsia="Times New Roman"/>
+          <w:lang w:val="en-CA" w:eastAsia="en-US"/>
+        </w:rPr>
+        <w:t xml:space="preserve"> </w:t>
+      </w:r>
+      <w:proofErr w:type="spellStart"/>
+      <w:r>
+        <w:rPr>
+          <w:rFonts w:eastAsia="Times New Roman"/>
+          <w:lang w:val="en-CA" w:eastAsia="en-US"/>
+        </w:rPr>
+        <w:t>AlexNet</w:t>
+      </w:r>
+      <w:proofErr w:type="spellEnd"/>
+      <w:r>
+        <w:rPr>
+          <w:rFonts w:eastAsia="Times New Roman"/>
+          <w:lang w:val="en-CA" w:eastAsia="en-US"/>
+        </w:rPr>
+        <w:t xml:space="preserve"> (</w:t>
+      </w:r>
+      <w:proofErr w:type="spellStart"/>
+      <w:proofErr w:type="gramStart"/>
+      <w:r>
+        <w:rPr>
+          <w:rFonts w:eastAsia="Times New Roman"/>
+          <w:lang w:val="en-CA" w:eastAsia="en-US"/>
+        </w:rPr>
+        <w:t>torchvision.models</w:t>
+      </w:r>
+      <w:proofErr w:type="gramEnd"/>
+      <w:r>
+        <w:rPr>
+          <w:rFonts w:eastAsia="Times New Roman"/>
+          <w:lang w:val="en-CA" w:eastAsia="en-US"/>
+        </w:rPr>
+        <w:t>.alexnet</w:t>
+      </w:r>
+      <w:proofErr w:type="spellEnd"/>
+      <w:r>
+        <w:rPr>
+          <w:rFonts w:eastAsia="Times New Roman"/>
+          <w:lang w:val="en-CA" w:eastAsia="en-US"/>
+        </w:rPr>
+        <w:t xml:space="preserve">), trained from scratch without pretrained weights. The last layer is replaced with </w:t>
+      </w:r>
+      <w:proofErr w:type="gramStart"/>
+      <w:r>
+        <w:rPr>
+          <w:rFonts w:eastAsia="Times New Roman"/>
+          <w:lang w:val="en-CA" w:eastAsia="en-US"/>
+        </w:rPr>
+        <w:t>Linear(</w:t>
+      </w:r>
+      <w:proofErr w:type="gramEnd"/>
+      <w:r>
+        <w:rPr>
+          <w:rFonts w:eastAsia="Times New Roman"/>
+          <w:lang w:val="en-CA" w:eastAsia="en-US"/>
+        </w:rPr>
+        <w:t xml:space="preserve">4096, 10) for CIFAR-10 or </w:t>
+      </w:r>
+      <w:proofErr w:type="gramStart"/>
+      <w:r>
+        <w:rPr>
+          <w:rFonts w:eastAsia="Times New Roman"/>
+          <w:lang w:val="en-CA" w:eastAsia="en-US"/>
+        </w:rPr>
+        <w:t>Linear(</w:t>
+      </w:r>
+      <w:proofErr w:type="gramEnd"/>
+      <w:r>
+        <w:rPr>
+          <w:rFonts w:eastAsia="Times New Roman"/>
+          <w:lang w:val="en-CA" w:eastAsia="en-US"/>
+        </w:rPr>
+        <w:t xml:space="preserve">4096, 200) for Tiny ImageNet. </w:t>
+      </w:r>
+      <w:proofErr w:type="spellStart"/>
+      <w:r>
+        <w:rPr>
+          <w:rFonts w:eastAsia="Times New Roman"/>
+          <w:lang w:val="en-CA" w:eastAsia="en-US"/>
+        </w:rPr>
+        <w:t>AlexNet</w:t>
+      </w:r>
+      <w:proofErr w:type="spellEnd"/>
+      <w:r>
+        <w:rPr>
+          <w:rFonts w:eastAsia="Times New Roman"/>
+          <w:lang w:val="en-CA" w:eastAsia="en-US"/>
+        </w:rPr>
+        <w:t xml:space="preserve"> was originally designed for 224×224 images, so its first conv layer uses an 11×11 kernel with a stride of 4. On a 64×64 input this shrinks the feature map quickly (64×15×15 after conv1), and by the last pool it is only 256×1×1. AdaptiveAvgPool2</w:t>
+      </w:r>
+      <w:proofErr w:type="gramStart"/>
+      <w:r>
+        <w:rPr>
+          <w:rFonts w:eastAsia="Times New Roman"/>
+          <w:lang w:val="en-CA" w:eastAsia="en-US"/>
+        </w:rPr>
+        <w:t>d(</w:t>
+      </w:r>
+      <w:proofErr w:type="gramEnd"/>
+      <w:r>
+        <w:rPr>
+          <w:rFonts w:eastAsia="Times New Roman"/>
+          <w:lang w:val="en-CA" w:eastAsia="en-US"/>
+        </w:rPr>
+        <w:t>6, 6) then copies this 1×1 map up to 256×6×6, so the 64×64 input works with the original classifier. The model has 57 million params, with FC1 (9216×4096) alone accounting for 37.8 million. Because the 9,216 features entering FC1 are repeated copies of the same 256 values, most of these parameters receive little useful information.</w:t>
       </w:r>
     </w:p>
     <w:p>
@@ -453,7 +828,35 @@
         <w:rPr>
           <w:lang w:val="en-CA" w:eastAsia="en-US"/>
         </w:rPr>
-        <w:t>Figure 4: PyTorch Model Zoo AlexNet on a 64x64 input</w:t>
+        <w:t xml:space="preserve">Figure 4: </w:t>
+      </w:r>
+      <w:proofErr w:type="spellStart"/>
+      <w:r>
+        <w:rPr>
+          <w:lang w:val="en-CA" w:eastAsia="en-US"/>
+        </w:rPr>
+        <w:t>PyTorch</w:t>
+      </w:r>
+      <w:proofErr w:type="spellEnd"/>
+      <w:r>
+        <w:rPr>
+          <w:lang w:val="en-CA" w:eastAsia="en-US"/>
+        </w:rPr>
+        <w:t xml:space="preserve"> Model Zoo </w:t>
+      </w:r>
+      <w:proofErr w:type="spellStart"/>
+      <w:r>
+        <w:rPr>
+          <w:lang w:val="en-CA" w:eastAsia="en-US"/>
+        </w:rPr>
+        <w:t>AlexNet</w:t>
+      </w:r>
+      <w:proofErr w:type="spellEnd"/>
+      <w:r>
+        <w:rPr>
+          <w:lang w:val="en-CA" w:eastAsia="en-US"/>
+        </w:rPr>
+        <w:t xml:space="preserve"> on a 64x64 input</w:t>
       </w:r>
     </w:p>
     <w:p>
@@ -684,8 +1087,16 @@
               <w:rPr>
                 <w:lang w:val="en-CA" w:eastAsia="en-US"/>
               </w:rPr>
-              <w:t>16 px</w:t>
-            </w:r>
+              <w:t xml:space="preserve">16 </w:t>
+            </w:r>
+            <w:proofErr w:type="spellStart"/>
+            <w:r>
+              <w:rPr>
+                <w:lang w:val="en-CA" w:eastAsia="en-US"/>
+              </w:rPr>
+              <w:t>px</w:t>
+            </w:r>
+            <w:proofErr w:type="spellEnd"/>
           </w:p>
         </w:tc>
       </w:tr>
@@ -727,8 +1138,16 @@
               <w:rPr>
                 <w:lang w:val="en-CA" w:eastAsia="en-US"/>
               </w:rPr>
-              <w:t>19 px</w:t>
-            </w:r>
+              <w:t xml:space="preserve">19 </w:t>
+            </w:r>
+            <w:proofErr w:type="spellStart"/>
+            <w:r>
+              <w:rPr>
+                <w:lang w:val="en-CA" w:eastAsia="en-US"/>
+              </w:rPr>
+              <w:t>px</w:t>
+            </w:r>
+            <w:proofErr w:type="spellEnd"/>
           </w:p>
         </w:tc>
       </w:tr>
@@ -770,7 +1189,21 @@
               <w:rPr>
                 <w:lang w:val="en-CA" w:eastAsia="en-US"/>
               </w:rPr>
-              <w:t>97 px, more than the whole image</w:t>
+              <w:t xml:space="preserve">97 </w:t>
+            </w:r>
+            <w:proofErr w:type="spellStart"/>
+            <w:r>
+              <w:rPr>
+                <w:lang w:val="en-CA" w:eastAsia="en-US"/>
+              </w:rPr>
+              <w:t>px</w:t>
+            </w:r>
+            <w:proofErr w:type="spellEnd"/>
+            <w:r>
+              <w:rPr>
+                <w:lang w:val="en-CA" w:eastAsia="en-US"/>
+              </w:rPr>
+              <w:t>, more than the whole image</w:t>
             </w:r>
           </w:p>
         </w:tc>
@@ -1935,7 +2368,15 @@
     </w:tbl>
     <w:p>
       <w:r>
-        <w:t xml:space="preserve">Each LeNet output only sees a quarter of the image’s width, so it can’t model entire objects; whereas, AlexNet-64 output, with its improvements, can see the entire image. </w:t>
+        <w:t xml:space="preserve">Each LeNet output only sees a quarter of the image’s width, so it can’t model entire </w:t>
+      </w:r>
+      <w:proofErr w:type="gramStart"/>
+      <w:r>
+        <w:t>objects;</w:t>
+      </w:r>
+      <w:proofErr w:type="gramEnd"/>
+      <w:r>
+        <w:t xml:space="preserve"> whereas, AlexNet-64 output, with its improvements, can see the entire image. </w:t>
       </w:r>
     </w:p>
     <w:p>
@@ -2279,14 +2720,120 @@
         <w:rPr>
           <w:lang w:val="en-CA" w:eastAsia="en-US"/>
         </w:rPr>
-        <w:t xml:space="preserve">Testing against OpenCV and NumPy, they produce channels-last float32 arrays of shape (64, 64, 3) with values in [0, 1], stored in host RAM. The PyTorch pipeline produces a channel-first torch.float32 tensor of shape [3, 64, 64] on cuda:0, standardized to roughly [-2, 2]. Since the layouts and value ranges are different, </w:t>
-      </w:r>
+        <w:t xml:space="preserve">Testing against OpenCV and NumPy, they produce channels-last float32 arrays of shape (64, 64, 3) with values in [0, 1], stored in host RAM. The </w:t>
+      </w:r>
+      <w:proofErr w:type="spellStart"/>
+      <w:r>
+        <w:rPr>
+          <w:lang w:val="en-CA" w:eastAsia="en-US"/>
+        </w:rPr>
+        <w:t>PyTorch</w:t>
+      </w:r>
+      <w:proofErr w:type="spellEnd"/>
+      <w:r>
+        <w:rPr>
+          <w:lang w:val="en-CA" w:eastAsia="en-US"/>
+        </w:rPr>
+        <w:t xml:space="preserve"> pipeline produces a channel-first </w:t>
+      </w:r>
+      <w:proofErr w:type="gramStart"/>
+      <w:r>
+        <w:rPr>
+          <w:lang w:val="en-CA" w:eastAsia="en-US"/>
+        </w:rPr>
+        <w:t>torch.float</w:t>
+      </w:r>
+      <w:proofErr w:type="gramEnd"/>
+      <w:r>
+        <w:rPr>
+          <w:lang w:val="en-CA" w:eastAsia="en-US"/>
+        </w:rPr>
+        <w:t xml:space="preserve">32 tensor of shape [3, 64, 64] on cuda:0, standardized to roughly [-2, 2]. Since the layouts and value ranges are different, </w:t>
+      </w:r>
+      <w:proofErr w:type="spellStart"/>
       <w:r>
         <w:rPr>
           <w:lang w:val="en-CA" w:eastAsia="en-US"/>
         </w:rPr>
         <w:lastRenderedPageBreak/>
-        <w:t xml:space="preserve">ToTensor and Normalize are required to fit the tensors into the correct orientation and scale. PyTorch convolutions expect a CxHxW layout and zero-centred inputs. In the 1,000-image benchmark, the GPU pipeline (161.7 ms) was slower than the OpenCV (8.4 ms) and NumPy (26.2 ms). The noticeable time difference is most likely caused by the kernel-launch overhead dominating smaller images when they are processed one at a time and the GPU timing including first-call warm-up. The CPU timings also exclude the time it takes the host-to-device copy that training would still require. </w:t>
+        <w:t>ToTensor</w:t>
+      </w:r>
+      <w:proofErr w:type="spellEnd"/>
+      <w:r>
+        <w:rPr>
+          <w:lang w:val="en-CA" w:eastAsia="en-US"/>
+        </w:rPr>
+        <w:t xml:space="preserve"> and Normalize are required to fit the tensors into the correct orientation and scale. </w:t>
+      </w:r>
+      <w:proofErr w:type="spellStart"/>
+      <w:r>
+        <w:rPr>
+          <w:lang w:val="en-CA" w:eastAsia="en-US"/>
+        </w:rPr>
+        <w:t>PyTorch</w:t>
+      </w:r>
+      <w:proofErr w:type="spellEnd"/>
+      <w:r>
+        <w:rPr>
+          <w:lang w:val="en-CA" w:eastAsia="en-US"/>
+        </w:rPr>
+        <w:t xml:space="preserve"> convolutions expect a </w:t>
+      </w:r>
+      <w:proofErr w:type="spellStart"/>
+      <w:r>
+        <w:rPr>
+          <w:lang w:val="en-CA" w:eastAsia="en-US"/>
+        </w:rPr>
+        <w:t>CxHxW</w:t>
+      </w:r>
+      <w:proofErr w:type="spellEnd"/>
+      <w:r>
+        <w:rPr>
+          <w:lang w:val="en-CA" w:eastAsia="en-US"/>
+        </w:rPr>
+        <w:t xml:space="preserve"> layout and zero-centred inputs. In the 1,000-image benchmark, the GPU pipeline (161.7 </w:t>
+      </w:r>
+      <w:proofErr w:type="spellStart"/>
+      <w:r>
+        <w:rPr>
+          <w:lang w:val="en-CA" w:eastAsia="en-US"/>
+        </w:rPr>
+        <w:t>ms</w:t>
+      </w:r>
+      <w:proofErr w:type="spellEnd"/>
+      <w:r>
+        <w:rPr>
+          <w:lang w:val="en-CA" w:eastAsia="en-US"/>
+        </w:rPr>
+        <w:t xml:space="preserve">) was slower than the OpenCV (8.4 </w:t>
+      </w:r>
+      <w:proofErr w:type="spellStart"/>
+      <w:r>
+        <w:rPr>
+          <w:lang w:val="en-CA" w:eastAsia="en-US"/>
+        </w:rPr>
+        <w:t>ms</w:t>
+      </w:r>
+      <w:proofErr w:type="spellEnd"/>
+      <w:r>
+        <w:rPr>
+          <w:lang w:val="en-CA" w:eastAsia="en-US"/>
+        </w:rPr>
+        <w:t xml:space="preserve">) and NumPy (26.2 </w:t>
+      </w:r>
+      <w:proofErr w:type="spellStart"/>
+      <w:r>
+        <w:rPr>
+          <w:lang w:val="en-CA" w:eastAsia="en-US"/>
+        </w:rPr>
+        <w:t>ms</w:t>
+      </w:r>
+      <w:proofErr w:type="spellEnd"/>
+      <w:r>
+        <w:rPr>
+          <w:lang w:val="en-CA" w:eastAsia="en-US"/>
+        </w:rPr>
+        <w:t xml:space="preserve">). The noticeable time difference is most likely caused by the kernel-launch overhead dominating smaller images when they are processed one at a time and the GPU timing including first-call warm-up. The CPU timings also exclude the time it takes the host-to-device copy that training would still require. </w:t>
       </w:r>
     </w:p>
     <w:p>
@@ -2302,7 +2849,7 @@
           <w:lang w:val="en-CA" w:eastAsia="en-US"/>
         </w:rPr>
         <w:drawing>
-          <wp:inline distT="0" distB="0" distL="0" distR="0" wp14:anchorId="54E08EBA" wp14:editId="11456225">
+          <wp:inline distT="0" distB="0" distL="0" distR="0" wp14:anchorId="54E08EBA" wp14:editId="608A13B6">
             <wp:extent cx="5731510" cy="4803140"/>
             <wp:effectExtent l="0" t="0" r="0" b="0"/>
             <wp:docPr id="1782606504" name="Picture 1"/>
@@ -2387,7 +2934,21 @@
         <w:rPr>
           <w:lang w:val="en-CA" w:eastAsia="en-US"/>
         </w:rPr>
-        <w:t>FLOPs are counted as 2 × MACs, the same convention as the lab manual. Our values are higher than the manual's reference values (e.g., 4.8 MFLOPs for LeNet-5), but counting each layer by hand from the manual's own specification gives 3.58 M MACs for LeNet-5 and 218.3 M for AlexNet-64, matching our profiler, so the gap comes from the reference values.</w:t>
+        <w:t>FLOPs are counted as 2 × MACs, the same convention as the lab manual. Our values are higher than the manual's reference values (e.g., 4.8 MFLOPs for LeNet-5</w:t>
+      </w:r>
+      <w:proofErr w:type="gramStart"/>
+      <w:r>
+        <w:rPr>
+          <w:lang w:val="en-CA" w:eastAsia="en-US"/>
+        </w:rPr>
+        <w:t>), but</w:t>
+      </w:r>
+      <w:proofErr w:type="gramEnd"/>
+      <w:r>
+        <w:rPr>
+          <w:lang w:val="en-CA" w:eastAsia="en-US"/>
+        </w:rPr>
+        <w:t xml:space="preserve"> counting each layer by hand from the manual's own specification gives 3.58 M MACs for LeNet-5 and 218.3 M for AlexNet-64, matching our profiler, so the gap comes from the reference values.</w:t>
       </w:r>
       <w:r>
         <w:rPr>
@@ -2406,7 +2967,21 @@
           <w:lang w:val="en-CA" w:eastAsia="en-US"/>
         </w:rPr>
         <w:lastRenderedPageBreak/>
-        <w:t xml:space="preserve">convention the Zoo AlexNet needs fewer FLOPs than AlexNet-64 at 64×64, because its stride-4 first layer shrinks the feature maps much earlier. </w:t>
+        <w:t xml:space="preserve">convention the Zoo </w:t>
+      </w:r>
+      <w:proofErr w:type="spellStart"/>
+      <w:r>
+        <w:rPr>
+          <w:lang w:val="en-CA" w:eastAsia="en-US"/>
+        </w:rPr>
+        <w:t>AlexNet</w:t>
+      </w:r>
+      <w:proofErr w:type="spellEnd"/>
+      <w:r>
+        <w:rPr>
+          <w:lang w:val="en-CA" w:eastAsia="en-US"/>
+        </w:rPr>
+        <w:t xml:space="preserve"> needs fewer FLOPs than AlexNet-64 at 64×64, because its stride-4 first layer shrinks the feature maps much earlier. </w:t>
       </w:r>
     </w:p>
     <w:p>
@@ -2421,7 +2996,7 @@
           <w:lang w:val="en-CA" w:eastAsia="en-US"/>
         </w:rPr>
         <w:drawing>
-          <wp:inline distT="0" distB="0" distL="0" distR="0" wp14:anchorId="38838A2A" wp14:editId="68835449">
+          <wp:inline distT="0" distB="0" distL="0" distR="0" wp14:anchorId="38838A2A" wp14:editId="3E91201F">
             <wp:extent cx="5731510" cy="3098800"/>
             <wp:effectExtent l="0" t="0" r="0" b="0"/>
             <wp:docPr id="382126758" name="Picture 2"/>
@@ -2493,7 +3068,7 @@
           <w:lang w:val="en-CA" w:eastAsia="en-US"/>
         </w:rPr>
         <w:drawing>
-          <wp:inline distT="0" distB="0" distL="0" distR="0" wp14:anchorId="46CCB7CB" wp14:editId="3A65A54D">
+          <wp:inline distT="0" distB="0" distL="0" distR="0" wp14:anchorId="46CCB7CB" wp14:editId="637FF2C3">
             <wp:extent cx="5731510" cy="3139440"/>
             <wp:effectExtent l="0" t="0" r="0" b="0"/>
             <wp:docPr id="423009646" name="Picture 3"/>
@@ -2885,7 +3460,35 @@
               <w:rPr>
                 <w:lang w:val="en-CA" w:eastAsia="en-US"/>
               </w:rPr>
-              <w:t>None (ReLU + Overlapping MaxPool)</w:t>
+              <w:t>None (</w:t>
+            </w:r>
+            <w:proofErr w:type="spellStart"/>
+            <w:r>
+              <w:rPr>
+                <w:lang w:val="en-CA" w:eastAsia="en-US"/>
+              </w:rPr>
+              <w:t>ReLU</w:t>
+            </w:r>
+            <w:proofErr w:type="spellEnd"/>
+            <w:r>
+              <w:rPr>
+                <w:lang w:val="en-CA" w:eastAsia="en-US"/>
+              </w:rPr>
+              <w:t xml:space="preserve"> + Overlapping </w:t>
+            </w:r>
+            <w:proofErr w:type="spellStart"/>
+            <w:r>
+              <w:rPr>
+                <w:lang w:val="en-CA" w:eastAsia="en-US"/>
+              </w:rPr>
+              <w:t>MaxPool</w:t>
+            </w:r>
+            <w:proofErr w:type="spellEnd"/>
+            <w:r>
+              <w:rPr>
+                <w:lang w:val="en-CA" w:eastAsia="en-US"/>
+              </w:rPr>
+              <w:t>)</w:t>
             </w:r>
           </w:p>
         </w:tc>
@@ -2947,7 +3550,21 @@
               <w:rPr>
                 <w:lang w:val="en-CA" w:eastAsia="en-US"/>
               </w:rPr>
-              <w:t>3. AlexNet None</w:t>
+              <w:t xml:space="preserve">3. </w:t>
+            </w:r>
+            <w:proofErr w:type="spellStart"/>
+            <w:r>
+              <w:rPr>
+                <w:lang w:val="en-CA" w:eastAsia="en-US"/>
+              </w:rPr>
+              <w:t>AlexNet</w:t>
+            </w:r>
+            <w:proofErr w:type="spellEnd"/>
+            <w:r>
+              <w:rPr>
+                <w:lang w:val="en-CA" w:eastAsia="en-US"/>
+              </w:rPr>
+              <w:t xml:space="preserve"> None</w:t>
             </w:r>
           </w:p>
         </w:tc>
@@ -3049,7 +3666,21 @@
               <w:rPr>
                 <w:lang w:val="en-CA" w:eastAsia="en-US"/>
               </w:rPr>
-              <w:t>4. AlexNet LRN</w:t>
+              <w:t xml:space="preserve">4. </w:t>
+            </w:r>
+            <w:proofErr w:type="spellStart"/>
+            <w:r>
+              <w:rPr>
+                <w:lang w:val="en-CA" w:eastAsia="en-US"/>
+              </w:rPr>
+              <w:t>AlexNet</w:t>
+            </w:r>
+            <w:proofErr w:type="spellEnd"/>
+            <w:r>
+              <w:rPr>
+                <w:lang w:val="en-CA" w:eastAsia="en-US"/>
+              </w:rPr>
+              <w:t xml:space="preserve"> LRN</w:t>
             </w:r>
           </w:p>
         </w:tc>
@@ -3151,7 +3782,21 @@
               <w:rPr>
                 <w:lang w:val="en-CA" w:eastAsia="en-US"/>
               </w:rPr>
-              <w:t>5. AlexNet BN</w:t>
+              <w:t xml:space="preserve">5. </w:t>
+            </w:r>
+            <w:proofErr w:type="spellStart"/>
+            <w:r>
+              <w:rPr>
+                <w:lang w:val="en-CA" w:eastAsia="en-US"/>
+              </w:rPr>
+              <w:t>AlexNet</w:t>
+            </w:r>
+            <w:proofErr w:type="spellEnd"/>
+            <w:r>
+              <w:rPr>
+                <w:lang w:val="en-CA" w:eastAsia="en-US"/>
+              </w:rPr>
+              <w:t xml:space="preserve"> BN</w:t>
             </w:r>
           </w:p>
         </w:tc>
@@ -3253,8 +3898,30 @@
               <w:rPr>
                 <w:lang w:val="en-CA" w:eastAsia="en-US"/>
               </w:rPr>
-              <w:t>6. AlexNet BN+Aug</w:t>
-            </w:r>
+              <w:t xml:space="preserve">6. </w:t>
+            </w:r>
+            <w:proofErr w:type="spellStart"/>
+            <w:r>
+              <w:rPr>
+                <w:lang w:val="en-CA" w:eastAsia="en-US"/>
+              </w:rPr>
+              <w:t>AlexNet</w:t>
+            </w:r>
+            <w:proofErr w:type="spellEnd"/>
+            <w:r>
+              <w:rPr>
+                <w:lang w:val="en-CA" w:eastAsia="en-US"/>
+              </w:rPr>
+              <w:t xml:space="preserve"> </w:t>
+            </w:r>
+            <w:proofErr w:type="spellStart"/>
+            <w:r>
+              <w:rPr>
+                <w:lang w:val="en-CA" w:eastAsia="en-US"/>
+              </w:rPr>
+              <w:t>BN+Aug</w:t>
+            </w:r>
+            <w:proofErr w:type="spellEnd"/>
           </w:p>
         </w:tc>
         <w:tc>
@@ -3313,8 +3980,16 @@
               <w:rPr>
                 <w:lang w:val="en-CA" w:eastAsia="en-US"/>
               </w:rPr>
-              <w:t>Crop + Flip + ColorJitter</w:t>
-            </w:r>
+              <w:t xml:space="preserve">Crop + Flip + </w:t>
+            </w:r>
+            <w:proofErr w:type="spellStart"/>
+            <w:r>
+              <w:rPr>
+                <w:lang w:val="en-CA" w:eastAsia="en-US"/>
+              </w:rPr>
+              <w:t>ColorJitter</w:t>
+            </w:r>
+            <w:proofErr w:type="spellEnd"/>
           </w:p>
         </w:tc>
         <w:tc>
@@ -3355,8 +4030,16 @@
               <w:rPr>
                 <w:lang w:val="en-CA" w:eastAsia="en-US"/>
               </w:rPr>
-              <w:t>7. Zoo AlexNet</w:t>
-            </w:r>
+              <w:t xml:space="preserve">7. Zoo </w:t>
+            </w:r>
+            <w:proofErr w:type="spellStart"/>
+            <w:r>
+              <w:rPr>
+                <w:lang w:val="en-CA" w:eastAsia="en-US"/>
+              </w:rPr>
+              <w:t>AlexNet</w:t>
+            </w:r>
+            <w:proofErr w:type="spellEnd"/>
           </w:p>
         </w:tc>
         <w:tc>
@@ -3561,7 +4244,25 @@
                 <w:bCs/>
                 <w:lang w:val="en-CA" w:eastAsia="en-US"/>
               </w:rPr>
-              <w:t>Latency (ms)</w:t>
+              <w:t>Latency (</w:t>
+            </w:r>
+            <w:proofErr w:type="spellStart"/>
+            <w:r>
+              <w:rPr>
+                <w:b/>
+                <w:bCs/>
+                <w:lang w:val="en-CA" w:eastAsia="en-US"/>
+              </w:rPr>
+              <w:t>ms</w:t>
+            </w:r>
+            <w:proofErr w:type="spellEnd"/>
+            <w:r>
+              <w:rPr>
+                <w:b/>
+                <w:bCs/>
+                <w:lang w:val="en-CA" w:eastAsia="en-US"/>
+              </w:rPr>
+              <w:t>)</w:t>
             </w:r>
           </w:p>
         </w:tc>
@@ -3741,7 +4442,21 @@
               <w:rPr>
                 <w:lang w:val="en-CA" w:eastAsia="en-US"/>
               </w:rPr>
-              <w:t>3. AlexNet None</w:t>
+              <w:t xml:space="preserve">3. </w:t>
+            </w:r>
+            <w:proofErr w:type="spellStart"/>
+            <w:r>
+              <w:rPr>
+                <w:lang w:val="en-CA" w:eastAsia="en-US"/>
+              </w:rPr>
+              <w:t>AlexNet</w:t>
+            </w:r>
+            <w:proofErr w:type="spellEnd"/>
+            <w:r>
+              <w:rPr>
+                <w:lang w:val="en-CA" w:eastAsia="en-US"/>
+              </w:rPr>
+              <w:t xml:space="preserve"> None</w:t>
             </w:r>
           </w:p>
         </w:tc>
@@ -3821,7 +4536,21 @@
               <w:rPr>
                 <w:lang w:val="en-CA" w:eastAsia="en-US"/>
               </w:rPr>
-              <w:t>4. AlexNet LRN</w:t>
+              <w:t xml:space="preserve">4. </w:t>
+            </w:r>
+            <w:proofErr w:type="spellStart"/>
+            <w:r>
+              <w:rPr>
+                <w:lang w:val="en-CA" w:eastAsia="en-US"/>
+              </w:rPr>
+              <w:t>AlexNet</w:t>
+            </w:r>
+            <w:proofErr w:type="spellEnd"/>
+            <w:r>
+              <w:rPr>
+                <w:lang w:val="en-CA" w:eastAsia="en-US"/>
+              </w:rPr>
+              <w:t xml:space="preserve"> LRN</w:t>
             </w:r>
           </w:p>
         </w:tc>
@@ -3901,7 +4630,21 @@
               <w:rPr>
                 <w:lang w:val="en-CA" w:eastAsia="en-US"/>
               </w:rPr>
-              <w:t>5. AlexNet BN</w:t>
+              <w:t xml:space="preserve">5. </w:t>
+            </w:r>
+            <w:proofErr w:type="spellStart"/>
+            <w:r>
+              <w:rPr>
+                <w:lang w:val="en-CA" w:eastAsia="en-US"/>
+              </w:rPr>
+              <w:t>AlexNet</w:t>
+            </w:r>
+            <w:proofErr w:type="spellEnd"/>
+            <w:r>
+              <w:rPr>
+                <w:lang w:val="en-CA" w:eastAsia="en-US"/>
+              </w:rPr>
+              <w:t xml:space="preserve"> BN</w:t>
             </w:r>
           </w:p>
         </w:tc>
@@ -3981,8 +4724,30 @@
               <w:rPr>
                 <w:lang w:val="en-CA" w:eastAsia="en-US"/>
               </w:rPr>
-              <w:t>6. AlexNet BN+Aug</w:t>
-            </w:r>
+              <w:t xml:space="preserve">6. </w:t>
+            </w:r>
+            <w:proofErr w:type="spellStart"/>
+            <w:r>
+              <w:rPr>
+                <w:lang w:val="en-CA" w:eastAsia="en-US"/>
+              </w:rPr>
+              <w:t>AlexNet</w:t>
+            </w:r>
+            <w:proofErr w:type="spellEnd"/>
+            <w:r>
+              <w:rPr>
+                <w:lang w:val="en-CA" w:eastAsia="en-US"/>
+              </w:rPr>
+              <w:t xml:space="preserve"> </w:t>
+            </w:r>
+            <w:proofErr w:type="spellStart"/>
+            <w:r>
+              <w:rPr>
+                <w:lang w:val="en-CA" w:eastAsia="en-US"/>
+              </w:rPr>
+              <w:t>BN+Aug</w:t>
+            </w:r>
+            <w:proofErr w:type="spellEnd"/>
           </w:p>
         </w:tc>
         <w:tc>
@@ -4061,8 +4826,16 @@
               <w:rPr>
                 <w:lang w:val="en-CA" w:eastAsia="en-US"/>
               </w:rPr>
-              <w:t>7. Zoo AlexNet</w:t>
-            </w:r>
+              <w:t xml:space="preserve">7. Zoo </w:t>
+            </w:r>
+            <w:proofErr w:type="spellStart"/>
+            <w:r>
+              <w:rPr>
+                <w:lang w:val="en-CA" w:eastAsia="en-US"/>
+              </w:rPr>
+              <w:t>AlexNet</w:t>
+            </w:r>
+            <w:proofErr w:type="spellEnd"/>
           </w:p>
         </w:tc>
         <w:tc>
@@ -4494,7 +5267,21 @@
               <w:rPr>
                 <w:lang w:val="en-CA" w:eastAsia="en-US"/>
               </w:rPr>
-              <w:t>3. AlexNet None</w:t>
+              <w:t xml:space="preserve">3. </w:t>
+            </w:r>
+            <w:proofErr w:type="spellStart"/>
+            <w:r>
+              <w:rPr>
+                <w:lang w:val="en-CA" w:eastAsia="en-US"/>
+              </w:rPr>
+              <w:t>AlexNet</w:t>
+            </w:r>
+            <w:proofErr w:type="spellEnd"/>
+            <w:r>
+              <w:rPr>
+                <w:lang w:val="en-CA" w:eastAsia="en-US"/>
+              </w:rPr>
+              <w:t xml:space="preserve"> None</w:t>
             </w:r>
           </w:p>
         </w:tc>
@@ -4591,7 +5378,21 @@
               <w:rPr>
                 <w:lang w:val="en-CA" w:eastAsia="en-US"/>
               </w:rPr>
-              <w:t>4. AlexNet LRN</w:t>
+              <w:t xml:space="preserve">4. </w:t>
+            </w:r>
+            <w:proofErr w:type="spellStart"/>
+            <w:r>
+              <w:rPr>
+                <w:lang w:val="en-CA" w:eastAsia="en-US"/>
+              </w:rPr>
+              <w:t>AlexNet</w:t>
+            </w:r>
+            <w:proofErr w:type="spellEnd"/>
+            <w:r>
+              <w:rPr>
+                <w:lang w:val="en-CA" w:eastAsia="en-US"/>
+              </w:rPr>
+              <w:t xml:space="preserve"> LRN</w:t>
             </w:r>
           </w:p>
         </w:tc>
@@ -4688,7 +5489,21 @@
               <w:rPr>
                 <w:lang w:val="en-CA" w:eastAsia="en-US"/>
               </w:rPr>
-              <w:t>5. AlexNet BN</w:t>
+              <w:t xml:space="preserve">5. </w:t>
+            </w:r>
+            <w:proofErr w:type="spellStart"/>
+            <w:r>
+              <w:rPr>
+                <w:lang w:val="en-CA" w:eastAsia="en-US"/>
+              </w:rPr>
+              <w:t>AlexNet</w:t>
+            </w:r>
+            <w:proofErr w:type="spellEnd"/>
+            <w:r>
+              <w:rPr>
+                <w:lang w:val="en-CA" w:eastAsia="en-US"/>
+              </w:rPr>
+              <w:t xml:space="preserve"> BN</w:t>
             </w:r>
           </w:p>
         </w:tc>
@@ -4792,8 +5607,30 @@
               <w:rPr>
                 <w:lang w:val="en-CA" w:eastAsia="en-US"/>
               </w:rPr>
-              <w:t>6. AlexNet BN+Aug</w:t>
-            </w:r>
+              <w:t xml:space="preserve">6. </w:t>
+            </w:r>
+            <w:proofErr w:type="spellStart"/>
+            <w:r>
+              <w:rPr>
+                <w:lang w:val="en-CA" w:eastAsia="en-US"/>
+              </w:rPr>
+              <w:t>AlexNet</w:t>
+            </w:r>
+            <w:proofErr w:type="spellEnd"/>
+            <w:r>
+              <w:rPr>
+                <w:lang w:val="en-CA" w:eastAsia="en-US"/>
+              </w:rPr>
+              <w:t xml:space="preserve"> </w:t>
+            </w:r>
+            <w:proofErr w:type="spellStart"/>
+            <w:r>
+              <w:rPr>
+                <w:lang w:val="en-CA" w:eastAsia="en-US"/>
+              </w:rPr>
+              <w:t>BN+Aug</w:t>
+            </w:r>
+            <w:proofErr w:type="spellEnd"/>
           </w:p>
         </w:tc>
         <w:tc>
@@ -4893,8 +5730,16 @@
               <w:rPr>
                 <w:lang w:val="en-CA" w:eastAsia="en-US"/>
               </w:rPr>
-              <w:t>7. Zoo AlexNet</w:t>
-            </w:r>
+              <w:t xml:space="preserve">7. Zoo </w:t>
+            </w:r>
+            <w:proofErr w:type="spellStart"/>
+            <w:r>
+              <w:rPr>
+                <w:lang w:val="en-CA" w:eastAsia="en-US"/>
+              </w:rPr>
+              <w:t>AlexNet</w:t>
+            </w:r>
+            <w:proofErr w:type="spellEnd"/>
           </w:p>
         </w:tc>
         <w:tc>
@@ -5006,7 +5851,35 @@
         <w:rPr>
           <w:lang w:val="en-CA" w:eastAsia="en-US"/>
         </w:rPr>
-        <w:t>Five additional experiments were conducted against the AlexNet BN baseline (LR= 1e-3, batch 128, 10 epochs, no augmentation, seed 42). In Table 6, their deltas are measured against the baseline’s best validation accuracy of 78.34% and best macro-F1 of 77.99%. The configurations tested are as follows: AlexNet BN, LR = 1e-2, LR = 1e-4, Batch = 64, Batch = 256, and BN + Aug, 30 epochs. The first four change one setting each; the last changes two (augmentation and training length) to show their combined effect.</w:t>
+        <w:t xml:space="preserve">Five additional experiments were conducted against the </w:t>
+      </w:r>
+      <w:proofErr w:type="spellStart"/>
+      <w:r>
+        <w:rPr>
+          <w:lang w:val="en-CA" w:eastAsia="en-US"/>
+        </w:rPr>
+        <w:t>AlexNet</w:t>
+      </w:r>
+      <w:proofErr w:type="spellEnd"/>
+      <w:r>
+        <w:rPr>
+          <w:lang w:val="en-CA" w:eastAsia="en-US"/>
+        </w:rPr>
+        <w:t xml:space="preserve"> BN baseline (LR= 1e-3, batch 128, 10 epochs, no augmentation, seed 42). In Table 6, their deltas are measured against the baseline’s best validation accuracy of 78.34% and best macro-F1 of 77.99%. The configurations tested are as follows: </w:t>
+      </w:r>
+      <w:proofErr w:type="spellStart"/>
+      <w:r>
+        <w:rPr>
+          <w:lang w:val="en-CA" w:eastAsia="en-US"/>
+        </w:rPr>
+        <w:t>AlexNet</w:t>
+      </w:r>
+      <w:proofErr w:type="spellEnd"/>
+      <w:r>
+        <w:rPr>
+          <w:lang w:val="en-CA" w:eastAsia="en-US"/>
+        </w:rPr>
+        <w:t xml:space="preserve"> BN, LR = 1e-2, LR = 1e-4, Batch = 64, Batch = 256, and BN + Aug, 30 epochs. The first four change one setting each; the last changes two (augmentation and training length) to show their combined effect.</w:t>
       </w:r>
     </w:p>
     <w:p>
@@ -5076,22 +5949,25 @@
           <w:lang w:val="en-CA" w:eastAsia="en-US"/>
         </w:rPr>
       </w:pPr>
-      <w:commentRangeStart w:id="0"/>
-      <w:r>
-        <w:rPr>
-          <w:lang w:val="en-CA" w:eastAsia="en-US"/>
-        </w:rPr>
-        <w:t>Figure 12: AlexNet BN</w:t>
-      </w:r>
-      <w:commentRangeEnd w:id="0"/>
-      <w:r>
-        <w:rPr>
-          <w:rStyle w:val="CommentReference"/>
-          <w:sz w:val="24"/>
-          <w:szCs w:val="24"/>
-          <w:lang w:val="en-CA" w:eastAsia="en-US"/>
-        </w:rPr>
-        <w:commentReference w:id="0"/>
+      <w:r>
+        <w:rPr>
+          <w:lang w:val="en-CA" w:eastAsia="en-US"/>
+        </w:rPr>
+        <w:t xml:space="preserve">Figure 12: </w:t>
+      </w:r>
+      <w:proofErr w:type="spellStart"/>
+      <w:r>
+        <w:rPr>
+          <w:lang w:val="en-CA" w:eastAsia="en-US"/>
+        </w:rPr>
+        <w:t>AlexNet</w:t>
+      </w:r>
+      <w:proofErr w:type="spellEnd"/>
+      <w:r>
+        <w:rPr>
+          <w:lang w:val="en-CA" w:eastAsia="en-US"/>
+        </w:rPr>
+        <w:t xml:space="preserve"> BN</w:t>
       </w:r>
     </w:p>
     <w:p>
@@ -5133,6 +6009,310 @@
                 <pic:pic xmlns:pic="http://schemas.openxmlformats.org/drawingml/2006/picture">
                   <pic:nvPicPr>
                     <pic:cNvPr id="1797846773" name="Picture 2" descr="A graph of a graph of a graph of a graph of a graph of a graph of a graph of a graph of a graph of a graph of a graph of a graph of a graph of&#10;&#10;AI-generated content may be incorrect."/>
+                    <pic:cNvPicPr/>
+                  </pic:nvPicPr>
+                  <pic:blipFill>
+                    <a:blip r:embed="rId26" cstate="print">
+                      <a:extLst>
+                        <a:ext uri="{28A0092B-C50C-407E-A947-70E740481C1C}">
+                          <a14:useLocalDpi xmlns:a14="http://schemas.microsoft.com/office/drawing/2010/main" val="0"/>
+                        </a:ext>
+                      </a:extLst>
+                    </a:blip>
+                    <a:stretch>
+                      <a:fillRect/>
+                    </a:stretch>
+                  </pic:blipFill>
+                  <pic:spPr>
+                    <a:xfrm>
+                      <a:off x="0" y="0"/>
+                      <a:ext cx="5731510" cy="2388235"/>
+                    </a:xfrm>
+                    <a:prstGeom prst="rect">
+                      <a:avLst/>
+                    </a:prstGeom>
+                  </pic:spPr>
+                </pic:pic>
+              </a:graphicData>
+            </a:graphic>
+          </wp:inline>
+        </w:drawing>
+      </w:r>
+    </w:p>
+    <w:p>
+      <w:pPr>
+        <w:rPr>
+          <w:lang w:val="en-CA" w:eastAsia="en-US"/>
+        </w:rPr>
+      </w:pPr>
+      <w:r>
+        <w:rPr>
+          <w:lang w:val="en-CA" w:eastAsia="en-US"/>
+        </w:rPr>
+        <w:t>Figure 13: LR 1e-2</w:t>
+      </w:r>
+    </w:p>
+    <w:p>
+      <w:pPr>
+        <w:rPr>
+          <w:lang w:val="en-CA" w:eastAsia="en-US"/>
+        </w:rPr>
+      </w:pPr>
+    </w:p>
+    <w:p>
+      <w:pPr>
+        <w:rPr>
+          <w:lang w:val="en-CA" w:eastAsia="en-US"/>
+        </w:rPr>
+      </w:pPr>
+      <w:r>
+        <w:rPr>
+          <w:noProof/>
+          <w:lang w:val="en-CA" w:eastAsia="en-US"/>
+        </w:rPr>
+        <w:drawing>
+          <wp:inline distT="0" distB="0" distL="0" distR="0" wp14:anchorId="4892AEF7" wp14:editId="617F7A19">
+            <wp:extent cx="5731510" cy="2388235"/>
+            <wp:effectExtent l="0" t="0" r="0" b="0"/>
+            <wp:docPr id="443746383" name="Picture 3" descr="A graph of different types of loss&#10;&#10;AI-generated content may be incorrect."/>
+            <wp:cNvGraphicFramePr>
+              <a:graphicFrameLocks xmlns:a="http://schemas.openxmlformats.org/drawingml/2006/main" noChangeAspect="1"/>
+            </wp:cNvGraphicFramePr>
+            <a:graphic xmlns:a="http://schemas.openxmlformats.org/drawingml/2006/main">
+              <a:graphicData uri="http://schemas.openxmlformats.org/drawingml/2006/picture">
+                <pic:pic xmlns:pic="http://schemas.openxmlformats.org/drawingml/2006/picture">
+                  <pic:nvPicPr>
+                    <pic:cNvPr id="443746383" name="Picture 3" descr="A graph of different types of loss&#10;&#10;AI-generated content may be incorrect."/>
+                    <pic:cNvPicPr/>
+                  </pic:nvPicPr>
+                  <pic:blipFill>
+                    <a:blip r:embed="rId27" cstate="print">
+                      <a:extLst>
+                        <a:ext uri="{28A0092B-C50C-407E-A947-70E740481C1C}">
+                          <a14:useLocalDpi xmlns:a14="http://schemas.microsoft.com/office/drawing/2010/main" val="0"/>
+                        </a:ext>
+                      </a:extLst>
+                    </a:blip>
+                    <a:stretch>
+                      <a:fillRect/>
+                    </a:stretch>
+                  </pic:blipFill>
+                  <pic:spPr>
+                    <a:xfrm>
+                      <a:off x="0" y="0"/>
+                      <a:ext cx="5731510" cy="2388235"/>
+                    </a:xfrm>
+                    <a:prstGeom prst="rect">
+                      <a:avLst/>
+                    </a:prstGeom>
+                  </pic:spPr>
+                </pic:pic>
+              </a:graphicData>
+            </a:graphic>
+          </wp:inline>
+        </w:drawing>
+      </w:r>
+    </w:p>
+    <w:p>
+      <w:pPr>
+        <w:rPr>
+          <w:lang w:val="en-CA" w:eastAsia="en-US"/>
+        </w:rPr>
+      </w:pPr>
+    </w:p>
+    <w:p>
+      <w:pPr>
+        <w:rPr>
+          <w:lang w:val="en-CA" w:eastAsia="en-US"/>
+        </w:rPr>
+      </w:pPr>
+      <w:r>
+        <w:rPr>
+          <w:lang w:val="en-CA" w:eastAsia="en-US"/>
+        </w:rPr>
+        <w:t>Figure 14: LR 1e-4</w:t>
+      </w:r>
+    </w:p>
+    <w:p>
+      <w:pPr>
+        <w:rPr>
+          <w:lang w:val="en-CA" w:eastAsia="en-US"/>
+        </w:rPr>
+      </w:pPr>
+    </w:p>
+    <w:p>
+      <w:pPr>
+        <w:rPr>
+          <w:lang w:val="en-CA" w:eastAsia="en-US"/>
+        </w:rPr>
+      </w:pPr>
+    </w:p>
+    <w:p>
+      <w:pPr>
+        <w:rPr>
+          <w:lang w:val="en-CA" w:eastAsia="en-US"/>
+        </w:rPr>
+      </w:pPr>
+      <w:r>
+        <w:rPr>
+          <w:noProof/>
+          <w:lang w:val="en-CA" w:eastAsia="en-US"/>
+        </w:rPr>
+        <w:lastRenderedPageBreak/>
+        <w:drawing>
+          <wp:inline distT="0" distB="0" distL="0" distR="0" wp14:anchorId="72E77B45" wp14:editId="05351BFD">
+            <wp:extent cx="5731510" cy="2388235"/>
+            <wp:effectExtent l="0" t="0" r="0" b="0"/>
+            <wp:docPr id="1149113222" name="Picture 4" descr="A graph of a graph of a graph of a graph of a graph of a graph of a graph of a graph of a graph of a graph of a graph of a graph of a graph of&#10;&#10;AI-generated content may be incorrect."/>
+            <wp:cNvGraphicFramePr>
+              <a:graphicFrameLocks xmlns:a="http://schemas.openxmlformats.org/drawingml/2006/main" noChangeAspect="1"/>
+            </wp:cNvGraphicFramePr>
+            <a:graphic xmlns:a="http://schemas.openxmlformats.org/drawingml/2006/main">
+              <a:graphicData uri="http://schemas.openxmlformats.org/drawingml/2006/picture">
+                <pic:pic xmlns:pic="http://schemas.openxmlformats.org/drawingml/2006/picture">
+                  <pic:nvPicPr>
+                    <pic:cNvPr id="1149113222" name="Picture 4" descr="A graph of a graph of a graph of a graph of a graph of a graph of a graph of a graph of a graph of a graph of a graph of a graph of a graph of&#10;&#10;AI-generated content may be incorrect."/>
+                    <pic:cNvPicPr/>
+                  </pic:nvPicPr>
+                  <pic:blipFill>
+                    <a:blip r:embed="rId28" cstate="print">
+                      <a:extLst>
+                        <a:ext uri="{28A0092B-C50C-407E-A947-70E740481C1C}">
+                          <a14:useLocalDpi xmlns:a14="http://schemas.microsoft.com/office/drawing/2010/main" val="0"/>
+                        </a:ext>
+                      </a:extLst>
+                    </a:blip>
+                    <a:stretch>
+                      <a:fillRect/>
+                    </a:stretch>
+                  </pic:blipFill>
+                  <pic:spPr>
+                    <a:xfrm>
+                      <a:off x="0" y="0"/>
+                      <a:ext cx="5731510" cy="2388235"/>
+                    </a:xfrm>
+                    <a:prstGeom prst="rect">
+                      <a:avLst/>
+                    </a:prstGeom>
+                  </pic:spPr>
+                </pic:pic>
+              </a:graphicData>
+            </a:graphic>
+          </wp:inline>
+        </w:drawing>
+      </w:r>
+    </w:p>
+    <w:p>
+      <w:pPr>
+        <w:rPr>
+          <w:lang w:val="en-CA" w:eastAsia="en-US"/>
+        </w:rPr>
+      </w:pPr>
+      <w:r>
+        <w:rPr>
+          <w:lang w:val="en-CA" w:eastAsia="en-US"/>
+        </w:rPr>
+        <w:t>Figure 15: Batch 64</w:t>
+      </w:r>
+    </w:p>
+    <w:p>
+      <w:pPr>
+        <w:rPr>
+          <w:lang w:val="en-CA" w:eastAsia="en-US"/>
+        </w:rPr>
+      </w:pPr>
+    </w:p>
+    <w:p>
+      <w:pPr>
+        <w:rPr>
+          <w:lang w:val="en-CA" w:eastAsia="en-US"/>
+        </w:rPr>
+      </w:pPr>
+      <w:r>
+        <w:rPr>
+          <w:noProof/>
+          <w:lang w:val="en-CA" w:eastAsia="en-US"/>
+        </w:rPr>
+        <w:drawing>
+          <wp:inline distT="0" distB="0" distL="0" distR="0" wp14:anchorId="42BC410D" wp14:editId="16FD0EFF">
+            <wp:extent cx="5731510" cy="2388235"/>
+            <wp:effectExtent l="0" t="0" r="0" b="0"/>
+            <wp:docPr id="1212367555" name="Picture 5" descr="A graph of different types of loss&#10;&#10;AI-generated content may be incorrect."/>
+            <wp:cNvGraphicFramePr>
+              <a:graphicFrameLocks xmlns:a="http://schemas.openxmlformats.org/drawingml/2006/main" noChangeAspect="1"/>
+            </wp:cNvGraphicFramePr>
+            <a:graphic xmlns:a="http://schemas.openxmlformats.org/drawingml/2006/main">
+              <a:graphicData uri="http://schemas.openxmlformats.org/drawingml/2006/picture">
+                <pic:pic xmlns:pic="http://schemas.openxmlformats.org/drawingml/2006/picture">
+                  <pic:nvPicPr>
+                    <pic:cNvPr id="1212367555" name="Picture 5" descr="A graph of different types of loss&#10;&#10;AI-generated content may be incorrect."/>
+                    <pic:cNvPicPr/>
+                  </pic:nvPicPr>
+                  <pic:blipFill>
+                    <a:blip r:embed="rId29" cstate="print">
+                      <a:extLst>
+                        <a:ext uri="{28A0092B-C50C-407E-A947-70E740481C1C}">
+                          <a14:useLocalDpi xmlns:a14="http://schemas.microsoft.com/office/drawing/2010/main" val="0"/>
+                        </a:ext>
+                      </a:extLst>
+                    </a:blip>
+                    <a:stretch>
+                      <a:fillRect/>
+                    </a:stretch>
+                  </pic:blipFill>
+                  <pic:spPr>
+                    <a:xfrm>
+                      <a:off x="0" y="0"/>
+                      <a:ext cx="5731510" cy="2388235"/>
+                    </a:xfrm>
+                    <a:prstGeom prst="rect">
+                      <a:avLst/>
+                    </a:prstGeom>
+                  </pic:spPr>
+                </pic:pic>
+              </a:graphicData>
+            </a:graphic>
+          </wp:inline>
+        </w:drawing>
+      </w:r>
+    </w:p>
+    <w:p>
+      <w:pPr>
+        <w:rPr>
+          <w:lang w:val="en-CA" w:eastAsia="en-US"/>
+        </w:rPr>
+      </w:pPr>
+      <w:r>
+        <w:rPr>
+          <w:lang w:val="en-CA" w:eastAsia="en-US"/>
+        </w:rPr>
+        <w:t>Figure 16: Batch 256</w:t>
+      </w:r>
+    </w:p>
+    <w:p>
+      <w:pPr>
+        <w:rPr>
+          <w:lang w:val="en-CA" w:eastAsia="en-US"/>
+        </w:rPr>
+      </w:pPr>
+      <w:r>
+        <w:rPr>
+          <w:noProof/>
+          <w:lang w:val="en-CA" w:eastAsia="en-US"/>
+        </w:rPr>
+        <w:drawing>
+          <wp:inline distT="0" distB="0" distL="0" distR="0" wp14:anchorId="77438976" wp14:editId="68DA3A57">
+            <wp:extent cx="5731510" cy="2388235"/>
+            <wp:effectExtent l="0" t="0" r="0" b="0"/>
+            <wp:docPr id="1010025490" name="Picture 6" descr="A graph of different types of loss&#10;&#10;AI-generated content may be incorrect."/>
+            <wp:cNvGraphicFramePr>
+              <a:graphicFrameLocks xmlns:a="http://schemas.openxmlformats.org/drawingml/2006/main" noChangeAspect="1"/>
+            </wp:cNvGraphicFramePr>
+            <a:graphic xmlns:a="http://schemas.openxmlformats.org/drawingml/2006/main">
+              <a:graphicData uri="http://schemas.openxmlformats.org/drawingml/2006/picture">
+                <pic:pic xmlns:pic="http://schemas.openxmlformats.org/drawingml/2006/picture">
+                  <pic:nvPicPr>
+                    <pic:cNvPr id="1010025490" name="Picture 6" descr="A graph of different types of loss&#10;&#10;AI-generated content may be incorrect."/>
                     <pic:cNvPicPr/>
                   </pic:nvPicPr>
                   <pic:blipFill>
@@ -5173,7 +6353,1491 @@
         <w:rPr>
           <w:lang w:val="en-CA" w:eastAsia="en-US"/>
         </w:rPr>
-        <w:t>Figure 13: LR 1e-2</w:t>
+        <w:t>Figure 17: BN + Aug, 30 epochs (early stopping enabled, not triggered)</w:t>
+      </w:r>
+    </w:p>
+    <w:p>
+      <w:pPr>
+        <w:rPr>
+          <w:lang w:val="en-CA" w:eastAsia="en-US"/>
+        </w:rPr>
+      </w:pPr>
+      <w:r>
+        <w:rPr>
+          <w:lang w:val="en-CA" w:eastAsia="en-US"/>
+        </w:rPr>
+        <w:lastRenderedPageBreak/>
+        <w:t>Table 6: Deltas of results</w:t>
+      </w:r>
+    </w:p>
+    <w:tbl>
+      <w:tblPr>
+        <w:tblStyle w:val="TableGridLight"/>
+        <w:tblW w:w="9016" w:type="dxa"/>
+        <w:tblLook w:val="04A0" w:firstRow="1" w:lastRow="0" w:firstColumn="1" w:lastColumn="0" w:noHBand="0" w:noVBand="1"/>
+      </w:tblPr>
+      <w:tblGrid>
+        <w:gridCol w:w="1471"/>
+        <w:gridCol w:w="2181"/>
+        <w:gridCol w:w="1014"/>
+        <w:gridCol w:w="1032"/>
+        <w:gridCol w:w="1129"/>
+        <w:gridCol w:w="1032"/>
+        <w:gridCol w:w="1157"/>
+      </w:tblGrid>
+      <w:tr>
+        <w:tc>
+          <w:tcPr>
+            <w:tcW w:w="1250" w:type="dxa"/>
+            <w:shd w:val="clear" w:color="auto" w:fill="ADADAD" w:themeFill="background2" w:themeFillShade="BF"/>
+          </w:tcPr>
+          <w:p>
+            <w:pPr>
+              <w:spacing w:after="160" w:line="279" w:lineRule="auto"/>
+              <w:rPr>
+                <w:b/>
+                <w:bCs/>
+                <w:lang w:val="en-CA" w:eastAsia="en-US"/>
+              </w:rPr>
+            </w:pPr>
+            <w:r>
+              <w:rPr>
+                <w:b/>
+                <w:bCs/>
+                <w:lang w:val="en-CA" w:eastAsia="en-US"/>
+              </w:rPr>
+              <w:t>Experiment</w:t>
+            </w:r>
+          </w:p>
+        </w:tc>
+        <w:tc>
+          <w:tcPr>
+            <w:tcW w:w="2266" w:type="dxa"/>
+            <w:shd w:val="clear" w:color="auto" w:fill="ADADAD" w:themeFill="background2" w:themeFillShade="BF"/>
+          </w:tcPr>
+          <w:p>
+            <w:pPr>
+              <w:spacing w:after="160" w:line="279" w:lineRule="auto"/>
+              <w:rPr>
+                <w:b/>
+                <w:bCs/>
+                <w:lang w:val="en-CA" w:eastAsia="en-US"/>
+              </w:rPr>
+            </w:pPr>
+            <w:r>
+              <w:rPr>
+                <w:b/>
+                <w:bCs/>
+                <w:lang w:val="en-CA" w:eastAsia="en-US"/>
+              </w:rPr>
+              <w:t>Change</w:t>
+            </w:r>
+          </w:p>
+        </w:tc>
+        <w:tc>
+          <w:tcPr>
+            <w:tcW w:w="1050" w:type="dxa"/>
+            <w:shd w:val="clear" w:color="auto" w:fill="ADADAD" w:themeFill="background2" w:themeFillShade="BF"/>
+          </w:tcPr>
+          <w:p>
+            <w:pPr>
+              <w:spacing w:after="160" w:line="279" w:lineRule="auto"/>
+              <w:rPr>
+                <w:b/>
+                <w:bCs/>
+                <w:lang w:val="en-CA" w:eastAsia="en-US"/>
+              </w:rPr>
+            </w:pPr>
+            <w:r>
+              <w:rPr>
+                <w:b/>
+                <w:bCs/>
+                <w:lang w:val="en-CA" w:eastAsia="en-US"/>
+              </w:rPr>
+              <w:t xml:space="preserve">Best </w:t>
+            </w:r>
+            <w:proofErr w:type="spellStart"/>
+            <w:r>
+              <w:rPr>
+                <w:b/>
+                <w:bCs/>
+                <w:lang w:val="en-CA" w:eastAsia="en-US"/>
+              </w:rPr>
+              <w:t>val</w:t>
+            </w:r>
+            <w:proofErr w:type="spellEnd"/>
+            <w:r>
+              <w:rPr>
+                <w:b/>
+                <w:bCs/>
+                <w:lang w:val="en-CA" w:eastAsia="en-US"/>
+              </w:rPr>
+              <w:t xml:space="preserve"> acc (%)</w:t>
+            </w:r>
+          </w:p>
+        </w:tc>
+        <w:tc>
+          <w:tcPr>
+            <w:tcW w:w="1050" w:type="dxa"/>
+            <w:shd w:val="clear" w:color="auto" w:fill="ADADAD" w:themeFill="background2" w:themeFillShade="BF"/>
+          </w:tcPr>
+          <w:p>
+            <w:pPr>
+              <w:spacing w:after="160" w:line="279" w:lineRule="auto"/>
+              <w:rPr>
+                <w:b/>
+                <w:bCs/>
+                <w:lang w:val="en-CA" w:eastAsia="en-US"/>
+              </w:rPr>
+            </w:pPr>
+            <w:r>
+              <w:rPr>
+                <w:b/>
+                <w:bCs/>
+                <w:lang w:val="en-CA" w:eastAsia="en-US"/>
+              </w:rPr>
+              <w:t>Δ acc (pts)</w:t>
+            </w:r>
+          </w:p>
+        </w:tc>
+        <w:tc>
+          <w:tcPr>
+            <w:tcW w:w="1150" w:type="dxa"/>
+            <w:shd w:val="clear" w:color="auto" w:fill="ADADAD" w:themeFill="background2" w:themeFillShade="BF"/>
+          </w:tcPr>
+          <w:p>
+            <w:pPr>
+              <w:spacing w:after="160" w:line="279" w:lineRule="auto"/>
+              <w:rPr>
+                <w:b/>
+                <w:bCs/>
+                <w:lang w:val="en-CA" w:eastAsia="en-US"/>
+              </w:rPr>
+            </w:pPr>
+            <w:r>
+              <w:rPr>
+                <w:b/>
+                <w:bCs/>
+                <w:lang w:val="en-CA" w:eastAsia="en-US"/>
+              </w:rPr>
+              <w:t xml:space="preserve">Best </w:t>
+            </w:r>
+            <w:proofErr w:type="spellStart"/>
+            <w:r>
+              <w:rPr>
+                <w:b/>
+                <w:bCs/>
+                <w:lang w:val="en-CA" w:eastAsia="en-US"/>
+              </w:rPr>
+              <w:t>val</w:t>
+            </w:r>
+            <w:proofErr w:type="spellEnd"/>
+            <w:r>
+              <w:rPr>
+                <w:b/>
+                <w:bCs/>
+                <w:lang w:val="en-CA" w:eastAsia="en-US"/>
+              </w:rPr>
+              <w:t xml:space="preserve"> macro-F1 (%)</w:t>
+            </w:r>
+          </w:p>
+        </w:tc>
+        <w:tc>
+          <w:tcPr>
+            <w:tcW w:w="1050" w:type="dxa"/>
+            <w:shd w:val="clear" w:color="auto" w:fill="ADADAD" w:themeFill="background2" w:themeFillShade="BF"/>
+          </w:tcPr>
+          <w:p>
+            <w:pPr>
+              <w:spacing w:after="160" w:line="279" w:lineRule="auto"/>
+              <w:rPr>
+                <w:b/>
+                <w:bCs/>
+                <w:lang w:val="en-CA" w:eastAsia="en-US"/>
+              </w:rPr>
+            </w:pPr>
+            <w:r>
+              <w:rPr>
+                <w:b/>
+                <w:bCs/>
+                <w:lang w:val="en-CA" w:eastAsia="en-US"/>
+              </w:rPr>
+              <w:t>Δ F1 (pts)</w:t>
+            </w:r>
+          </w:p>
+        </w:tc>
+        <w:tc>
+          <w:tcPr>
+            <w:tcW w:w="1200" w:type="dxa"/>
+            <w:shd w:val="clear" w:color="auto" w:fill="ADADAD" w:themeFill="background2" w:themeFillShade="BF"/>
+          </w:tcPr>
+          <w:p>
+            <w:pPr>
+              <w:spacing w:after="160" w:line="279" w:lineRule="auto"/>
+              <w:rPr>
+                <w:b/>
+                <w:bCs/>
+                <w:lang w:val="en-CA" w:eastAsia="en-US"/>
+              </w:rPr>
+            </w:pPr>
+            <w:r>
+              <w:rPr>
+                <w:b/>
+                <w:bCs/>
+                <w:lang w:val="en-CA" w:eastAsia="en-US"/>
+              </w:rPr>
+              <w:t>Mean epoch time (s)</w:t>
+            </w:r>
+          </w:p>
+        </w:tc>
+      </w:tr>
+      <w:tr>
+        <w:tc>
+          <w:tcPr>
+            <w:tcW w:w="1250" w:type="dxa"/>
+          </w:tcPr>
+          <w:p>
+            <w:pPr>
+              <w:spacing w:after="160" w:line="279" w:lineRule="auto"/>
+              <w:rPr>
+                <w:lang w:val="en-CA" w:eastAsia="en-US"/>
+              </w:rPr>
+            </w:pPr>
+            <w:r>
+              <w:rPr>
+                <w:lang w:val="en-CA" w:eastAsia="en-US"/>
+              </w:rPr>
+              <w:t>Baseline</w:t>
+            </w:r>
+          </w:p>
+        </w:tc>
+        <w:tc>
+          <w:tcPr>
+            <w:tcW w:w="2266" w:type="dxa"/>
+          </w:tcPr>
+          <w:p>
+            <w:pPr>
+              <w:spacing w:after="160" w:line="279" w:lineRule="auto"/>
+              <w:rPr>
+                <w:lang w:val="en-CA" w:eastAsia="en-US"/>
+              </w:rPr>
+            </w:pPr>
+            <w:r>
+              <w:rPr>
+                <w:lang w:val="en-CA" w:eastAsia="en-US"/>
+              </w:rPr>
+              <w:t>n/a</w:t>
+            </w:r>
+          </w:p>
+        </w:tc>
+        <w:tc>
+          <w:tcPr>
+            <w:tcW w:w="1050" w:type="dxa"/>
+          </w:tcPr>
+          <w:p>
+            <w:pPr>
+              <w:spacing w:after="160" w:line="279" w:lineRule="auto"/>
+              <w:rPr>
+                <w:lang w:val="en-CA" w:eastAsia="en-US"/>
+              </w:rPr>
+            </w:pPr>
+            <w:r>
+              <w:rPr>
+                <w:lang w:val="en-CA" w:eastAsia="en-US"/>
+              </w:rPr>
+              <w:t>78.34</w:t>
+            </w:r>
+          </w:p>
+        </w:tc>
+        <w:tc>
+          <w:tcPr>
+            <w:tcW w:w="1050" w:type="dxa"/>
+          </w:tcPr>
+          <w:p>
+            <w:pPr>
+              <w:spacing w:after="160" w:line="279" w:lineRule="auto"/>
+              <w:rPr>
+                <w:lang w:val="en-CA" w:eastAsia="en-US"/>
+              </w:rPr>
+            </w:pPr>
+            <w:r>
+              <w:rPr>
+                <w:lang w:val="en-CA" w:eastAsia="en-US"/>
+              </w:rPr>
+              <w:t>n/a</w:t>
+            </w:r>
+          </w:p>
+        </w:tc>
+        <w:tc>
+          <w:tcPr>
+            <w:tcW w:w="1150" w:type="dxa"/>
+          </w:tcPr>
+          <w:p>
+            <w:pPr>
+              <w:spacing w:after="160" w:line="279" w:lineRule="auto"/>
+              <w:rPr>
+                <w:lang w:val="en-CA" w:eastAsia="en-US"/>
+              </w:rPr>
+            </w:pPr>
+            <w:r>
+              <w:rPr>
+                <w:lang w:val="en-CA" w:eastAsia="en-US"/>
+              </w:rPr>
+              <w:t>77.99</w:t>
+            </w:r>
+          </w:p>
+        </w:tc>
+        <w:tc>
+          <w:tcPr>
+            <w:tcW w:w="1050" w:type="dxa"/>
+          </w:tcPr>
+          <w:p>
+            <w:pPr>
+              <w:spacing w:after="160" w:line="279" w:lineRule="auto"/>
+              <w:rPr>
+                <w:lang w:val="en-CA" w:eastAsia="en-US"/>
+              </w:rPr>
+            </w:pPr>
+            <w:r>
+              <w:rPr>
+                <w:lang w:val="en-CA" w:eastAsia="en-US"/>
+              </w:rPr>
+              <w:t>n/a</w:t>
+            </w:r>
+          </w:p>
+        </w:tc>
+        <w:tc>
+          <w:tcPr>
+            <w:tcW w:w="1200" w:type="dxa"/>
+          </w:tcPr>
+          <w:p>
+            <w:pPr>
+              <w:spacing w:after="160" w:line="279" w:lineRule="auto"/>
+              <w:rPr>
+                <w:lang w:val="en-CA" w:eastAsia="en-US"/>
+              </w:rPr>
+            </w:pPr>
+            <w:r>
+              <w:rPr>
+                <w:lang w:val="en-CA" w:eastAsia="en-US"/>
+              </w:rPr>
+              <w:t>14.94</w:t>
+            </w:r>
+          </w:p>
+        </w:tc>
+      </w:tr>
+      <w:tr>
+        <w:tc>
+          <w:tcPr>
+            <w:tcW w:w="1250" w:type="dxa"/>
+          </w:tcPr>
+          <w:p>
+            <w:pPr>
+              <w:spacing w:after="160" w:line="279" w:lineRule="auto"/>
+              <w:rPr>
+                <w:lang w:val="en-CA" w:eastAsia="en-US"/>
+              </w:rPr>
+            </w:pPr>
+            <w:r>
+              <w:rPr>
+                <w:lang w:val="en-CA" w:eastAsia="en-US"/>
+              </w:rPr>
+              <w:t>LR 1e-2</w:t>
+            </w:r>
+          </w:p>
+        </w:tc>
+        <w:tc>
+          <w:tcPr>
+            <w:tcW w:w="2266" w:type="dxa"/>
+          </w:tcPr>
+          <w:p>
+            <w:pPr>
+              <w:spacing w:after="160" w:line="279" w:lineRule="auto"/>
+              <w:rPr>
+                <w:lang w:val="en-CA" w:eastAsia="en-US"/>
+              </w:rPr>
+            </w:pPr>
+            <w:r>
+              <w:rPr>
+                <w:lang w:val="en-CA" w:eastAsia="en-US"/>
+              </w:rPr>
+              <w:t>LR × 10</w:t>
+            </w:r>
+          </w:p>
+        </w:tc>
+        <w:tc>
+          <w:tcPr>
+            <w:tcW w:w="1050" w:type="dxa"/>
+          </w:tcPr>
+          <w:p>
+            <w:pPr>
+              <w:spacing w:after="160" w:line="279" w:lineRule="auto"/>
+              <w:rPr>
+                <w:lang w:val="en-CA" w:eastAsia="en-US"/>
+              </w:rPr>
+            </w:pPr>
+            <w:r>
+              <w:rPr>
+                <w:lang w:val="en-CA" w:eastAsia="en-US"/>
+              </w:rPr>
+              <w:t>53.91</w:t>
+            </w:r>
+          </w:p>
+        </w:tc>
+        <w:tc>
+          <w:tcPr>
+            <w:tcW w:w="1050" w:type="dxa"/>
+          </w:tcPr>
+          <w:p>
+            <w:pPr>
+              <w:spacing w:after="160" w:line="279" w:lineRule="auto"/>
+              <w:rPr>
+                <w:lang w:val="en-CA" w:eastAsia="en-US"/>
+              </w:rPr>
+            </w:pPr>
+            <w:r>
+              <w:rPr>
+                <w:lang w:val="en-CA" w:eastAsia="en-US"/>
+              </w:rPr>
+              <w:t>−24.43</w:t>
+            </w:r>
+          </w:p>
+        </w:tc>
+        <w:tc>
+          <w:tcPr>
+            <w:tcW w:w="1150" w:type="dxa"/>
+          </w:tcPr>
+          <w:p>
+            <w:pPr>
+              <w:spacing w:after="160" w:line="279" w:lineRule="auto"/>
+              <w:rPr>
+                <w:lang w:val="en-CA" w:eastAsia="en-US"/>
+              </w:rPr>
+            </w:pPr>
+            <w:r>
+              <w:rPr>
+                <w:lang w:val="en-CA" w:eastAsia="en-US"/>
+              </w:rPr>
+              <w:t>52.27</w:t>
+            </w:r>
+          </w:p>
+        </w:tc>
+        <w:tc>
+          <w:tcPr>
+            <w:tcW w:w="1050" w:type="dxa"/>
+          </w:tcPr>
+          <w:p>
+            <w:pPr>
+              <w:spacing w:after="160" w:line="279" w:lineRule="auto"/>
+              <w:rPr>
+                <w:lang w:val="en-CA" w:eastAsia="en-US"/>
+              </w:rPr>
+            </w:pPr>
+            <w:r>
+              <w:rPr>
+                <w:lang w:val="en-CA" w:eastAsia="en-US"/>
+              </w:rPr>
+              <w:t>−25.72</w:t>
+            </w:r>
+          </w:p>
+        </w:tc>
+        <w:tc>
+          <w:tcPr>
+            <w:tcW w:w="1200" w:type="dxa"/>
+          </w:tcPr>
+          <w:p>
+            <w:pPr>
+              <w:spacing w:after="160" w:line="279" w:lineRule="auto"/>
+              <w:rPr>
+                <w:lang w:val="en-CA" w:eastAsia="en-US"/>
+              </w:rPr>
+            </w:pPr>
+            <w:r>
+              <w:rPr>
+                <w:lang w:val="en-CA" w:eastAsia="en-US"/>
+              </w:rPr>
+              <w:t>14.97</w:t>
+            </w:r>
+          </w:p>
+        </w:tc>
+      </w:tr>
+      <w:tr>
+        <w:tc>
+          <w:tcPr>
+            <w:tcW w:w="1250" w:type="dxa"/>
+          </w:tcPr>
+          <w:p>
+            <w:pPr>
+              <w:spacing w:after="160" w:line="279" w:lineRule="auto"/>
+              <w:rPr>
+                <w:lang w:val="en-CA" w:eastAsia="en-US"/>
+              </w:rPr>
+            </w:pPr>
+            <w:r>
+              <w:rPr>
+                <w:lang w:val="en-CA" w:eastAsia="en-US"/>
+              </w:rPr>
+              <w:t>LR 1e-4</w:t>
+            </w:r>
+          </w:p>
+        </w:tc>
+        <w:tc>
+          <w:tcPr>
+            <w:tcW w:w="2266" w:type="dxa"/>
+          </w:tcPr>
+          <w:p>
+            <w:pPr>
+              <w:spacing w:after="160" w:line="279" w:lineRule="auto"/>
+              <w:rPr>
+                <w:lang w:val="en-CA" w:eastAsia="en-US"/>
+              </w:rPr>
+            </w:pPr>
+            <w:r>
+              <w:rPr>
+                <w:lang w:val="en-CA" w:eastAsia="en-US"/>
+              </w:rPr>
+              <w:t>LR ÷ 10</w:t>
+            </w:r>
+          </w:p>
+        </w:tc>
+        <w:tc>
+          <w:tcPr>
+            <w:tcW w:w="1050" w:type="dxa"/>
+          </w:tcPr>
+          <w:p>
+            <w:pPr>
+              <w:spacing w:after="160" w:line="279" w:lineRule="auto"/>
+              <w:rPr>
+                <w:lang w:val="en-CA" w:eastAsia="en-US"/>
+              </w:rPr>
+            </w:pPr>
+            <w:r>
+              <w:rPr>
+                <w:lang w:val="en-CA" w:eastAsia="en-US"/>
+              </w:rPr>
+              <w:t>79.01</w:t>
+            </w:r>
+          </w:p>
+        </w:tc>
+        <w:tc>
+          <w:tcPr>
+            <w:tcW w:w="1050" w:type="dxa"/>
+          </w:tcPr>
+          <w:p>
+            <w:pPr>
+              <w:spacing w:after="160" w:line="279" w:lineRule="auto"/>
+              <w:rPr>
+                <w:lang w:val="en-CA" w:eastAsia="en-US"/>
+              </w:rPr>
+            </w:pPr>
+            <w:r>
+              <w:rPr>
+                <w:lang w:val="en-CA" w:eastAsia="en-US"/>
+              </w:rPr>
+              <w:t>+0.67</w:t>
+            </w:r>
+          </w:p>
+        </w:tc>
+        <w:tc>
+          <w:tcPr>
+            <w:tcW w:w="1150" w:type="dxa"/>
+          </w:tcPr>
+          <w:p>
+            <w:pPr>
+              <w:spacing w:after="160" w:line="279" w:lineRule="auto"/>
+              <w:rPr>
+                <w:lang w:val="en-CA" w:eastAsia="en-US"/>
+              </w:rPr>
+            </w:pPr>
+            <w:r>
+              <w:rPr>
+                <w:lang w:val="en-CA" w:eastAsia="en-US"/>
+              </w:rPr>
+              <w:t>79.12</w:t>
+            </w:r>
+          </w:p>
+        </w:tc>
+        <w:tc>
+          <w:tcPr>
+            <w:tcW w:w="1050" w:type="dxa"/>
+          </w:tcPr>
+          <w:p>
+            <w:pPr>
+              <w:spacing w:after="160" w:line="279" w:lineRule="auto"/>
+              <w:rPr>
+                <w:lang w:val="en-CA" w:eastAsia="en-US"/>
+              </w:rPr>
+            </w:pPr>
+            <w:r>
+              <w:rPr>
+                <w:lang w:val="en-CA" w:eastAsia="en-US"/>
+              </w:rPr>
+              <w:t>+1.13</w:t>
+            </w:r>
+          </w:p>
+        </w:tc>
+        <w:tc>
+          <w:tcPr>
+            <w:tcW w:w="1200" w:type="dxa"/>
+          </w:tcPr>
+          <w:p>
+            <w:pPr>
+              <w:spacing w:after="160" w:line="279" w:lineRule="auto"/>
+              <w:rPr>
+                <w:lang w:val="en-CA" w:eastAsia="en-US"/>
+              </w:rPr>
+            </w:pPr>
+            <w:r>
+              <w:rPr>
+                <w:lang w:val="en-CA" w:eastAsia="en-US"/>
+              </w:rPr>
+              <w:t>15.04</w:t>
+            </w:r>
+          </w:p>
+        </w:tc>
+      </w:tr>
+      <w:tr>
+        <w:tc>
+          <w:tcPr>
+            <w:tcW w:w="1250" w:type="dxa"/>
+          </w:tcPr>
+          <w:p>
+            <w:pPr>
+              <w:spacing w:after="160" w:line="279" w:lineRule="auto"/>
+              <w:rPr>
+                <w:lang w:val="en-CA" w:eastAsia="en-US"/>
+              </w:rPr>
+            </w:pPr>
+            <w:r>
+              <w:rPr>
+                <w:lang w:val="en-CA" w:eastAsia="en-US"/>
+              </w:rPr>
+              <w:t>Batch 64</w:t>
+            </w:r>
+          </w:p>
+        </w:tc>
+        <w:tc>
+          <w:tcPr>
+            <w:tcW w:w="2266" w:type="dxa"/>
+          </w:tcPr>
+          <w:p>
+            <w:pPr>
+              <w:spacing w:after="160" w:line="279" w:lineRule="auto"/>
+              <w:rPr>
+                <w:lang w:val="en-CA" w:eastAsia="en-US"/>
+              </w:rPr>
+            </w:pPr>
+            <w:r>
+              <w:rPr>
+                <w:lang w:val="en-CA" w:eastAsia="en-US"/>
+              </w:rPr>
+              <w:t>Batch ÷ 2</w:t>
+            </w:r>
+          </w:p>
+        </w:tc>
+        <w:tc>
+          <w:tcPr>
+            <w:tcW w:w="1050" w:type="dxa"/>
+          </w:tcPr>
+          <w:p>
+            <w:pPr>
+              <w:spacing w:after="160" w:line="279" w:lineRule="auto"/>
+              <w:rPr>
+                <w:lang w:val="en-CA" w:eastAsia="en-US"/>
+              </w:rPr>
+            </w:pPr>
+            <w:r>
+              <w:rPr>
+                <w:lang w:val="en-CA" w:eastAsia="en-US"/>
+              </w:rPr>
+              <w:t>78.54</w:t>
+            </w:r>
+          </w:p>
+        </w:tc>
+        <w:tc>
+          <w:tcPr>
+            <w:tcW w:w="1050" w:type="dxa"/>
+          </w:tcPr>
+          <w:p>
+            <w:pPr>
+              <w:spacing w:after="160" w:line="279" w:lineRule="auto"/>
+              <w:rPr>
+                <w:lang w:val="en-CA" w:eastAsia="en-US"/>
+              </w:rPr>
+            </w:pPr>
+            <w:r>
+              <w:rPr>
+                <w:lang w:val="en-CA" w:eastAsia="en-US"/>
+              </w:rPr>
+              <w:t>+0.20</w:t>
+            </w:r>
+          </w:p>
+        </w:tc>
+        <w:tc>
+          <w:tcPr>
+            <w:tcW w:w="1150" w:type="dxa"/>
+          </w:tcPr>
+          <w:p>
+            <w:pPr>
+              <w:spacing w:after="160" w:line="279" w:lineRule="auto"/>
+              <w:rPr>
+                <w:lang w:val="en-CA" w:eastAsia="en-US"/>
+              </w:rPr>
+            </w:pPr>
+            <w:r>
+              <w:rPr>
+                <w:lang w:val="en-CA" w:eastAsia="en-US"/>
+              </w:rPr>
+              <w:t>78.54</w:t>
+            </w:r>
+          </w:p>
+        </w:tc>
+        <w:tc>
+          <w:tcPr>
+            <w:tcW w:w="1050" w:type="dxa"/>
+          </w:tcPr>
+          <w:p>
+            <w:pPr>
+              <w:spacing w:after="160" w:line="279" w:lineRule="auto"/>
+              <w:rPr>
+                <w:lang w:val="en-CA" w:eastAsia="en-US"/>
+              </w:rPr>
+            </w:pPr>
+            <w:r>
+              <w:rPr>
+                <w:lang w:val="en-CA" w:eastAsia="en-US"/>
+              </w:rPr>
+              <w:t>+0.55</w:t>
+            </w:r>
+          </w:p>
+        </w:tc>
+        <w:tc>
+          <w:tcPr>
+            <w:tcW w:w="1200" w:type="dxa"/>
+          </w:tcPr>
+          <w:p>
+            <w:pPr>
+              <w:spacing w:after="160" w:line="279" w:lineRule="auto"/>
+              <w:rPr>
+                <w:lang w:val="en-CA" w:eastAsia="en-US"/>
+              </w:rPr>
+            </w:pPr>
+            <w:r>
+              <w:rPr>
+                <w:lang w:val="en-CA" w:eastAsia="en-US"/>
+              </w:rPr>
+              <w:t>17.09</w:t>
+            </w:r>
+          </w:p>
+        </w:tc>
+      </w:tr>
+      <w:tr>
+        <w:tc>
+          <w:tcPr>
+            <w:tcW w:w="1250" w:type="dxa"/>
+          </w:tcPr>
+          <w:p>
+            <w:pPr>
+              <w:spacing w:after="160" w:line="279" w:lineRule="auto"/>
+              <w:rPr>
+                <w:lang w:val="en-CA" w:eastAsia="en-US"/>
+              </w:rPr>
+            </w:pPr>
+            <w:r>
+              <w:rPr>
+                <w:lang w:val="en-CA" w:eastAsia="en-US"/>
+              </w:rPr>
+              <w:t>Batch 256</w:t>
+            </w:r>
+          </w:p>
+        </w:tc>
+        <w:tc>
+          <w:tcPr>
+            <w:tcW w:w="2266" w:type="dxa"/>
+          </w:tcPr>
+          <w:p>
+            <w:pPr>
+              <w:spacing w:after="160" w:line="279" w:lineRule="auto"/>
+              <w:rPr>
+                <w:lang w:val="en-CA" w:eastAsia="en-US"/>
+              </w:rPr>
+            </w:pPr>
+            <w:r>
+              <w:rPr>
+                <w:lang w:val="en-CA" w:eastAsia="en-US"/>
+              </w:rPr>
+              <w:t>Batch × 2</w:t>
+            </w:r>
+          </w:p>
+        </w:tc>
+        <w:tc>
+          <w:tcPr>
+            <w:tcW w:w="1050" w:type="dxa"/>
+          </w:tcPr>
+          <w:p>
+            <w:pPr>
+              <w:spacing w:after="160" w:line="279" w:lineRule="auto"/>
+              <w:rPr>
+                <w:lang w:val="en-CA" w:eastAsia="en-US"/>
+              </w:rPr>
+            </w:pPr>
+            <w:r>
+              <w:rPr>
+                <w:lang w:val="en-CA" w:eastAsia="en-US"/>
+              </w:rPr>
+              <w:t>76.19</w:t>
+            </w:r>
+          </w:p>
+        </w:tc>
+        <w:tc>
+          <w:tcPr>
+            <w:tcW w:w="1050" w:type="dxa"/>
+          </w:tcPr>
+          <w:p>
+            <w:pPr>
+              <w:spacing w:after="160" w:line="279" w:lineRule="auto"/>
+              <w:rPr>
+                <w:lang w:val="en-CA" w:eastAsia="en-US"/>
+              </w:rPr>
+            </w:pPr>
+            <w:r>
+              <w:rPr>
+                <w:lang w:val="en-CA" w:eastAsia="en-US"/>
+              </w:rPr>
+              <w:t>−2.15</w:t>
+            </w:r>
+          </w:p>
+        </w:tc>
+        <w:tc>
+          <w:tcPr>
+            <w:tcW w:w="1150" w:type="dxa"/>
+          </w:tcPr>
+          <w:p>
+            <w:pPr>
+              <w:spacing w:after="160" w:line="279" w:lineRule="auto"/>
+              <w:rPr>
+                <w:lang w:val="en-CA" w:eastAsia="en-US"/>
+              </w:rPr>
+            </w:pPr>
+            <w:r>
+              <w:rPr>
+                <w:lang w:val="en-CA" w:eastAsia="en-US"/>
+              </w:rPr>
+              <w:t>76.19</w:t>
+            </w:r>
+          </w:p>
+        </w:tc>
+        <w:tc>
+          <w:tcPr>
+            <w:tcW w:w="1050" w:type="dxa"/>
+          </w:tcPr>
+          <w:p>
+            <w:pPr>
+              <w:spacing w:after="160" w:line="279" w:lineRule="auto"/>
+              <w:rPr>
+                <w:lang w:val="en-CA" w:eastAsia="en-US"/>
+              </w:rPr>
+            </w:pPr>
+            <w:r>
+              <w:rPr>
+                <w:lang w:val="en-CA" w:eastAsia="en-US"/>
+              </w:rPr>
+              <w:t>−1.80</w:t>
+            </w:r>
+          </w:p>
+        </w:tc>
+        <w:tc>
+          <w:tcPr>
+            <w:tcW w:w="1200" w:type="dxa"/>
+          </w:tcPr>
+          <w:p>
+            <w:pPr>
+              <w:spacing w:after="160" w:line="279" w:lineRule="auto"/>
+              <w:rPr>
+                <w:lang w:val="en-CA" w:eastAsia="en-US"/>
+              </w:rPr>
+            </w:pPr>
+            <w:r>
+              <w:rPr>
+                <w:lang w:val="en-CA" w:eastAsia="en-US"/>
+              </w:rPr>
+              <w:t>14.31</w:t>
+            </w:r>
+          </w:p>
+        </w:tc>
+      </w:tr>
+      <w:tr>
+        <w:tc>
+          <w:tcPr>
+            <w:tcW w:w="1250" w:type="dxa"/>
+          </w:tcPr>
+          <w:p>
+            <w:pPr>
+              <w:spacing w:after="160" w:line="279" w:lineRule="auto"/>
+              <w:rPr>
+                <w:lang w:val="en-CA" w:eastAsia="en-US"/>
+              </w:rPr>
+            </w:pPr>
+            <w:r>
+              <w:rPr>
+                <w:lang w:val="en-CA" w:eastAsia="en-US"/>
+              </w:rPr>
+              <w:t>BN + Aug, 30 epochs</w:t>
+            </w:r>
+          </w:p>
+        </w:tc>
+        <w:tc>
+          <w:tcPr>
+            <w:tcW w:w="2266" w:type="dxa"/>
+          </w:tcPr>
+          <w:p>
+            <w:pPr>
+              <w:spacing w:after="160" w:line="279" w:lineRule="auto"/>
+              <w:rPr>
+                <w:lang w:val="en-CA" w:eastAsia="en-US"/>
+              </w:rPr>
+            </w:pPr>
+            <w:r>
+              <w:rPr>
+                <w:lang w:val="en-CA" w:eastAsia="en-US"/>
+              </w:rPr>
+              <w:t>Augmentation + 30 epochs (early stopping enabled, not triggered)</w:t>
+            </w:r>
+          </w:p>
+        </w:tc>
+        <w:tc>
+          <w:tcPr>
+            <w:tcW w:w="1050" w:type="dxa"/>
+          </w:tcPr>
+          <w:p>
+            <w:pPr>
+              <w:spacing w:after="160" w:line="279" w:lineRule="auto"/>
+              <w:rPr>
+                <w:lang w:val="en-CA" w:eastAsia="en-US"/>
+              </w:rPr>
+            </w:pPr>
+            <w:r>
+              <w:rPr>
+                <w:lang w:val="en-CA" w:eastAsia="en-US"/>
+              </w:rPr>
+              <w:t>85.46</w:t>
+            </w:r>
+          </w:p>
+        </w:tc>
+        <w:tc>
+          <w:tcPr>
+            <w:tcW w:w="1050" w:type="dxa"/>
+          </w:tcPr>
+          <w:p>
+            <w:pPr>
+              <w:spacing w:after="160" w:line="279" w:lineRule="auto"/>
+              <w:rPr>
+                <w:lang w:val="en-CA" w:eastAsia="en-US"/>
+              </w:rPr>
+            </w:pPr>
+            <w:r>
+              <w:rPr>
+                <w:lang w:val="en-CA" w:eastAsia="en-US"/>
+              </w:rPr>
+              <w:t>+7.12</w:t>
+            </w:r>
+          </w:p>
+        </w:tc>
+        <w:tc>
+          <w:tcPr>
+            <w:tcW w:w="1150" w:type="dxa"/>
+          </w:tcPr>
+          <w:p>
+            <w:pPr>
+              <w:spacing w:after="160" w:line="279" w:lineRule="auto"/>
+              <w:rPr>
+                <w:lang w:val="en-CA" w:eastAsia="en-US"/>
+              </w:rPr>
+            </w:pPr>
+            <w:r>
+              <w:rPr>
+                <w:lang w:val="en-CA" w:eastAsia="en-US"/>
+              </w:rPr>
+              <w:t>85.49</w:t>
+            </w:r>
+          </w:p>
+        </w:tc>
+        <w:tc>
+          <w:tcPr>
+            <w:tcW w:w="1050" w:type="dxa"/>
+          </w:tcPr>
+          <w:p>
+            <w:pPr>
+              <w:spacing w:after="160" w:line="279" w:lineRule="auto"/>
+              <w:rPr>
+                <w:lang w:val="en-CA" w:eastAsia="en-US"/>
+              </w:rPr>
+            </w:pPr>
+            <w:r>
+              <w:rPr>
+                <w:lang w:val="en-CA" w:eastAsia="en-US"/>
+              </w:rPr>
+              <w:t>+7.50</w:t>
+            </w:r>
+          </w:p>
+        </w:tc>
+        <w:tc>
+          <w:tcPr>
+            <w:tcW w:w="1200" w:type="dxa"/>
+          </w:tcPr>
+          <w:p>
+            <w:pPr>
+              <w:spacing w:after="160" w:line="279" w:lineRule="auto"/>
+              <w:rPr>
+                <w:lang w:val="en-CA" w:eastAsia="en-US"/>
+              </w:rPr>
+            </w:pPr>
+            <w:r>
+              <w:rPr>
+                <w:lang w:val="en-CA" w:eastAsia="en-US"/>
+              </w:rPr>
+              <w:t>21.15</w:t>
+            </w:r>
+          </w:p>
+        </w:tc>
+      </w:tr>
+    </w:tbl>
+    <w:p>
+      <w:pPr>
+        <w:rPr>
+          <w:lang w:val="en-CA" w:eastAsia="en-US"/>
+        </w:rPr>
+      </w:pPr>
+      <w:r>
+        <w:rPr>
+          <w:lang w:val="en-CA" w:eastAsia="en-US"/>
+        </w:rPr>
+        <w:t xml:space="preserve">All six runs use the same AlexNet-64 BN network (6.611 M parameters, 437.97 MFLOPs, 0.76 </w:t>
+      </w:r>
+      <w:proofErr w:type="spellStart"/>
+      <w:r>
+        <w:rPr>
+          <w:lang w:val="en-CA" w:eastAsia="en-US"/>
+        </w:rPr>
+        <w:t>ms</w:t>
+      </w:r>
+      <w:proofErr w:type="spellEnd"/>
+      <w:r>
+        <w:rPr>
+          <w:lang w:val="en-CA" w:eastAsia="en-US"/>
+        </w:rPr>
+        <w:t xml:space="preserve"> latency), so only accuracy, macro-F1 and wall-clock time change. Each run uses seed 42; multi-seed Mean ± Std results for the normalization variants are in Table 7. Batch 64 has the longest epoch time of the 10-epoch runs because it takes twice as many optimizer steps per epoch, and the 30-epoch run is slower per epoch because of CPU-side augmentation.</w:t>
+      </w:r>
+    </w:p>
+    <w:p>
+      <w:pPr>
+        <w:rPr>
+          <w:lang w:val="en-CA" w:eastAsia="en-US"/>
+        </w:rPr>
+      </w:pPr>
+      <w:r>
+        <w:rPr>
+          <w:lang w:val="en-CA" w:eastAsia="en-US"/>
+        </w:rPr>
+        <w:t xml:space="preserve">The high learning rate destabilizes the first epochs and makes the model underfit. It continues to improve across the epochs and is still improving at epoch 10. The low learning rate compared to the baseline has similar accuracy, but its training accuracy climbs to 90% which means the model is overfitting. Changing the batch size to 64 is the same as baseline. Batch 256 halves the number of updates per epoch but has a validation accuracy 2.15 points less than baseline. The significant increase comes from training longer with augmentation, where validation loss keeps falling through to epoch 30 so early stopping is not triggered.  </w:t>
+      </w:r>
+    </w:p>
+    <w:p>
+      <w:pPr>
+        <w:pStyle w:val="Heading2"/>
+        <w:rPr>
+          <w:lang w:val="en-CA" w:eastAsia="en-US"/>
+        </w:rPr>
+      </w:pPr>
+      <w:r>
+        <w:rPr>
+          <w:lang w:val="en-CA" w:eastAsia="en-US"/>
+        </w:rPr>
+        <w:t>2.6 Multi-Seed Evaluation (Mean ± Std %)</w:t>
+      </w:r>
+    </w:p>
+    <w:p>
+      <w:pPr>
+        <w:rPr>
+          <w:lang w:val="en-CA" w:eastAsia="en-US"/>
+        </w:rPr>
+      </w:pPr>
+      <w:r>
+        <w:rPr>
+          <w:lang w:val="en-CA" w:eastAsia="en-US"/>
+        </w:rPr>
+        <w:t xml:space="preserve">The largest standard deviation (0.84 points) is smaller than the </w:t>
+      </w:r>
+      <w:proofErr w:type="gramStart"/>
+      <w:r>
+        <w:rPr>
+          <w:lang w:val="en-CA" w:eastAsia="en-US"/>
+        </w:rPr>
+        <w:t>2-7 point</w:t>
+      </w:r>
+      <w:proofErr w:type="gramEnd"/>
+      <w:r>
+        <w:rPr>
+          <w:lang w:val="en-CA" w:eastAsia="en-US"/>
+        </w:rPr>
+        <w:t xml:space="preserve"> gaps between methods. The order from worst to best normalization method is as follows: None &lt; LRN &lt; BN, and it holds across all three seeds.</w:t>
+      </w:r>
+    </w:p>
+    <w:p>
+      <w:pPr>
+        <w:rPr>
+          <w:lang w:val="en-CA" w:eastAsia="en-US"/>
+        </w:rPr>
+      </w:pPr>
+    </w:p>
+    <w:p>
+      <w:pPr>
+        <w:rPr>
+          <w:lang w:val="en-CA" w:eastAsia="en-US"/>
+        </w:rPr>
+      </w:pPr>
+      <w:r>
+        <w:rPr>
+          <w:lang w:val="en-CA" w:eastAsia="en-US"/>
+        </w:rPr>
+        <w:t>Table 7: AlexNet-64 normalization variants on CIFAR-10, mean ± sample standard deviation over seeds 42, 0, and 1 (n = 3).</w:t>
+      </w:r>
+    </w:p>
+    <w:tbl>
+      <w:tblPr>
+        <w:tblStyle w:val="TableGridLight"/>
+        <w:tblW w:w="0" w:type="auto"/>
+        <w:jc w:val="center"/>
+        <w:tblLook w:val="04A0" w:firstRow="1" w:lastRow="0" w:firstColumn="1" w:lastColumn="0" w:noHBand="0" w:noVBand="1"/>
+      </w:tblPr>
+      <w:tblGrid>
+        <w:gridCol w:w="830"/>
+        <w:gridCol w:w="1477"/>
+        <w:gridCol w:w="1477"/>
+      </w:tblGrid>
+      <w:tr>
+        <w:trPr>
+          <w:jc w:val="center"/>
+        </w:trPr>
+        <w:tc>
+          <w:tcPr>
+            <w:tcW w:w="0" w:type="auto"/>
+            <w:shd w:val="clear" w:color="auto" w:fill="ADADAD" w:themeFill="background2" w:themeFillShade="BF"/>
+            <w:hideMark/>
+          </w:tcPr>
+          <w:p>
+            <w:pPr>
+              <w:spacing w:after="160" w:line="279" w:lineRule="auto"/>
+              <w:rPr>
+                <w:b/>
+                <w:bCs/>
+                <w:lang w:val="en-CA" w:eastAsia="en-US"/>
+              </w:rPr>
+            </w:pPr>
+            <w:r>
+              <w:rPr>
+                <w:b/>
+                <w:bCs/>
+                <w:lang w:val="en-CA" w:eastAsia="en-US"/>
+              </w:rPr>
+              <w:lastRenderedPageBreak/>
+              <w:t>Norm</w:t>
+            </w:r>
+          </w:p>
+        </w:tc>
+        <w:tc>
+          <w:tcPr>
+            <w:tcW w:w="0" w:type="auto"/>
+            <w:shd w:val="clear" w:color="auto" w:fill="ADADAD" w:themeFill="background2" w:themeFillShade="BF"/>
+            <w:hideMark/>
+          </w:tcPr>
+          <w:p>
+            <w:pPr>
+              <w:spacing w:after="160" w:line="279" w:lineRule="auto"/>
+              <w:rPr>
+                <w:b/>
+                <w:bCs/>
+                <w:lang w:val="en-CA" w:eastAsia="en-US"/>
+              </w:rPr>
+            </w:pPr>
+            <w:r>
+              <w:rPr>
+                <w:b/>
+                <w:bCs/>
+                <w:lang w:val="en-CA" w:eastAsia="en-US"/>
+              </w:rPr>
+              <w:t>Val acc</w:t>
+            </w:r>
+          </w:p>
+        </w:tc>
+        <w:tc>
+          <w:tcPr>
+            <w:tcW w:w="0" w:type="auto"/>
+            <w:shd w:val="clear" w:color="auto" w:fill="ADADAD" w:themeFill="background2" w:themeFillShade="BF"/>
+            <w:hideMark/>
+          </w:tcPr>
+          <w:p>
+            <w:pPr>
+              <w:spacing w:after="160" w:line="279" w:lineRule="auto"/>
+              <w:rPr>
+                <w:b/>
+                <w:bCs/>
+                <w:lang w:val="en-CA" w:eastAsia="en-US"/>
+              </w:rPr>
+            </w:pPr>
+            <w:r>
+              <w:rPr>
+                <w:b/>
+                <w:bCs/>
+                <w:lang w:val="en-CA" w:eastAsia="en-US"/>
+              </w:rPr>
+              <w:t>Macro F1</w:t>
+            </w:r>
+          </w:p>
+        </w:tc>
+      </w:tr>
+      <w:tr>
+        <w:trPr>
+          <w:jc w:val="center"/>
+        </w:trPr>
+        <w:tc>
+          <w:tcPr>
+            <w:tcW w:w="0" w:type="auto"/>
+            <w:hideMark/>
+          </w:tcPr>
+          <w:p>
+            <w:pPr>
+              <w:spacing w:after="160" w:line="279" w:lineRule="auto"/>
+              <w:rPr>
+                <w:lang w:val="en-CA" w:eastAsia="en-US"/>
+              </w:rPr>
+            </w:pPr>
+            <w:r>
+              <w:rPr>
+                <w:lang w:val="en-CA" w:eastAsia="en-US"/>
+              </w:rPr>
+              <w:t>None</w:t>
+            </w:r>
+          </w:p>
+        </w:tc>
+        <w:tc>
+          <w:tcPr>
+            <w:tcW w:w="0" w:type="auto"/>
+            <w:hideMark/>
+          </w:tcPr>
+          <w:p>
+            <w:pPr>
+              <w:spacing w:after="160" w:line="279" w:lineRule="auto"/>
+              <w:rPr>
+                <w:lang w:val="en-CA" w:eastAsia="en-US"/>
+              </w:rPr>
+            </w:pPr>
+            <w:r>
+              <w:rPr>
+                <w:lang w:val="en-CA" w:eastAsia="en-US"/>
+              </w:rPr>
+              <w:t>72.08 ± 0.26</w:t>
+            </w:r>
+          </w:p>
+        </w:tc>
+        <w:tc>
+          <w:tcPr>
+            <w:tcW w:w="0" w:type="auto"/>
+            <w:hideMark/>
+          </w:tcPr>
+          <w:p>
+            <w:pPr>
+              <w:spacing w:after="160" w:line="279" w:lineRule="auto"/>
+              <w:rPr>
+                <w:lang w:val="en-CA" w:eastAsia="en-US"/>
+              </w:rPr>
+            </w:pPr>
+            <w:r>
+              <w:rPr>
+                <w:lang w:val="en-CA" w:eastAsia="en-US"/>
+              </w:rPr>
+              <w:t>71.89 ± 0.40</w:t>
+            </w:r>
+          </w:p>
+        </w:tc>
+      </w:tr>
+      <w:tr>
+        <w:trPr>
+          <w:jc w:val="center"/>
+        </w:trPr>
+        <w:tc>
+          <w:tcPr>
+            <w:tcW w:w="0" w:type="auto"/>
+            <w:hideMark/>
+          </w:tcPr>
+          <w:p>
+            <w:pPr>
+              <w:spacing w:after="160" w:line="279" w:lineRule="auto"/>
+              <w:rPr>
+                <w:lang w:val="en-CA" w:eastAsia="en-US"/>
+              </w:rPr>
+            </w:pPr>
+            <w:r>
+              <w:rPr>
+                <w:lang w:val="en-CA" w:eastAsia="en-US"/>
+              </w:rPr>
+              <w:t>LRN</w:t>
+            </w:r>
+          </w:p>
+        </w:tc>
+        <w:tc>
+          <w:tcPr>
+            <w:tcW w:w="0" w:type="auto"/>
+            <w:hideMark/>
+          </w:tcPr>
+          <w:p>
+            <w:pPr>
+              <w:spacing w:after="160" w:line="279" w:lineRule="auto"/>
+              <w:rPr>
+                <w:lang w:val="en-CA" w:eastAsia="en-US"/>
+              </w:rPr>
+            </w:pPr>
+            <w:r>
+              <w:rPr>
+                <w:lang w:val="en-CA" w:eastAsia="en-US"/>
+              </w:rPr>
+              <w:t>74.07 ± 0.31</w:t>
+            </w:r>
+          </w:p>
+        </w:tc>
+        <w:tc>
+          <w:tcPr>
+            <w:tcW w:w="0" w:type="auto"/>
+            <w:hideMark/>
+          </w:tcPr>
+          <w:p>
+            <w:pPr>
+              <w:spacing w:after="160" w:line="279" w:lineRule="auto"/>
+              <w:rPr>
+                <w:lang w:val="en-CA" w:eastAsia="en-US"/>
+              </w:rPr>
+            </w:pPr>
+            <w:r>
+              <w:rPr>
+                <w:lang w:val="en-CA" w:eastAsia="en-US"/>
+              </w:rPr>
+              <w:t>74.00 ± 0.43</w:t>
+            </w:r>
+          </w:p>
+        </w:tc>
+      </w:tr>
+      <w:tr>
+        <w:trPr>
+          <w:jc w:val="center"/>
+        </w:trPr>
+        <w:tc>
+          <w:tcPr>
+            <w:tcW w:w="0" w:type="auto"/>
+            <w:hideMark/>
+          </w:tcPr>
+          <w:p>
+            <w:pPr>
+              <w:spacing w:after="160" w:line="279" w:lineRule="auto"/>
+              <w:rPr>
+                <w:lang w:val="en-CA" w:eastAsia="en-US"/>
+              </w:rPr>
+            </w:pPr>
+            <w:r>
+              <w:rPr>
+                <w:lang w:val="en-CA" w:eastAsia="en-US"/>
+              </w:rPr>
+              <w:t>BN</w:t>
+            </w:r>
+          </w:p>
+        </w:tc>
+        <w:tc>
+          <w:tcPr>
+            <w:tcW w:w="0" w:type="auto"/>
+            <w:hideMark/>
+          </w:tcPr>
+          <w:p>
+            <w:pPr>
+              <w:spacing w:after="160" w:line="279" w:lineRule="auto"/>
+              <w:rPr>
+                <w:lang w:val="en-CA" w:eastAsia="en-US"/>
+              </w:rPr>
+            </w:pPr>
+            <w:r>
+              <w:rPr>
+                <w:lang w:val="en-CA" w:eastAsia="en-US"/>
+              </w:rPr>
+              <w:t>78.74 ± 0.49</w:t>
+            </w:r>
+          </w:p>
+        </w:tc>
+        <w:tc>
+          <w:tcPr>
+            <w:tcW w:w="0" w:type="auto"/>
+            <w:hideMark/>
+          </w:tcPr>
+          <w:p>
+            <w:pPr>
+              <w:spacing w:after="160" w:line="279" w:lineRule="auto"/>
+              <w:rPr>
+                <w:lang w:val="en-CA" w:eastAsia="en-US"/>
+              </w:rPr>
+            </w:pPr>
+            <w:r>
+              <w:rPr>
+                <w:lang w:val="en-CA" w:eastAsia="en-US"/>
+              </w:rPr>
+              <w:t>78.66 ± 0.84</w:t>
+            </w:r>
+          </w:p>
+        </w:tc>
+      </w:tr>
+    </w:tbl>
+    <w:p>
+      <w:pPr>
+        <w:rPr>
+          <w:lang w:val="en-CA" w:eastAsia="en-US"/>
+        </w:rPr>
+      </w:pPr>
+    </w:p>
+    <w:p>
+      <w:pPr>
+        <w:pStyle w:val="Heading2"/>
+        <w:rPr>
+          <w:lang w:val="en-CA" w:eastAsia="en-US"/>
+        </w:rPr>
+      </w:pPr>
+      <w:r>
+        <w:rPr>
+          <w:lang w:val="en-CA" w:eastAsia="en-US"/>
+        </w:rPr>
+        <w:t>2.7 Training and Validation Curves</w:t>
+      </w:r>
+    </w:p>
+    <w:p>
+      <w:pPr>
+        <w:rPr>
+          <w:lang w:val="en-CA" w:eastAsia="en-US"/>
+        </w:rPr>
+      </w:pPr>
+      <w:r>
+        <w:rPr>
+          <w:lang w:val="en-CA" w:eastAsia="en-US"/>
+        </w:rPr>
+        <w:t xml:space="preserve">Across the CIFAR-10 runs, BN variants converge the fastest and LeNet-5 converges the slowest. The </w:t>
+      </w:r>
+      <w:proofErr w:type="spellStart"/>
+      <w:r>
+        <w:rPr>
+          <w:lang w:val="en-CA" w:eastAsia="en-US"/>
+        </w:rPr>
+        <w:t>unaugmented</w:t>
+      </w:r>
+      <w:proofErr w:type="spellEnd"/>
+      <w:r>
+        <w:rPr>
+          <w:lang w:val="en-CA" w:eastAsia="en-US"/>
+        </w:rPr>
+        <w:t xml:space="preserve"> models show validation loss flattening or rising while training loss keeps falling, which is reflected as overfitting. For Tiny ImageNet, only the two BN models separate from the rest in 10 epochs.</w:t>
       </w:r>
     </w:p>
     <w:p>
@@ -5195,10 +7859,10 @@
           <w:lang w:val="en-CA" w:eastAsia="en-US"/>
         </w:rPr>
         <w:drawing>
-          <wp:inline distT="0" distB="0" distL="0" distR="0" wp14:anchorId="4892AEF7" wp14:editId="617F7A19">
+          <wp:inline distT="0" distB="0" distL="0" distR="0" wp14:anchorId="77F78CC6" wp14:editId="1E1B0431">
             <wp:extent cx="5731510" cy="2388235"/>
             <wp:effectExtent l="0" t="0" r="0" b="0"/>
-            <wp:docPr id="443746383" name="Picture 3" descr="A graph of different types of loss&#10;&#10;AI-generated content may be incorrect."/>
+            <wp:docPr id="1434999138" name="Picture 7" descr="A comparison of a graph&#10;&#10;AI-generated content may be incorrect."/>
             <wp:cNvGraphicFramePr>
               <a:graphicFrameLocks xmlns:a="http://schemas.openxmlformats.org/drawingml/2006/main" noChangeAspect="1"/>
             </wp:cNvGraphicFramePr>
@@ -5206,7 +7870,7 @@
               <a:graphicData uri="http://schemas.openxmlformats.org/drawingml/2006/picture">
                 <pic:pic xmlns:pic="http://schemas.openxmlformats.org/drawingml/2006/picture">
                   <pic:nvPicPr>
-                    <pic:cNvPr id="443746383" name="Picture 3" descr="A graph of different types of loss&#10;&#10;AI-generated content may be incorrect."/>
+                    <pic:cNvPr id="1434999138" name="Picture 7" descr="A comparison of a graph&#10;&#10;AI-generated content may be incorrect."/>
                     <pic:cNvPicPr/>
                   </pic:nvPicPr>
                   <pic:blipFill>
@@ -5243,26 +7907,12 @@
           <w:lang w:val="en-CA" w:eastAsia="en-US"/>
         </w:rPr>
       </w:pPr>
-    </w:p>
-    <w:p>
-      <w:pPr>
-        <w:rPr>
-          <w:lang w:val="en-CA" w:eastAsia="en-US"/>
-        </w:rPr>
-      </w:pPr>
-      <w:r>
-        <w:rPr>
-          <w:lang w:val="en-CA" w:eastAsia="en-US"/>
-        </w:rPr>
-        <w:t>Figure 14: LR 1e-4</w:t>
-      </w:r>
-    </w:p>
-    <w:p>
-      <w:pPr>
-        <w:rPr>
-          <w:lang w:val="en-CA" w:eastAsia="en-US"/>
-        </w:rPr>
-      </w:pPr>
+      <w:r>
+        <w:rPr>
+          <w:lang w:val="en-CA" w:eastAsia="en-US"/>
+        </w:rPr>
+        <w:t>Figure 18: LeNet-5 Baseline</w:t>
+      </w:r>
     </w:p>
     <w:p>
       <w:pPr>
@@ -5282,12 +7932,11 @@
           <w:noProof/>
           <w:lang w:val="en-CA" w:eastAsia="en-US"/>
         </w:rPr>
-        <w:lastRenderedPageBreak/>
         <w:drawing>
-          <wp:inline distT="0" distB="0" distL="0" distR="0" wp14:anchorId="72E77B45" wp14:editId="05351BFD">
+          <wp:inline distT="0" distB="0" distL="0" distR="0" wp14:anchorId="3B47EA05" wp14:editId="7DC588B8">
             <wp:extent cx="5731510" cy="2388235"/>
             <wp:effectExtent l="0" t="0" r="0" b="0"/>
-            <wp:docPr id="1149113222" name="Picture 4" descr="A graph of a graph of a graph of a graph of a graph of a graph of a graph of a graph of a graph of a graph of a graph of a graph of a graph of&#10;&#10;AI-generated content may be incorrect."/>
+            <wp:docPr id="404843579" name="Picture 8" descr="A comparison of a graph&#10;&#10;AI-generated content may be incorrect."/>
             <wp:cNvGraphicFramePr>
               <a:graphicFrameLocks xmlns:a="http://schemas.openxmlformats.org/drawingml/2006/main" noChangeAspect="1"/>
             </wp:cNvGraphicFramePr>
@@ -5295,7 +7944,7 @@
               <a:graphicData uri="http://schemas.openxmlformats.org/drawingml/2006/picture">
                 <pic:pic xmlns:pic="http://schemas.openxmlformats.org/drawingml/2006/picture">
                   <pic:nvPicPr>
-                    <pic:cNvPr id="1149113222" name="Picture 4" descr="A graph of a graph of a graph of a graph of a graph of a graph of a graph of a graph of a graph of a graph of a graph of a graph of a graph of&#10;&#10;AI-generated content may be incorrect."/>
+                    <pic:cNvPr id="404843579" name="Picture 8" descr="A comparison of a graph&#10;&#10;AI-generated content may be incorrect."/>
                     <pic:cNvPicPr/>
                   </pic:nvPicPr>
                   <pic:blipFill>
@@ -5336,7 +7985,8 @@
         <w:rPr>
           <w:lang w:val="en-CA" w:eastAsia="en-US"/>
         </w:rPr>
-        <w:t>Figure 15: Batch 64</w:t>
+        <w:lastRenderedPageBreak/>
+        <w:t>Figure 19: Modern LeNet</w:t>
       </w:r>
     </w:p>
     <w:p>
@@ -5358,10 +8008,10 @@
           <w:lang w:val="en-CA" w:eastAsia="en-US"/>
         </w:rPr>
         <w:drawing>
-          <wp:inline distT="0" distB="0" distL="0" distR="0" wp14:anchorId="42BC410D" wp14:editId="16FD0EFF">
+          <wp:inline distT="0" distB="0" distL="0" distR="0" wp14:anchorId="19096D5D" wp14:editId="1F32DFEF">
             <wp:extent cx="5731510" cy="2388235"/>
             <wp:effectExtent l="0" t="0" r="0" b="0"/>
-            <wp:docPr id="1212367555" name="Picture 5" descr="A graph of different types of loss&#10;&#10;AI-generated content may be incorrect."/>
+            <wp:docPr id="1207758370" name="Picture 9" descr="A comparison of a graph&#10;&#10;AI-generated content may be incorrect."/>
             <wp:cNvGraphicFramePr>
               <a:graphicFrameLocks xmlns:a="http://schemas.openxmlformats.org/drawingml/2006/main" noChangeAspect="1"/>
             </wp:cNvGraphicFramePr>
@@ -5369,7 +8019,7 @@
               <a:graphicData uri="http://schemas.openxmlformats.org/drawingml/2006/picture">
                 <pic:pic xmlns:pic="http://schemas.openxmlformats.org/drawingml/2006/picture">
                   <pic:nvPicPr>
-                    <pic:cNvPr id="1212367555" name="Picture 5" descr="A graph of different types of loss&#10;&#10;AI-generated content may be incorrect."/>
+                    <pic:cNvPr id="1207758370" name="Picture 9" descr="A comparison of a graph&#10;&#10;AI-generated content may be incorrect."/>
                     <pic:cNvPicPr/>
                   </pic:nvPicPr>
                   <pic:blipFill>
@@ -5410,8 +8060,29 @@
         <w:rPr>
           <w:lang w:val="en-CA" w:eastAsia="en-US"/>
         </w:rPr>
-        <w:t>Figure 16: Batch 256</w:t>
-      </w:r>
+        <w:t xml:space="preserve">Figure 20: </w:t>
+      </w:r>
+      <w:proofErr w:type="spellStart"/>
+      <w:r>
+        <w:rPr>
+          <w:lang w:val="en-CA" w:eastAsia="en-US"/>
+        </w:rPr>
+        <w:t>AlexNet</w:t>
+      </w:r>
+      <w:proofErr w:type="spellEnd"/>
+      <w:r>
+        <w:rPr>
+          <w:lang w:val="en-CA" w:eastAsia="en-US"/>
+        </w:rPr>
+        <w:t xml:space="preserve"> None</w:t>
+      </w:r>
+    </w:p>
+    <w:p>
+      <w:pPr>
+        <w:rPr>
+          <w:lang w:val="en-CA" w:eastAsia="en-US"/>
+        </w:rPr>
+      </w:pPr>
     </w:p>
     <w:p>
       <w:pPr>
@@ -5422,13 +8093,12 @@
       <w:r>
         <w:rPr>
           <w:noProof/>
-          <w:lang w:val="en-CA" w:eastAsia="en-US"/>
         </w:rPr>
         <w:drawing>
-          <wp:inline distT="0" distB="0" distL="0" distR="0" wp14:anchorId="77438976" wp14:editId="68DA3A57">
-            <wp:extent cx="5731510" cy="2388235"/>
-            <wp:effectExtent l="0" t="0" r="0" b="0"/>
-            <wp:docPr id="1010025490" name="Picture 6" descr="A graph of different types of loss&#10;&#10;AI-generated content may be incorrect."/>
+          <wp:inline distT="0" distB="0" distL="0" distR="0" wp14:anchorId="4426EBCB" wp14:editId="24309214">
+            <wp:extent cx="5731510" cy="2388129"/>
+            <wp:effectExtent l="0" t="0" r="0" b="6350"/>
+            <wp:docPr id="568200974" name="Picture 1"/>
             <wp:cNvGraphicFramePr>
               <a:graphicFrameLocks xmlns:a="http://schemas.openxmlformats.org/drawingml/2006/main" noChangeAspect="1"/>
             </wp:cNvGraphicFramePr>
@@ -5436,17 +8106,11 @@
               <a:graphicData uri="http://schemas.openxmlformats.org/drawingml/2006/picture">
                 <pic:pic xmlns:pic="http://schemas.openxmlformats.org/drawingml/2006/picture">
                   <pic:nvPicPr>
-                    <pic:cNvPr id="1010025490" name="Picture 6" descr="A graph of different types of loss&#10;&#10;AI-generated content may be incorrect."/>
+                    <pic:cNvPr id="1978065901" name=""/>
                     <pic:cNvPicPr/>
                   </pic:nvPicPr>
                   <pic:blipFill>
-                    <a:blip r:embed="rId34" cstate="print">
-                      <a:extLst>
-                        <a:ext uri="{28A0092B-C50C-407E-A947-70E740481C1C}">
-                          <a14:useLocalDpi xmlns:a14="http://schemas.microsoft.com/office/drawing/2010/main" val="0"/>
-                        </a:ext>
-                      </a:extLst>
-                    </a:blip>
+                    <a:blip r:embed="rId34"/>
                     <a:stretch>
                       <a:fillRect/>
                     </a:stretch>
@@ -5454,7 +8118,7 @@
                   <pic:spPr>
                     <a:xfrm>
                       <a:off x="0" y="0"/>
-                      <a:ext cx="5731510" cy="2388235"/>
+                      <a:ext cx="5731510" cy="2388129"/>
                     </a:xfrm>
                     <a:prstGeom prst="rect">
                       <a:avLst/>
@@ -5477,1438 +8141,46 @@
         <w:rPr>
           <w:lang w:val="en-CA" w:eastAsia="en-US"/>
         </w:rPr>
-        <w:t>Figure 17: BN + Aug, 30 epochs (early stopping enabled, not triggered)</w:t>
-      </w:r>
-    </w:p>
-    <w:p>
-      <w:pPr>
-        <w:rPr>
-          <w:lang w:val="en-CA" w:eastAsia="en-US"/>
-        </w:rPr>
-      </w:pPr>
-      <w:r>
-        <w:rPr>
-          <w:lang w:val="en-CA" w:eastAsia="en-US"/>
+        <w:t xml:space="preserve">Figure 21: </w:t>
+      </w:r>
+      <w:proofErr w:type="spellStart"/>
+      <w:r>
+        <w:rPr>
+          <w:lang w:val="en-CA" w:eastAsia="en-US"/>
+        </w:rPr>
+        <w:t>AlexNet</w:t>
+      </w:r>
+      <w:proofErr w:type="spellEnd"/>
+      <w:r>
+        <w:rPr>
+          <w:lang w:val="en-CA" w:eastAsia="en-US"/>
+        </w:rPr>
+        <w:t xml:space="preserve"> LRN</w:t>
+      </w:r>
+    </w:p>
+    <w:p>
+      <w:pPr>
+        <w:rPr>
+          <w:lang w:val="en-CA" w:eastAsia="en-US"/>
+        </w:rPr>
+      </w:pPr>
+    </w:p>
+    <w:p>
+      <w:pPr>
+        <w:rPr>
+          <w:lang w:val="en-CA" w:eastAsia="en-US"/>
+        </w:rPr>
+      </w:pPr>
+      <w:r>
+        <w:rPr>
+          <w:noProof/>
         </w:rPr>
         <w:lastRenderedPageBreak/>
-        <w:t>Table 6: Deltas of results</w:t>
-      </w:r>
-    </w:p>
-    <w:tbl>
-      <w:tblPr>
-        <w:tblStyle w:val="TableGridLight"/>
-        <w:tblW w:w="9016" w:type="dxa"/>
-        <w:tblLook w:val="04A0" w:firstRow="1" w:lastRow="0" w:firstColumn="1" w:lastColumn="0" w:noHBand="0" w:noVBand="1"/>
-      </w:tblPr>
-      <w:tblGrid>
-        <w:gridCol w:w="1471"/>
-        <w:gridCol w:w="2181"/>
-        <w:gridCol w:w="1014"/>
-        <w:gridCol w:w="1032"/>
-        <w:gridCol w:w="1129"/>
-        <w:gridCol w:w="1032"/>
-        <w:gridCol w:w="1157"/>
-      </w:tblGrid>
-      <w:tr>
-        <w:tc>
-          <w:tcPr>
-            <w:tcW w:w="1250" w:type="dxa"/>
-            <w:shd w:val="clear" w:color="auto" w:fill="ADADAD" w:themeFill="background2" w:themeFillShade="BF"/>
-          </w:tcPr>
-          <w:p>
-            <w:pPr>
-              <w:spacing w:after="160" w:line="279" w:lineRule="auto"/>
-              <w:rPr>
-                <w:b/>
-                <w:bCs/>
-                <w:lang w:val="en-CA" w:eastAsia="en-US"/>
-              </w:rPr>
-            </w:pPr>
-            <w:r>
-              <w:rPr>
-                <w:b/>
-                <w:bCs/>
-                <w:lang w:val="en-CA" w:eastAsia="en-US"/>
-              </w:rPr>
-              <w:t>Experiment</w:t>
-            </w:r>
-          </w:p>
-        </w:tc>
-        <w:tc>
-          <w:tcPr>
-            <w:tcW w:w="2266" w:type="dxa"/>
-            <w:shd w:val="clear" w:color="auto" w:fill="ADADAD" w:themeFill="background2" w:themeFillShade="BF"/>
-          </w:tcPr>
-          <w:p>
-            <w:pPr>
-              <w:spacing w:after="160" w:line="279" w:lineRule="auto"/>
-              <w:rPr>
-                <w:b/>
-                <w:bCs/>
-                <w:lang w:val="en-CA" w:eastAsia="en-US"/>
-              </w:rPr>
-            </w:pPr>
-            <w:r>
-              <w:rPr>
-                <w:b/>
-                <w:bCs/>
-                <w:lang w:val="en-CA" w:eastAsia="en-US"/>
-              </w:rPr>
-              <w:t>Change</w:t>
-            </w:r>
-          </w:p>
-        </w:tc>
-        <w:tc>
-          <w:tcPr>
-            <w:tcW w:w="1050" w:type="dxa"/>
-            <w:shd w:val="clear" w:color="auto" w:fill="ADADAD" w:themeFill="background2" w:themeFillShade="BF"/>
-          </w:tcPr>
-          <w:p>
-            <w:pPr>
-              <w:spacing w:after="160" w:line="279" w:lineRule="auto"/>
-              <w:rPr>
-                <w:b/>
-                <w:bCs/>
-                <w:lang w:val="en-CA" w:eastAsia="en-US"/>
-              </w:rPr>
-            </w:pPr>
-            <w:r>
-              <w:rPr>
-                <w:b/>
-                <w:bCs/>
-                <w:lang w:val="en-CA" w:eastAsia="en-US"/>
-              </w:rPr>
-              <w:t>Best val acc (%)</w:t>
-            </w:r>
-          </w:p>
-        </w:tc>
-        <w:tc>
-          <w:tcPr>
-            <w:tcW w:w="1050" w:type="dxa"/>
-            <w:shd w:val="clear" w:color="auto" w:fill="ADADAD" w:themeFill="background2" w:themeFillShade="BF"/>
-          </w:tcPr>
-          <w:p>
-            <w:pPr>
-              <w:spacing w:after="160" w:line="279" w:lineRule="auto"/>
-              <w:rPr>
-                <w:b/>
-                <w:bCs/>
-                <w:lang w:val="en-CA" w:eastAsia="en-US"/>
-              </w:rPr>
-            </w:pPr>
-            <w:r>
-              <w:rPr>
-                <w:b/>
-                <w:bCs/>
-                <w:lang w:val="en-CA" w:eastAsia="en-US"/>
-              </w:rPr>
-              <w:t>Δ acc (pts)</w:t>
-            </w:r>
-          </w:p>
-        </w:tc>
-        <w:tc>
-          <w:tcPr>
-            <w:tcW w:w="1150" w:type="dxa"/>
-            <w:shd w:val="clear" w:color="auto" w:fill="ADADAD" w:themeFill="background2" w:themeFillShade="BF"/>
-          </w:tcPr>
-          <w:p>
-            <w:pPr>
-              <w:spacing w:after="160" w:line="279" w:lineRule="auto"/>
-              <w:rPr>
-                <w:b/>
-                <w:bCs/>
-                <w:lang w:val="en-CA" w:eastAsia="en-US"/>
-              </w:rPr>
-            </w:pPr>
-            <w:r>
-              <w:rPr>
-                <w:b/>
-                <w:bCs/>
-                <w:lang w:val="en-CA" w:eastAsia="en-US"/>
-              </w:rPr>
-              <w:t>Best val macro-F1 (%)</w:t>
-            </w:r>
-          </w:p>
-        </w:tc>
-        <w:tc>
-          <w:tcPr>
-            <w:tcW w:w="1050" w:type="dxa"/>
-            <w:shd w:val="clear" w:color="auto" w:fill="ADADAD" w:themeFill="background2" w:themeFillShade="BF"/>
-          </w:tcPr>
-          <w:p>
-            <w:pPr>
-              <w:spacing w:after="160" w:line="279" w:lineRule="auto"/>
-              <w:rPr>
-                <w:b/>
-                <w:bCs/>
-                <w:lang w:val="en-CA" w:eastAsia="en-US"/>
-              </w:rPr>
-            </w:pPr>
-            <w:r>
-              <w:rPr>
-                <w:b/>
-                <w:bCs/>
-                <w:lang w:val="en-CA" w:eastAsia="en-US"/>
-              </w:rPr>
-              <w:t>Δ F1 (pts)</w:t>
-            </w:r>
-          </w:p>
-        </w:tc>
-        <w:tc>
-          <w:tcPr>
-            <w:tcW w:w="1200" w:type="dxa"/>
-            <w:shd w:val="clear" w:color="auto" w:fill="ADADAD" w:themeFill="background2" w:themeFillShade="BF"/>
-          </w:tcPr>
-          <w:p>
-            <w:pPr>
-              <w:spacing w:after="160" w:line="279" w:lineRule="auto"/>
-              <w:rPr>
-                <w:b/>
-                <w:bCs/>
-                <w:lang w:val="en-CA" w:eastAsia="en-US"/>
-              </w:rPr>
-            </w:pPr>
-            <w:r>
-              <w:rPr>
-                <w:b/>
-                <w:bCs/>
-                <w:lang w:val="en-CA" w:eastAsia="en-US"/>
-              </w:rPr>
-              <w:t>Mean epoch time (s)</w:t>
-            </w:r>
-          </w:p>
-        </w:tc>
-      </w:tr>
-      <w:tr>
-        <w:tc>
-          <w:tcPr>
-            <w:tcW w:w="1250" w:type="dxa"/>
-          </w:tcPr>
-          <w:p>
-            <w:pPr>
-              <w:spacing w:after="160" w:line="279" w:lineRule="auto"/>
-              <w:rPr>
-                <w:lang w:val="en-CA" w:eastAsia="en-US"/>
-              </w:rPr>
-            </w:pPr>
-            <w:r>
-              <w:rPr>
-                <w:lang w:val="en-CA" w:eastAsia="en-US"/>
-              </w:rPr>
-              <w:t>Baseline</w:t>
-            </w:r>
-          </w:p>
-        </w:tc>
-        <w:tc>
-          <w:tcPr>
-            <w:tcW w:w="2266" w:type="dxa"/>
-          </w:tcPr>
-          <w:p>
-            <w:pPr>
-              <w:spacing w:after="160" w:line="279" w:lineRule="auto"/>
-              <w:rPr>
-                <w:lang w:val="en-CA" w:eastAsia="en-US"/>
-              </w:rPr>
-            </w:pPr>
-            <w:r>
-              <w:rPr>
-                <w:lang w:val="en-CA" w:eastAsia="en-US"/>
-              </w:rPr>
-              <w:t>n/a</w:t>
-            </w:r>
-          </w:p>
-        </w:tc>
-        <w:tc>
-          <w:tcPr>
-            <w:tcW w:w="1050" w:type="dxa"/>
-          </w:tcPr>
-          <w:p>
-            <w:pPr>
-              <w:spacing w:after="160" w:line="279" w:lineRule="auto"/>
-              <w:rPr>
-                <w:lang w:val="en-CA" w:eastAsia="en-US"/>
-              </w:rPr>
-            </w:pPr>
-            <w:r>
-              <w:rPr>
-                <w:lang w:val="en-CA" w:eastAsia="en-US"/>
-              </w:rPr>
-              <w:t>78.34</w:t>
-            </w:r>
-          </w:p>
-        </w:tc>
-        <w:tc>
-          <w:tcPr>
-            <w:tcW w:w="1050" w:type="dxa"/>
-          </w:tcPr>
-          <w:p>
-            <w:pPr>
-              <w:spacing w:after="160" w:line="279" w:lineRule="auto"/>
-              <w:rPr>
-                <w:lang w:val="en-CA" w:eastAsia="en-US"/>
-              </w:rPr>
-            </w:pPr>
-            <w:r>
-              <w:rPr>
-                <w:lang w:val="en-CA" w:eastAsia="en-US"/>
-              </w:rPr>
-              <w:t>n/a</w:t>
-            </w:r>
-          </w:p>
-        </w:tc>
-        <w:tc>
-          <w:tcPr>
-            <w:tcW w:w="1150" w:type="dxa"/>
-          </w:tcPr>
-          <w:p>
-            <w:pPr>
-              <w:spacing w:after="160" w:line="279" w:lineRule="auto"/>
-              <w:rPr>
-                <w:lang w:val="en-CA" w:eastAsia="en-US"/>
-              </w:rPr>
-            </w:pPr>
-            <w:r>
-              <w:rPr>
-                <w:lang w:val="en-CA" w:eastAsia="en-US"/>
-              </w:rPr>
-              <w:t>77.99</w:t>
-            </w:r>
-          </w:p>
-        </w:tc>
-        <w:tc>
-          <w:tcPr>
-            <w:tcW w:w="1050" w:type="dxa"/>
-          </w:tcPr>
-          <w:p>
-            <w:pPr>
-              <w:spacing w:after="160" w:line="279" w:lineRule="auto"/>
-              <w:rPr>
-                <w:lang w:val="en-CA" w:eastAsia="en-US"/>
-              </w:rPr>
-            </w:pPr>
-            <w:r>
-              <w:rPr>
-                <w:lang w:val="en-CA" w:eastAsia="en-US"/>
-              </w:rPr>
-              <w:t>n/a</w:t>
-            </w:r>
-          </w:p>
-        </w:tc>
-        <w:tc>
-          <w:tcPr>
-            <w:tcW w:w="1200" w:type="dxa"/>
-          </w:tcPr>
-          <w:p>
-            <w:pPr>
-              <w:spacing w:after="160" w:line="279" w:lineRule="auto"/>
-              <w:rPr>
-                <w:lang w:val="en-CA" w:eastAsia="en-US"/>
-              </w:rPr>
-            </w:pPr>
-            <w:r>
-              <w:rPr>
-                <w:lang w:val="en-CA" w:eastAsia="en-US"/>
-              </w:rPr>
-              <w:t>14.94</w:t>
-            </w:r>
-          </w:p>
-        </w:tc>
-      </w:tr>
-      <w:tr>
-        <w:tc>
-          <w:tcPr>
-            <w:tcW w:w="1250" w:type="dxa"/>
-          </w:tcPr>
-          <w:p>
-            <w:pPr>
-              <w:spacing w:after="160" w:line="279" w:lineRule="auto"/>
-              <w:rPr>
-                <w:lang w:val="en-CA" w:eastAsia="en-US"/>
-              </w:rPr>
-            </w:pPr>
-            <w:r>
-              <w:rPr>
-                <w:lang w:val="en-CA" w:eastAsia="en-US"/>
-              </w:rPr>
-              <w:t>LR 1e-2</w:t>
-            </w:r>
-          </w:p>
-        </w:tc>
-        <w:tc>
-          <w:tcPr>
-            <w:tcW w:w="2266" w:type="dxa"/>
-          </w:tcPr>
-          <w:p>
-            <w:pPr>
-              <w:spacing w:after="160" w:line="279" w:lineRule="auto"/>
-              <w:rPr>
-                <w:lang w:val="en-CA" w:eastAsia="en-US"/>
-              </w:rPr>
-            </w:pPr>
-            <w:r>
-              <w:rPr>
-                <w:lang w:val="en-CA" w:eastAsia="en-US"/>
-              </w:rPr>
-              <w:t>LR × 10</w:t>
-            </w:r>
-          </w:p>
-        </w:tc>
-        <w:tc>
-          <w:tcPr>
-            <w:tcW w:w="1050" w:type="dxa"/>
-          </w:tcPr>
-          <w:p>
-            <w:pPr>
-              <w:spacing w:after="160" w:line="279" w:lineRule="auto"/>
-              <w:rPr>
-                <w:lang w:val="en-CA" w:eastAsia="en-US"/>
-              </w:rPr>
-            </w:pPr>
-            <w:r>
-              <w:rPr>
-                <w:lang w:val="en-CA" w:eastAsia="en-US"/>
-              </w:rPr>
-              <w:t>53.91</w:t>
-            </w:r>
-          </w:p>
-        </w:tc>
-        <w:tc>
-          <w:tcPr>
-            <w:tcW w:w="1050" w:type="dxa"/>
-          </w:tcPr>
-          <w:p>
-            <w:pPr>
-              <w:spacing w:after="160" w:line="279" w:lineRule="auto"/>
-              <w:rPr>
-                <w:lang w:val="en-CA" w:eastAsia="en-US"/>
-              </w:rPr>
-            </w:pPr>
-            <w:r>
-              <w:rPr>
-                <w:lang w:val="en-CA" w:eastAsia="en-US"/>
-              </w:rPr>
-              <w:t>−24.43</w:t>
-            </w:r>
-          </w:p>
-        </w:tc>
-        <w:tc>
-          <w:tcPr>
-            <w:tcW w:w="1150" w:type="dxa"/>
-          </w:tcPr>
-          <w:p>
-            <w:pPr>
-              <w:spacing w:after="160" w:line="279" w:lineRule="auto"/>
-              <w:rPr>
-                <w:lang w:val="en-CA" w:eastAsia="en-US"/>
-              </w:rPr>
-            </w:pPr>
-            <w:r>
-              <w:rPr>
-                <w:lang w:val="en-CA" w:eastAsia="en-US"/>
-              </w:rPr>
-              <w:t>52.27</w:t>
-            </w:r>
-          </w:p>
-        </w:tc>
-        <w:tc>
-          <w:tcPr>
-            <w:tcW w:w="1050" w:type="dxa"/>
-          </w:tcPr>
-          <w:p>
-            <w:pPr>
-              <w:spacing w:after="160" w:line="279" w:lineRule="auto"/>
-              <w:rPr>
-                <w:lang w:val="en-CA" w:eastAsia="en-US"/>
-              </w:rPr>
-            </w:pPr>
-            <w:r>
-              <w:rPr>
-                <w:lang w:val="en-CA" w:eastAsia="en-US"/>
-              </w:rPr>
-              <w:t>−25.72</w:t>
-            </w:r>
-          </w:p>
-        </w:tc>
-        <w:tc>
-          <w:tcPr>
-            <w:tcW w:w="1200" w:type="dxa"/>
-          </w:tcPr>
-          <w:p>
-            <w:pPr>
-              <w:spacing w:after="160" w:line="279" w:lineRule="auto"/>
-              <w:rPr>
-                <w:lang w:val="en-CA" w:eastAsia="en-US"/>
-              </w:rPr>
-            </w:pPr>
-            <w:r>
-              <w:rPr>
-                <w:lang w:val="en-CA" w:eastAsia="en-US"/>
-              </w:rPr>
-              <w:t>14.97</w:t>
-            </w:r>
-          </w:p>
-        </w:tc>
-      </w:tr>
-      <w:tr>
-        <w:tc>
-          <w:tcPr>
-            <w:tcW w:w="1250" w:type="dxa"/>
-          </w:tcPr>
-          <w:p>
-            <w:pPr>
-              <w:spacing w:after="160" w:line="279" w:lineRule="auto"/>
-              <w:rPr>
-                <w:lang w:val="en-CA" w:eastAsia="en-US"/>
-              </w:rPr>
-            </w:pPr>
-            <w:r>
-              <w:rPr>
-                <w:lang w:val="en-CA" w:eastAsia="en-US"/>
-              </w:rPr>
-              <w:t>LR 1e-4</w:t>
-            </w:r>
-          </w:p>
-        </w:tc>
-        <w:tc>
-          <w:tcPr>
-            <w:tcW w:w="2266" w:type="dxa"/>
-          </w:tcPr>
-          <w:p>
-            <w:pPr>
-              <w:spacing w:after="160" w:line="279" w:lineRule="auto"/>
-              <w:rPr>
-                <w:lang w:val="en-CA" w:eastAsia="en-US"/>
-              </w:rPr>
-            </w:pPr>
-            <w:r>
-              <w:rPr>
-                <w:lang w:val="en-CA" w:eastAsia="en-US"/>
-              </w:rPr>
-              <w:t>LR ÷ 10</w:t>
-            </w:r>
-          </w:p>
-        </w:tc>
-        <w:tc>
-          <w:tcPr>
-            <w:tcW w:w="1050" w:type="dxa"/>
-          </w:tcPr>
-          <w:p>
-            <w:pPr>
-              <w:spacing w:after="160" w:line="279" w:lineRule="auto"/>
-              <w:rPr>
-                <w:lang w:val="en-CA" w:eastAsia="en-US"/>
-              </w:rPr>
-            </w:pPr>
-            <w:r>
-              <w:rPr>
-                <w:lang w:val="en-CA" w:eastAsia="en-US"/>
-              </w:rPr>
-              <w:t>79.01</w:t>
-            </w:r>
-          </w:p>
-        </w:tc>
-        <w:tc>
-          <w:tcPr>
-            <w:tcW w:w="1050" w:type="dxa"/>
-          </w:tcPr>
-          <w:p>
-            <w:pPr>
-              <w:spacing w:after="160" w:line="279" w:lineRule="auto"/>
-              <w:rPr>
-                <w:lang w:val="en-CA" w:eastAsia="en-US"/>
-              </w:rPr>
-            </w:pPr>
-            <w:r>
-              <w:rPr>
-                <w:lang w:val="en-CA" w:eastAsia="en-US"/>
-              </w:rPr>
-              <w:t>+0.67</w:t>
-            </w:r>
-          </w:p>
-        </w:tc>
-        <w:tc>
-          <w:tcPr>
-            <w:tcW w:w="1150" w:type="dxa"/>
-          </w:tcPr>
-          <w:p>
-            <w:pPr>
-              <w:spacing w:after="160" w:line="279" w:lineRule="auto"/>
-              <w:rPr>
-                <w:lang w:val="en-CA" w:eastAsia="en-US"/>
-              </w:rPr>
-            </w:pPr>
-            <w:r>
-              <w:rPr>
-                <w:lang w:val="en-CA" w:eastAsia="en-US"/>
-              </w:rPr>
-              <w:t>79.12</w:t>
-            </w:r>
-          </w:p>
-        </w:tc>
-        <w:tc>
-          <w:tcPr>
-            <w:tcW w:w="1050" w:type="dxa"/>
-          </w:tcPr>
-          <w:p>
-            <w:pPr>
-              <w:spacing w:after="160" w:line="279" w:lineRule="auto"/>
-              <w:rPr>
-                <w:lang w:val="en-CA" w:eastAsia="en-US"/>
-              </w:rPr>
-            </w:pPr>
-            <w:r>
-              <w:rPr>
-                <w:lang w:val="en-CA" w:eastAsia="en-US"/>
-              </w:rPr>
-              <w:t>+1.13</w:t>
-            </w:r>
-          </w:p>
-        </w:tc>
-        <w:tc>
-          <w:tcPr>
-            <w:tcW w:w="1200" w:type="dxa"/>
-          </w:tcPr>
-          <w:p>
-            <w:pPr>
-              <w:spacing w:after="160" w:line="279" w:lineRule="auto"/>
-              <w:rPr>
-                <w:lang w:val="en-CA" w:eastAsia="en-US"/>
-              </w:rPr>
-            </w:pPr>
-            <w:r>
-              <w:rPr>
-                <w:lang w:val="en-CA" w:eastAsia="en-US"/>
-              </w:rPr>
-              <w:t>15.04</w:t>
-            </w:r>
-          </w:p>
-        </w:tc>
-      </w:tr>
-      <w:tr>
-        <w:tc>
-          <w:tcPr>
-            <w:tcW w:w="1250" w:type="dxa"/>
-          </w:tcPr>
-          <w:p>
-            <w:pPr>
-              <w:spacing w:after="160" w:line="279" w:lineRule="auto"/>
-              <w:rPr>
-                <w:lang w:val="en-CA" w:eastAsia="en-US"/>
-              </w:rPr>
-            </w:pPr>
-            <w:r>
-              <w:rPr>
-                <w:lang w:val="en-CA" w:eastAsia="en-US"/>
-              </w:rPr>
-              <w:t>Batch 64</w:t>
-            </w:r>
-          </w:p>
-        </w:tc>
-        <w:tc>
-          <w:tcPr>
-            <w:tcW w:w="2266" w:type="dxa"/>
-          </w:tcPr>
-          <w:p>
-            <w:pPr>
-              <w:spacing w:after="160" w:line="279" w:lineRule="auto"/>
-              <w:rPr>
-                <w:lang w:val="en-CA" w:eastAsia="en-US"/>
-              </w:rPr>
-            </w:pPr>
-            <w:r>
-              <w:rPr>
-                <w:lang w:val="en-CA" w:eastAsia="en-US"/>
-              </w:rPr>
-              <w:t>Batch ÷ 2</w:t>
-            </w:r>
-          </w:p>
-        </w:tc>
-        <w:tc>
-          <w:tcPr>
-            <w:tcW w:w="1050" w:type="dxa"/>
-          </w:tcPr>
-          <w:p>
-            <w:pPr>
-              <w:spacing w:after="160" w:line="279" w:lineRule="auto"/>
-              <w:rPr>
-                <w:lang w:val="en-CA" w:eastAsia="en-US"/>
-              </w:rPr>
-            </w:pPr>
-            <w:r>
-              <w:rPr>
-                <w:lang w:val="en-CA" w:eastAsia="en-US"/>
-              </w:rPr>
-              <w:t>78.54</w:t>
-            </w:r>
-          </w:p>
-        </w:tc>
-        <w:tc>
-          <w:tcPr>
-            <w:tcW w:w="1050" w:type="dxa"/>
-          </w:tcPr>
-          <w:p>
-            <w:pPr>
-              <w:spacing w:after="160" w:line="279" w:lineRule="auto"/>
-              <w:rPr>
-                <w:lang w:val="en-CA" w:eastAsia="en-US"/>
-              </w:rPr>
-            </w:pPr>
-            <w:r>
-              <w:rPr>
-                <w:lang w:val="en-CA" w:eastAsia="en-US"/>
-              </w:rPr>
-              <w:t>+0.20</w:t>
-            </w:r>
-          </w:p>
-        </w:tc>
-        <w:tc>
-          <w:tcPr>
-            <w:tcW w:w="1150" w:type="dxa"/>
-          </w:tcPr>
-          <w:p>
-            <w:pPr>
-              <w:spacing w:after="160" w:line="279" w:lineRule="auto"/>
-              <w:rPr>
-                <w:lang w:val="en-CA" w:eastAsia="en-US"/>
-              </w:rPr>
-            </w:pPr>
-            <w:r>
-              <w:rPr>
-                <w:lang w:val="en-CA" w:eastAsia="en-US"/>
-              </w:rPr>
-              <w:t>78.54</w:t>
-            </w:r>
-          </w:p>
-        </w:tc>
-        <w:tc>
-          <w:tcPr>
-            <w:tcW w:w="1050" w:type="dxa"/>
-          </w:tcPr>
-          <w:p>
-            <w:pPr>
-              <w:spacing w:after="160" w:line="279" w:lineRule="auto"/>
-              <w:rPr>
-                <w:lang w:val="en-CA" w:eastAsia="en-US"/>
-              </w:rPr>
-            </w:pPr>
-            <w:r>
-              <w:rPr>
-                <w:lang w:val="en-CA" w:eastAsia="en-US"/>
-              </w:rPr>
-              <w:t>+0.55</w:t>
-            </w:r>
-          </w:p>
-        </w:tc>
-        <w:tc>
-          <w:tcPr>
-            <w:tcW w:w="1200" w:type="dxa"/>
-          </w:tcPr>
-          <w:p>
-            <w:pPr>
-              <w:spacing w:after="160" w:line="279" w:lineRule="auto"/>
-              <w:rPr>
-                <w:lang w:val="en-CA" w:eastAsia="en-US"/>
-              </w:rPr>
-            </w:pPr>
-            <w:r>
-              <w:rPr>
-                <w:lang w:val="en-CA" w:eastAsia="en-US"/>
-              </w:rPr>
-              <w:t>17.09</w:t>
-            </w:r>
-          </w:p>
-        </w:tc>
-      </w:tr>
-      <w:tr>
-        <w:tc>
-          <w:tcPr>
-            <w:tcW w:w="1250" w:type="dxa"/>
-          </w:tcPr>
-          <w:p>
-            <w:pPr>
-              <w:spacing w:after="160" w:line="279" w:lineRule="auto"/>
-              <w:rPr>
-                <w:lang w:val="en-CA" w:eastAsia="en-US"/>
-              </w:rPr>
-            </w:pPr>
-            <w:r>
-              <w:rPr>
-                <w:lang w:val="en-CA" w:eastAsia="en-US"/>
-              </w:rPr>
-              <w:t>Batch 256</w:t>
-            </w:r>
-          </w:p>
-        </w:tc>
-        <w:tc>
-          <w:tcPr>
-            <w:tcW w:w="2266" w:type="dxa"/>
-          </w:tcPr>
-          <w:p>
-            <w:pPr>
-              <w:spacing w:after="160" w:line="279" w:lineRule="auto"/>
-              <w:rPr>
-                <w:lang w:val="en-CA" w:eastAsia="en-US"/>
-              </w:rPr>
-            </w:pPr>
-            <w:r>
-              <w:rPr>
-                <w:lang w:val="en-CA" w:eastAsia="en-US"/>
-              </w:rPr>
-              <w:t>Batch × 2</w:t>
-            </w:r>
-          </w:p>
-        </w:tc>
-        <w:tc>
-          <w:tcPr>
-            <w:tcW w:w="1050" w:type="dxa"/>
-          </w:tcPr>
-          <w:p>
-            <w:pPr>
-              <w:spacing w:after="160" w:line="279" w:lineRule="auto"/>
-              <w:rPr>
-                <w:lang w:val="en-CA" w:eastAsia="en-US"/>
-              </w:rPr>
-            </w:pPr>
-            <w:r>
-              <w:rPr>
-                <w:lang w:val="en-CA" w:eastAsia="en-US"/>
-              </w:rPr>
-              <w:t>76.19</w:t>
-            </w:r>
-          </w:p>
-        </w:tc>
-        <w:tc>
-          <w:tcPr>
-            <w:tcW w:w="1050" w:type="dxa"/>
-          </w:tcPr>
-          <w:p>
-            <w:pPr>
-              <w:spacing w:after="160" w:line="279" w:lineRule="auto"/>
-              <w:rPr>
-                <w:lang w:val="en-CA" w:eastAsia="en-US"/>
-              </w:rPr>
-            </w:pPr>
-            <w:r>
-              <w:rPr>
-                <w:lang w:val="en-CA" w:eastAsia="en-US"/>
-              </w:rPr>
-              <w:t>−2.15</w:t>
-            </w:r>
-          </w:p>
-        </w:tc>
-        <w:tc>
-          <w:tcPr>
-            <w:tcW w:w="1150" w:type="dxa"/>
-          </w:tcPr>
-          <w:p>
-            <w:pPr>
-              <w:spacing w:after="160" w:line="279" w:lineRule="auto"/>
-              <w:rPr>
-                <w:lang w:val="en-CA" w:eastAsia="en-US"/>
-              </w:rPr>
-            </w:pPr>
-            <w:r>
-              <w:rPr>
-                <w:lang w:val="en-CA" w:eastAsia="en-US"/>
-              </w:rPr>
-              <w:t>76.19</w:t>
-            </w:r>
-          </w:p>
-        </w:tc>
-        <w:tc>
-          <w:tcPr>
-            <w:tcW w:w="1050" w:type="dxa"/>
-          </w:tcPr>
-          <w:p>
-            <w:pPr>
-              <w:spacing w:after="160" w:line="279" w:lineRule="auto"/>
-              <w:rPr>
-                <w:lang w:val="en-CA" w:eastAsia="en-US"/>
-              </w:rPr>
-            </w:pPr>
-            <w:r>
-              <w:rPr>
-                <w:lang w:val="en-CA" w:eastAsia="en-US"/>
-              </w:rPr>
-              <w:t>−1.80</w:t>
-            </w:r>
-          </w:p>
-        </w:tc>
-        <w:tc>
-          <w:tcPr>
-            <w:tcW w:w="1200" w:type="dxa"/>
-          </w:tcPr>
-          <w:p>
-            <w:pPr>
-              <w:spacing w:after="160" w:line="279" w:lineRule="auto"/>
-              <w:rPr>
-                <w:lang w:val="en-CA" w:eastAsia="en-US"/>
-              </w:rPr>
-            </w:pPr>
-            <w:r>
-              <w:rPr>
-                <w:lang w:val="en-CA" w:eastAsia="en-US"/>
-              </w:rPr>
-              <w:t>14.31</w:t>
-            </w:r>
-          </w:p>
-        </w:tc>
-      </w:tr>
-      <w:tr>
-        <w:tc>
-          <w:tcPr>
-            <w:tcW w:w="1250" w:type="dxa"/>
-          </w:tcPr>
-          <w:p>
-            <w:pPr>
-              <w:spacing w:after="160" w:line="279" w:lineRule="auto"/>
-              <w:rPr>
-                <w:lang w:val="en-CA" w:eastAsia="en-US"/>
-              </w:rPr>
-            </w:pPr>
-            <w:r>
-              <w:rPr>
-                <w:lang w:val="en-CA" w:eastAsia="en-US"/>
-              </w:rPr>
-              <w:t>BN + Aug, 30 epochs</w:t>
-            </w:r>
-          </w:p>
-        </w:tc>
-        <w:tc>
-          <w:tcPr>
-            <w:tcW w:w="2266" w:type="dxa"/>
-          </w:tcPr>
-          <w:p>
-            <w:pPr>
-              <w:spacing w:after="160" w:line="279" w:lineRule="auto"/>
-              <w:rPr>
-                <w:lang w:val="en-CA" w:eastAsia="en-US"/>
-              </w:rPr>
-            </w:pPr>
-            <w:r>
-              <w:rPr>
-                <w:lang w:val="en-CA" w:eastAsia="en-US"/>
-              </w:rPr>
-              <w:t>Augmentation + 30 epochs (early stopping enabled, not triggered)</w:t>
-            </w:r>
-          </w:p>
-        </w:tc>
-        <w:tc>
-          <w:tcPr>
-            <w:tcW w:w="1050" w:type="dxa"/>
-          </w:tcPr>
-          <w:p>
-            <w:pPr>
-              <w:spacing w:after="160" w:line="279" w:lineRule="auto"/>
-              <w:rPr>
-                <w:lang w:val="en-CA" w:eastAsia="en-US"/>
-              </w:rPr>
-            </w:pPr>
-            <w:r>
-              <w:rPr>
-                <w:lang w:val="en-CA" w:eastAsia="en-US"/>
-              </w:rPr>
-              <w:t>85.46</w:t>
-            </w:r>
-          </w:p>
-        </w:tc>
-        <w:tc>
-          <w:tcPr>
-            <w:tcW w:w="1050" w:type="dxa"/>
-          </w:tcPr>
-          <w:p>
-            <w:pPr>
-              <w:spacing w:after="160" w:line="279" w:lineRule="auto"/>
-              <w:rPr>
-                <w:lang w:val="en-CA" w:eastAsia="en-US"/>
-              </w:rPr>
-            </w:pPr>
-            <w:r>
-              <w:rPr>
-                <w:lang w:val="en-CA" w:eastAsia="en-US"/>
-              </w:rPr>
-              <w:t>+7.12</w:t>
-            </w:r>
-          </w:p>
-        </w:tc>
-        <w:tc>
-          <w:tcPr>
-            <w:tcW w:w="1150" w:type="dxa"/>
-          </w:tcPr>
-          <w:p>
-            <w:pPr>
-              <w:spacing w:after="160" w:line="279" w:lineRule="auto"/>
-              <w:rPr>
-                <w:lang w:val="en-CA" w:eastAsia="en-US"/>
-              </w:rPr>
-            </w:pPr>
-            <w:r>
-              <w:rPr>
-                <w:lang w:val="en-CA" w:eastAsia="en-US"/>
-              </w:rPr>
-              <w:t>85.49</w:t>
-            </w:r>
-          </w:p>
-        </w:tc>
-        <w:tc>
-          <w:tcPr>
-            <w:tcW w:w="1050" w:type="dxa"/>
-          </w:tcPr>
-          <w:p>
-            <w:pPr>
-              <w:spacing w:after="160" w:line="279" w:lineRule="auto"/>
-              <w:rPr>
-                <w:lang w:val="en-CA" w:eastAsia="en-US"/>
-              </w:rPr>
-            </w:pPr>
-            <w:r>
-              <w:rPr>
-                <w:lang w:val="en-CA" w:eastAsia="en-US"/>
-              </w:rPr>
-              <w:t>+7.50</w:t>
-            </w:r>
-          </w:p>
-        </w:tc>
-        <w:tc>
-          <w:tcPr>
-            <w:tcW w:w="1200" w:type="dxa"/>
-          </w:tcPr>
-          <w:p>
-            <w:pPr>
-              <w:spacing w:after="160" w:line="279" w:lineRule="auto"/>
-              <w:rPr>
-                <w:lang w:val="en-CA" w:eastAsia="en-US"/>
-              </w:rPr>
-            </w:pPr>
-            <w:r>
-              <w:rPr>
-                <w:lang w:val="en-CA" w:eastAsia="en-US"/>
-              </w:rPr>
-              <w:t>21.15</w:t>
-            </w:r>
-          </w:p>
-        </w:tc>
-      </w:tr>
-    </w:tbl>
-    <w:p>
-      <w:pPr>
-        <w:rPr>
-          <w:lang w:val="en-CA" w:eastAsia="en-US"/>
-        </w:rPr>
-      </w:pPr>
-      <w:r>
-        <w:rPr>
-          <w:lang w:val="en-CA" w:eastAsia="en-US"/>
-        </w:rPr>
-        <w:t>All six runs use the same AlexNet-64 BN network (6.611 M parameters, 437.97 MFLOPs, 0.76 ms latency), so only accuracy, macro-F1 and wall-clock time change. Each run uses seed 42; multi-seed Mean ± Std results for the normalization variants are in Table 7. Batch 64 has the longest epoch time of the 10-epoch runs because it takes twice as many optimizer steps per epoch, and the 30-epoch run is slower per epoch because of CPU-side augmentation.</w:t>
-      </w:r>
-    </w:p>
-    <w:p>
-      <w:pPr>
-        <w:rPr>
-          <w:lang w:val="en-CA" w:eastAsia="en-US"/>
-        </w:rPr>
-      </w:pPr>
-      <w:r>
-        <w:rPr>
-          <w:lang w:val="en-CA" w:eastAsia="en-US"/>
-        </w:rPr>
-        <w:t xml:space="preserve">The high learning rate destabilizes the first epochs and makes the model underfit. It continues to improve across the epochs and is still improving at epoch 10. The low learning rate compared to the baseline has similar accuracy, but its training accuracy climbs to 90% which means the model is overfitting. Changing the batch size to 64 is the same as baseline. Batch 256 halves the number of updates per epoch but has a validation accuracy 2.15 points less than baseline. The significant increase comes from training longer with augmentation, where validation loss keeps falling through to epoch 30 so early stopping is not triggered.  </w:t>
-      </w:r>
-    </w:p>
-    <w:p>
-      <w:pPr>
-        <w:pStyle w:val="Heading2"/>
-        <w:rPr>
-          <w:lang w:val="en-CA" w:eastAsia="en-US"/>
-        </w:rPr>
-      </w:pPr>
-      <w:r>
-        <w:rPr>
-          <w:lang w:val="en-CA" w:eastAsia="en-US"/>
-        </w:rPr>
-        <w:t>2.6 Multi-Seed Evaluation (Mean ± Std %)</w:t>
-      </w:r>
-    </w:p>
-    <w:p>
-      <w:pPr>
-        <w:rPr>
-          <w:lang w:val="en-CA" w:eastAsia="en-US"/>
-        </w:rPr>
-      </w:pPr>
-      <w:r>
-        <w:rPr>
-          <w:lang w:val="en-CA" w:eastAsia="en-US"/>
-        </w:rPr>
-        <w:t>The largest standard deviation (0.84 points) is smaller than the 2-7 point gaps between methods. The order from worst to best normalization method is as follows: None &lt; LRN &lt; BN, and it holds across all three seeds.</w:t>
-      </w:r>
-    </w:p>
-    <w:p>
-      <w:pPr>
-        <w:rPr>
-          <w:lang w:val="en-CA" w:eastAsia="en-US"/>
-        </w:rPr>
-      </w:pPr>
-    </w:p>
-    <w:p>
-      <w:pPr>
-        <w:rPr>
-          <w:lang w:val="en-CA" w:eastAsia="en-US"/>
-        </w:rPr>
-      </w:pPr>
-      <w:r>
-        <w:rPr>
-          <w:lang w:val="en-CA" w:eastAsia="en-US"/>
-        </w:rPr>
-        <w:t>Table 7: AlexNet-64 normalization variants on CIFAR-10, mean ± sample standard deviation over seeds 42, 0, and 1 (n = 3).</w:t>
-      </w:r>
-    </w:p>
-    <w:tbl>
-      <w:tblPr>
-        <w:tblStyle w:val="TableGridLight"/>
-        <w:tblW w:w="0" w:type="auto"/>
-        <w:jc w:val="center"/>
-        <w:tblLook w:val="04A0" w:firstRow="1" w:lastRow="0" w:firstColumn="1" w:lastColumn="0" w:noHBand="0" w:noVBand="1"/>
-      </w:tblPr>
-      <w:tblGrid>
-        <w:gridCol w:w="830"/>
-        <w:gridCol w:w="1477"/>
-        <w:gridCol w:w="1477"/>
-      </w:tblGrid>
-      <w:tr>
-        <w:trPr>
-          <w:jc w:val="center"/>
-        </w:trPr>
-        <w:tc>
-          <w:tcPr>
-            <w:tcW w:w="0" w:type="auto"/>
-            <w:shd w:val="clear" w:color="auto" w:fill="ADADAD" w:themeFill="background2" w:themeFillShade="BF"/>
-            <w:hideMark/>
-          </w:tcPr>
-          <w:p>
-            <w:pPr>
-              <w:spacing w:after="160" w:line="279" w:lineRule="auto"/>
-              <w:rPr>
-                <w:b/>
-                <w:bCs/>
-                <w:lang w:val="en-CA" w:eastAsia="en-US"/>
-              </w:rPr>
-            </w:pPr>
-            <w:r>
-              <w:rPr>
-                <w:b/>
-                <w:bCs/>
-                <w:lang w:val="en-CA" w:eastAsia="en-US"/>
-              </w:rPr>
-              <w:lastRenderedPageBreak/>
-              <w:t>Norm</w:t>
-            </w:r>
-          </w:p>
-        </w:tc>
-        <w:tc>
-          <w:tcPr>
-            <w:tcW w:w="0" w:type="auto"/>
-            <w:shd w:val="clear" w:color="auto" w:fill="ADADAD" w:themeFill="background2" w:themeFillShade="BF"/>
-            <w:hideMark/>
-          </w:tcPr>
-          <w:p>
-            <w:pPr>
-              <w:spacing w:after="160" w:line="279" w:lineRule="auto"/>
-              <w:rPr>
-                <w:b/>
-                <w:bCs/>
-                <w:lang w:val="en-CA" w:eastAsia="en-US"/>
-              </w:rPr>
-            </w:pPr>
-            <w:r>
-              <w:rPr>
-                <w:b/>
-                <w:bCs/>
-                <w:lang w:val="en-CA" w:eastAsia="en-US"/>
-              </w:rPr>
-              <w:t>Val acc</w:t>
-            </w:r>
-          </w:p>
-        </w:tc>
-        <w:tc>
-          <w:tcPr>
-            <w:tcW w:w="0" w:type="auto"/>
-            <w:shd w:val="clear" w:color="auto" w:fill="ADADAD" w:themeFill="background2" w:themeFillShade="BF"/>
-            <w:hideMark/>
-          </w:tcPr>
-          <w:p>
-            <w:pPr>
-              <w:spacing w:after="160" w:line="279" w:lineRule="auto"/>
-              <w:rPr>
-                <w:b/>
-                <w:bCs/>
-                <w:lang w:val="en-CA" w:eastAsia="en-US"/>
-              </w:rPr>
-            </w:pPr>
-            <w:r>
-              <w:rPr>
-                <w:b/>
-                <w:bCs/>
-                <w:lang w:val="en-CA" w:eastAsia="en-US"/>
-              </w:rPr>
-              <w:t>Macro F1</w:t>
-            </w:r>
-          </w:p>
-        </w:tc>
-      </w:tr>
-      <w:tr>
-        <w:trPr>
-          <w:jc w:val="center"/>
-        </w:trPr>
-        <w:tc>
-          <w:tcPr>
-            <w:tcW w:w="0" w:type="auto"/>
-            <w:hideMark/>
-          </w:tcPr>
-          <w:p>
-            <w:pPr>
-              <w:spacing w:after="160" w:line="279" w:lineRule="auto"/>
-              <w:rPr>
-                <w:lang w:val="en-CA" w:eastAsia="en-US"/>
-              </w:rPr>
-            </w:pPr>
-            <w:r>
-              <w:rPr>
-                <w:lang w:val="en-CA" w:eastAsia="en-US"/>
-              </w:rPr>
-              <w:t>None</w:t>
-            </w:r>
-          </w:p>
-        </w:tc>
-        <w:tc>
-          <w:tcPr>
-            <w:tcW w:w="0" w:type="auto"/>
-            <w:hideMark/>
-          </w:tcPr>
-          <w:p>
-            <w:pPr>
-              <w:spacing w:after="160" w:line="279" w:lineRule="auto"/>
-              <w:rPr>
-                <w:lang w:val="en-CA" w:eastAsia="en-US"/>
-              </w:rPr>
-            </w:pPr>
-            <w:r>
-              <w:rPr>
-                <w:lang w:val="en-CA" w:eastAsia="en-US"/>
-              </w:rPr>
-              <w:t>72.08 ± 0.26</w:t>
-            </w:r>
-          </w:p>
-        </w:tc>
-        <w:tc>
-          <w:tcPr>
-            <w:tcW w:w="0" w:type="auto"/>
-            <w:hideMark/>
-          </w:tcPr>
-          <w:p>
-            <w:pPr>
-              <w:spacing w:after="160" w:line="279" w:lineRule="auto"/>
-              <w:rPr>
-                <w:lang w:val="en-CA" w:eastAsia="en-US"/>
-              </w:rPr>
-            </w:pPr>
-            <w:r>
-              <w:rPr>
-                <w:lang w:val="en-CA" w:eastAsia="en-US"/>
-              </w:rPr>
-              <w:t>71.89 ± 0.40</w:t>
-            </w:r>
-          </w:p>
-        </w:tc>
-      </w:tr>
-      <w:tr>
-        <w:trPr>
-          <w:jc w:val="center"/>
-        </w:trPr>
-        <w:tc>
-          <w:tcPr>
-            <w:tcW w:w="0" w:type="auto"/>
-            <w:hideMark/>
-          </w:tcPr>
-          <w:p>
-            <w:pPr>
-              <w:spacing w:after="160" w:line="279" w:lineRule="auto"/>
-              <w:rPr>
-                <w:lang w:val="en-CA" w:eastAsia="en-US"/>
-              </w:rPr>
-            </w:pPr>
-            <w:r>
-              <w:rPr>
-                <w:lang w:val="en-CA" w:eastAsia="en-US"/>
-              </w:rPr>
-              <w:t>LRN</w:t>
-            </w:r>
-          </w:p>
-        </w:tc>
-        <w:tc>
-          <w:tcPr>
-            <w:tcW w:w="0" w:type="auto"/>
-            <w:hideMark/>
-          </w:tcPr>
-          <w:p>
-            <w:pPr>
-              <w:spacing w:after="160" w:line="279" w:lineRule="auto"/>
-              <w:rPr>
-                <w:lang w:val="en-CA" w:eastAsia="en-US"/>
-              </w:rPr>
-            </w:pPr>
-            <w:r>
-              <w:rPr>
-                <w:lang w:val="en-CA" w:eastAsia="en-US"/>
-              </w:rPr>
-              <w:t>74.07 ± 0.31</w:t>
-            </w:r>
-          </w:p>
-        </w:tc>
-        <w:tc>
-          <w:tcPr>
-            <w:tcW w:w="0" w:type="auto"/>
-            <w:hideMark/>
-          </w:tcPr>
-          <w:p>
-            <w:pPr>
-              <w:spacing w:after="160" w:line="279" w:lineRule="auto"/>
-              <w:rPr>
-                <w:lang w:val="en-CA" w:eastAsia="en-US"/>
-              </w:rPr>
-            </w:pPr>
-            <w:r>
-              <w:rPr>
-                <w:lang w:val="en-CA" w:eastAsia="en-US"/>
-              </w:rPr>
-              <w:t>74.00 ± 0.43</w:t>
-            </w:r>
-          </w:p>
-        </w:tc>
-      </w:tr>
-      <w:tr>
-        <w:trPr>
-          <w:jc w:val="center"/>
-        </w:trPr>
-        <w:tc>
-          <w:tcPr>
-            <w:tcW w:w="0" w:type="auto"/>
-            <w:hideMark/>
-          </w:tcPr>
-          <w:p>
-            <w:pPr>
-              <w:spacing w:after="160" w:line="279" w:lineRule="auto"/>
-              <w:rPr>
-                <w:lang w:val="en-CA" w:eastAsia="en-US"/>
-              </w:rPr>
-            </w:pPr>
-            <w:r>
-              <w:rPr>
-                <w:lang w:val="en-CA" w:eastAsia="en-US"/>
-              </w:rPr>
-              <w:t>BN</w:t>
-            </w:r>
-          </w:p>
-        </w:tc>
-        <w:tc>
-          <w:tcPr>
-            <w:tcW w:w="0" w:type="auto"/>
-            <w:hideMark/>
-          </w:tcPr>
-          <w:p>
-            <w:pPr>
-              <w:spacing w:after="160" w:line="279" w:lineRule="auto"/>
-              <w:rPr>
-                <w:lang w:val="en-CA" w:eastAsia="en-US"/>
-              </w:rPr>
-            </w:pPr>
-            <w:r>
-              <w:rPr>
-                <w:lang w:val="en-CA" w:eastAsia="en-US"/>
-              </w:rPr>
-              <w:t>78.74 ± 0.49</w:t>
-            </w:r>
-          </w:p>
-        </w:tc>
-        <w:tc>
-          <w:tcPr>
-            <w:tcW w:w="0" w:type="auto"/>
-            <w:hideMark/>
-          </w:tcPr>
-          <w:p>
-            <w:pPr>
-              <w:spacing w:after="160" w:line="279" w:lineRule="auto"/>
-              <w:rPr>
-                <w:lang w:val="en-CA" w:eastAsia="en-US"/>
-              </w:rPr>
-            </w:pPr>
-            <w:r>
-              <w:rPr>
-                <w:lang w:val="en-CA" w:eastAsia="en-US"/>
-              </w:rPr>
-              <w:t>78.66 ± 0.84</w:t>
-            </w:r>
-          </w:p>
-        </w:tc>
-      </w:tr>
-    </w:tbl>
-    <w:p>
-      <w:pPr>
-        <w:rPr>
-          <w:lang w:val="en-CA" w:eastAsia="en-US"/>
-        </w:rPr>
-      </w:pPr>
-    </w:p>
-    <w:p>
-      <w:pPr>
-        <w:pStyle w:val="Heading2"/>
-        <w:rPr>
-          <w:lang w:val="en-CA" w:eastAsia="en-US"/>
-        </w:rPr>
-      </w:pPr>
-      <w:r>
-        <w:rPr>
-          <w:lang w:val="en-CA" w:eastAsia="en-US"/>
-        </w:rPr>
-        <w:t>2.7 Training and Validation Curves</w:t>
-      </w:r>
-    </w:p>
-    <w:p>
-      <w:pPr>
-        <w:rPr>
-          <w:lang w:val="en-CA" w:eastAsia="en-US"/>
-        </w:rPr>
-      </w:pPr>
-      <w:r>
-        <w:rPr>
-          <w:lang w:val="en-CA" w:eastAsia="en-US"/>
-        </w:rPr>
-        <w:t>Across the CIFAR-10 runs, BN variants converge the fastest and LeNet-5 converges the slowest. The unaugmented models show validation loss flattening or rising while training loss keeps falling, which is reflected as overfitting. For Tiny ImageNet, only the two BN models separate from the rest in 10 epochs.</w:t>
-      </w:r>
-    </w:p>
-    <w:p>
-      <w:pPr>
-        <w:rPr>
-          <w:lang w:val="en-CA" w:eastAsia="en-US"/>
-        </w:rPr>
-      </w:pPr>
-    </w:p>
-    <w:p>
-      <w:pPr>
-        <w:rPr>
-          <w:lang w:val="en-CA" w:eastAsia="en-US"/>
-        </w:rPr>
-      </w:pPr>
-      <w:r>
-        <w:rPr>
-          <w:noProof/>
-          <w:lang w:val="en-CA" w:eastAsia="en-US"/>
-        </w:rPr>
         <w:drawing>
-          <wp:inline distT="0" distB="0" distL="0" distR="0" wp14:anchorId="77F78CC6" wp14:editId="1E1B0431">
-            <wp:extent cx="5731510" cy="2388235"/>
-            <wp:effectExtent l="0" t="0" r="0" b="0"/>
-            <wp:docPr id="1434999138" name="Picture 7" descr="A comparison of a graph&#10;&#10;AI-generated content may be incorrect."/>
+          <wp:inline distT="0" distB="0" distL="0" distR="0" wp14:anchorId="7660E01B" wp14:editId="7D8259A6">
+            <wp:extent cx="5731510" cy="2388129"/>
+            <wp:effectExtent l="0" t="0" r="0" b="6350"/>
+            <wp:docPr id="728281533" name="Picture 1"/>
             <wp:cNvGraphicFramePr>
               <a:graphicFrameLocks xmlns:a="http://schemas.openxmlformats.org/drawingml/2006/main" noChangeAspect="1"/>
             </wp:cNvGraphicFramePr>
@@ -6916,17 +8188,11 @@
               <a:graphicData uri="http://schemas.openxmlformats.org/drawingml/2006/picture">
                 <pic:pic xmlns:pic="http://schemas.openxmlformats.org/drawingml/2006/picture">
                   <pic:nvPicPr>
-                    <pic:cNvPr id="1434999138" name="Picture 7" descr="A comparison of a graph&#10;&#10;AI-generated content may be incorrect."/>
+                    <pic:cNvPr id="1978065901" name=""/>
                     <pic:cNvPicPr/>
                   </pic:nvPicPr>
                   <pic:blipFill>
-                    <a:blip r:embed="rId35" cstate="print">
-                      <a:extLst>
-                        <a:ext uri="{28A0092B-C50C-407E-A947-70E740481C1C}">
-                          <a14:useLocalDpi xmlns:a14="http://schemas.microsoft.com/office/drawing/2010/main" val="0"/>
-                        </a:ext>
-                      </a:extLst>
-                    </a:blip>
+                    <a:blip r:embed="rId35"/>
                     <a:stretch>
                       <a:fillRect/>
                     </a:stretch>
@@ -6934,7 +8200,7 @@
                   <pic:spPr>
                     <a:xfrm>
                       <a:off x="0" y="0"/>
-                      <a:ext cx="5731510" cy="2388235"/>
+                      <a:ext cx="5731510" cy="2388129"/>
                     </a:xfrm>
                     <a:prstGeom prst="rect">
                       <a:avLst/>
@@ -6957,8 +8223,29 @@
         <w:rPr>
           <w:lang w:val="en-CA" w:eastAsia="en-US"/>
         </w:rPr>
-        <w:t>Figure 18: LeNet-5 Baseline</w:t>
-      </w:r>
+        <w:t xml:space="preserve">Figure 22: </w:t>
+      </w:r>
+      <w:proofErr w:type="spellStart"/>
+      <w:r>
+        <w:rPr>
+          <w:lang w:val="en-CA" w:eastAsia="en-US"/>
+        </w:rPr>
+        <w:t>AlexNet</w:t>
+      </w:r>
+      <w:proofErr w:type="spellEnd"/>
+      <w:r>
+        <w:rPr>
+          <w:lang w:val="en-CA" w:eastAsia="en-US"/>
+        </w:rPr>
+        <w:t xml:space="preserve"> BN</w:t>
+      </w:r>
+    </w:p>
+    <w:p>
+      <w:pPr>
+        <w:rPr>
+          <w:lang w:val="en-CA" w:eastAsia="en-US"/>
+        </w:rPr>
+      </w:pPr>
     </w:p>
     <w:p>
       <w:pPr>
@@ -6976,13 +8263,12 @@
       <w:r>
         <w:rPr>
           <w:noProof/>
-          <w:lang w:val="en-CA" w:eastAsia="en-US"/>
         </w:rPr>
         <w:drawing>
-          <wp:inline distT="0" distB="0" distL="0" distR="0" wp14:anchorId="3B47EA05" wp14:editId="7DC588B8">
-            <wp:extent cx="5731510" cy="2388235"/>
-            <wp:effectExtent l="0" t="0" r="0" b="0"/>
-            <wp:docPr id="404843579" name="Picture 8" descr="A comparison of a graph&#10;&#10;AI-generated content may be incorrect."/>
+          <wp:inline distT="0" distB="0" distL="0" distR="0" wp14:anchorId="0CB64073" wp14:editId="46D33B17">
+            <wp:extent cx="5731510" cy="2388129"/>
+            <wp:effectExtent l="0" t="0" r="0" b="6350"/>
+            <wp:docPr id="351756797" name="Picture 1"/>
             <wp:cNvGraphicFramePr>
               <a:graphicFrameLocks xmlns:a="http://schemas.openxmlformats.org/drawingml/2006/main" noChangeAspect="1"/>
             </wp:cNvGraphicFramePr>
@@ -6990,17 +8276,11 @@
               <a:graphicData uri="http://schemas.openxmlformats.org/drawingml/2006/picture">
                 <pic:pic xmlns:pic="http://schemas.openxmlformats.org/drawingml/2006/picture">
                   <pic:nvPicPr>
-                    <pic:cNvPr id="404843579" name="Picture 8" descr="A comparison of a graph&#10;&#10;AI-generated content may be incorrect."/>
+                    <pic:cNvPr id="1978065901" name=""/>
                     <pic:cNvPicPr/>
                   </pic:nvPicPr>
                   <pic:blipFill>
-                    <a:blip r:embed="rId36" cstate="print">
-                      <a:extLst>
-                        <a:ext uri="{28A0092B-C50C-407E-A947-70E740481C1C}">
-                          <a14:useLocalDpi xmlns:a14="http://schemas.microsoft.com/office/drawing/2010/main" val="0"/>
-                        </a:ext>
-                      </a:extLst>
-                    </a:blip>
+                    <a:blip r:embed="rId36"/>
                     <a:stretch>
                       <a:fillRect/>
                     </a:stretch>
@@ -7008,7 +8288,7 @@
                   <pic:spPr>
                     <a:xfrm>
                       <a:off x="0" y="0"/>
-                      <a:ext cx="5731510" cy="2388235"/>
+                      <a:ext cx="5731510" cy="2388129"/>
                     </a:xfrm>
                     <a:prstGeom prst="rect">
                       <a:avLst/>
@@ -7031,33 +8311,47 @@
         <w:rPr>
           <w:lang w:val="en-CA" w:eastAsia="en-US"/>
         </w:rPr>
+        <w:t xml:space="preserve">Figure 23: </w:t>
+      </w:r>
+      <w:proofErr w:type="spellStart"/>
+      <w:r>
+        <w:rPr>
+          <w:lang w:val="en-CA" w:eastAsia="en-US"/>
+        </w:rPr>
+        <w:t>AlexNet</w:t>
+      </w:r>
+      <w:proofErr w:type="spellEnd"/>
+      <w:r>
+        <w:rPr>
+          <w:lang w:val="en-CA" w:eastAsia="en-US"/>
+        </w:rPr>
+        <w:t xml:space="preserve"> BN Aug</w:t>
+      </w:r>
+    </w:p>
+    <w:p>
+      <w:pPr>
+        <w:rPr>
+          <w:lang w:val="en-CA" w:eastAsia="en-US"/>
+        </w:rPr>
+      </w:pPr>
+    </w:p>
+    <w:p>
+      <w:pPr>
+        <w:rPr>
+          <w:lang w:val="en-CA" w:eastAsia="en-US"/>
+        </w:rPr>
+      </w:pPr>
+      <w:r>
+        <w:rPr>
+          <w:noProof/>
+          <w:lang w:val="en-CA" w:eastAsia="en-US"/>
+        </w:rPr>
         <w:lastRenderedPageBreak/>
-        <w:t>Figure 19: Modern LeNet</w:t>
-      </w:r>
-    </w:p>
-    <w:p>
-      <w:pPr>
-        <w:rPr>
-          <w:lang w:val="en-CA" w:eastAsia="en-US"/>
-        </w:rPr>
-      </w:pPr>
-    </w:p>
-    <w:p>
-      <w:pPr>
-        <w:rPr>
-          <w:lang w:val="en-CA" w:eastAsia="en-US"/>
-        </w:rPr>
-      </w:pPr>
-      <w:r>
-        <w:rPr>
-          <w:noProof/>
-          <w:lang w:val="en-CA" w:eastAsia="en-US"/>
-        </w:rPr>
         <w:drawing>
-          <wp:inline distT="0" distB="0" distL="0" distR="0" wp14:anchorId="19096D5D" wp14:editId="1F32DFEF">
+          <wp:inline distT="0" distB="0" distL="0" distR="0" wp14:anchorId="7E1754D0" wp14:editId="767BD8B5">
             <wp:extent cx="5731510" cy="2388235"/>
             <wp:effectExtent l="0" t="0" r="0" b="0"/>
-            <wp:docPr id="1207758370" name="Picture 9" descr="A comparison of a graph&#10;&#10;AI-generated content may be incorrect."/>
+            <wp:docPr id="465811917" name="Picture 14" descr="A comparison of a graph&#10;&#10;AI-generated content may be incorrect."/>
             <wp:cNvGraphicFramePr>
               <a:graphicFrameLocks xmlns:a="http://schemas.openxmlformats.org/drawingml/2006/main" noChangeAspect="1"/>
             </wp:cNvGraphicFramePr>
@@ -7065,7 +8359,7 @@
               <a:graphicData uri="http://schemas.openxmlformats.org/drawingml/2006/picture">
                 <pic:pic xmlns:pic="http://schemas.openxmlformats.org/drawingml/2006/picture">
                   <pic:nvPicPr>
-                    <pic:cNvPr id="1207758370" name="Picture 9" descr="A comparison of a graph&#10;&#10;AI-generated content may be incorrect."/>
+                    <pic:cNvPr id="465811917" name="Picture 14" descr="A comparison of a graph&#10;&#10;AI-generated content may be incorrect."/>
                     <pic:cNvPicPr/>
                   </pic:nvPicPr>
                   <pic:blipFill>
@@ -7106,15 +8400,16 @@
         <w:rPr>
           <w:lang w:val="en-CA" w:eastAsia="en-US"/>
         </w:rPr>
-        <w:t>Figure 20: AlexNet None</w:t>
-      </w:r>
-    </w:p>
-    <w:p>
-      <w:pPr>
-        <w:rPr>
-          <w:lang w:val="en-CA" w:eastAsia="en-US"/>
-        </w:rPr>
-      </w:pPr>
+        <w:t xml:space="preserve">Figure 24: Zoo </w:t>
+      </w:r>
+      <w:proofErr w:type="spellStart"/>
+      <w:r>
+        <w:rPr>
+          <w:lang w:val="en-CA" w:eastAsia="en-US"/>
+        </w:rPr>
+        <w:t>AlexNet</w:t>
+      </w:r>
+      <w:proofErr w:type="spellEnd"/>
     </w:p>
     <w:p>
       <w:pPr>
@@ -7125,12 +8420,13 @@
       <w:r>
         <w:rPr>
           <w:noProof/>
+          <w:lang w:val="en-CA" w:eastAsia="en-US"/>
         </w:rPr>
         <w:drawing>
-          <wp:inline distT="0" distB="0" distL="0" distR="0" wp14:anchorId="4426EBCB" wp14:editId="24309214">
-            <wp:extent cx="5731510" cy="2388129"/>
-            <wp:effectExtent l="0" t="0" r="0" b="6350"/>
-            <wp:docPr id="568200974" name="Picture 1"/>
+          <wp:inline distT="0" distB="0" distL="0" distR="0" wp14:anchorId="11569152" wp14:editId="211324EA">
+            <wp:extent cx="5731510" cy="2388235"/>
+            <wp:effectExtent l="0" t="0" r="0" b="0"/>
+            <wp:docPr id="117267318" name="Picture 15" descr="A graph of different types of loss&#10;&#10;AI-generated content may be incorrect."/>
             <wp:cNvGraphicFramePr>
               <a:graphicFrameLocks xmlns:a="http://schemas.openxmlformats.org/drawingml/2006/main" noChangeAspect="1"/>
             </wp:cNvGraphicFramePr>
@@ -7138,222 +8434,11 @@
               <a:graphicData uri="http://schemas.openxmlformats.org/drawingml/2006/picture">
                 <pic:pic xmlns:pic="http://schemas.openxmlformats.org/drawingml/2006/picture">
                   <pic:nvPicPr>
-                    <pic:cNvPr id="1978065901" name=""/>
+                    <pic:cNvPr id="117267318" name="Picture 15" descr="A graph of different types of loss&#10;&#10;AI-generated content may be incorrect."/>
                     <pic:cNvPicPr/>
                   </pic:nvPicPr>
                   <pic:blipFill>
-                    <a:blip r:embed="rId38"/>
-                    <a:stretch>
-                      <a:fillRect/>
-                    </a:stretch>
-                  </pic:blipFill>
-                  <pic:spPr>
-                    <a:xfrm>
-                      <a:off x="0" y="0"/>
-                      <a:ext cx="5731510" cy="2388129"/>
-                    </a:xfrm>
-                    <a:prstGeom prst="rect">
-                      <a:avLst/>
-                    </a:prstGeom>
-                  </pic:spPr>
-                </pic:pic>
-              </a:graphicData>
-            </a:graphic>
-          </wp:inline>
-        </w:drawing>
-      </w:r>
-    </w:p>
-    <w:p>
-      <w:pPr>
-        <w:rPr>
-          <w:lang w:val="en-CA" w:eastAsia="en-US"/>
-        </w:rPr>
-      </w:pPr>
-      <w:r>
-        <w:rPr>
-          <w:lang w:val="en-CA" w:eastAsia="en-US"/>
-        </w:rPr>
-        <w:t>Figure 21: AlexNet LRN</w:t>
-      </w:r>
-    </w:p>
-    <w:p>
-      <w:pPr>
-        <w:rPr>
-          <w:lang w:val="en-CA" w:eastAsia="en-US"/>
-        </w:rPr>
-      </w:pPr>
-    </w:p>
-    <w:p>
-      <w:pPr>
-        <w:rPr>
-          <w:lang w:val="en-CA" w:eastAsia="en-US"/>
-        </w:rPr>
-      </w:pPr>
-      <w:r>
-        <w:rPr>
-          <w:noProof/>
-        </w:rPr>
-        <w:lastRenderedPageBreak/>
-        <w:drawing>
-          <wp:inline distT="0" distB="0" distL="0" distR="0" wp14:anchorId="7660E01B" wp14:editId="7D8259A6">
-            <wp:extent cx="5731510" cy="2388129"/>
-            <wp:effectExtent l="0" t="0" r="0" b="6350"/>
-            <wp:docPr id="728281533" name="Picture 1"/>
-            <wp:cNvGraphicFramePr>
-              <a:graphicFrameLocks xmlns:a="http://schemas.openxmlformats.org/drawingml/2006/main" noChangeAspect="1"/>
-            </wp:cNvGraphicFramePr>
-            <a:graphic xmlns:a="http://schemas.openxmlformats.org/drawingml/2006/main">
-              <a:graphicData uri="http://schemas.openxmlformats.org/drawingml/2006/picture">
-                <pic:pic xmlns:pic="http://schemas.openxmlformats.org/drawingml/2006/picture">
-                  <pic:nvPicPr>
-                    <pic:cNvPr id="1978065901" name=""/>
-                    <pic:cNvPicPr/>
-                  </pic:nvPicPr>
-                  <pic:blipFill>
-                    <a:blip r:embed="rId39"/>
-                    <a:stretch>
-                      <a:fillRect/>
-                    </a:stretch>
-                  </pic:blipFill>
-                  <pic:spPr>
-                    <a:xfrm>
-                      <a:off x="0" y="0"/>
-                      <a:ext cx="5731510" cy="2388129"/>
-                    </a:xfrm>
-                    <a:prstGeom prst="rect">
-                      <a:avLst/>
-                    </a:prstGeom>
-                  </pic:spPr>
-                </pic:pic>
-              </a:graphicData>
-            </a:graphic>
-          </wp:inline>
-        </w:drawing>
-      </w:r>
-    </w:p>
-    <w:p>
-      <w:pPr>
-        <w:rPr>
-          <w:lang w:val="en-CA" w:eastAsia="en-US"/>
-        </w:rPr>
-      </w:pPr>
-      <w:r>
-        <w:rPr>
-          <w:lang w:val="en-CA" w:eastAsia="en-US"/>
-        </w:rPr>
-        <w:t>Figure 22: AlexNet BN</w:t>
-      </w:r>
-    </w:p>
-    <w:p>
-      <w:pPr>
-        <w:rPr>
-          <w:lang w:val="en-CA" w:eastAsia="en-US"/>
-        </w:rPr>
-      </w:pPr>
-    </w:p>
-    <w:p>
-      <w:pPr>
-        <w:rPr>
-          <w:lang w:val="en-CA" w:eastAsia="en-US"/>
-        </w:rPr>
-      </w:pPr>
-    </w:p>
-    <w:p>
-      <w:pPr>
-        <w:rPr>
-          <w:lang w:val="en-CA" w:eastAsia="en-US"/>
-        </w:rPr>
-      </w:pPr>
-      <w:r>
-        <w:rPr>
-          <w:noProof/>
-        </w:rPr>
-        <w:drawing>
-          <wp:inline distT="0" distB="0" distL="0" distR="0" wp14:anchorId="0CB64073" wp14:editId="46D33B17">
-            <wp:extent cx="5731510" cy="2388129"/>
-            <wp:effectExtent l="0" t="0" r="0" b="6350"/>
-            <wp:docPr id="351756797" name="Picture 1"/>
-            <wp:cNvGraphicFramePr>
-              <a:graphicFrameLocks xmlns:a="http://schemas.openxmlformats.org/drawingml/2006/main" noChangeAspect="1"/>
-            </wp:cNvGraphicFramePr>
-            <a:graphic xmlns:a="http://schemas.openxmlformats.org/drawingml/2006/main">
-              <a:graphicData uri="http://schemas.openxmlformats.org/drawingml/2006/picture">
-                <pic:pic xmlns:pic="http://schemas.openxmlformats.org/drawingml/2006/picture">
-                  <pic:nvPicPr>
-                    <pic:cNvPr id="1978065901" name=""/>
-                    <pic:cNvPicPr/>
-                  </pic:nvPicPr>
-                  <pic:blipFill>
-                    <a:blip r:embed="rId40"/>
-                    <a:stretch>
-                      <a:fillRect/>
-                    </a:stretch>
-                  </pic:blipFill>
-                  <pic:spPr>
-                    <a:xfrm>
-                      <a:off x="0" y="0"/>
-                      <a:ext cx="5731510" cy="2388129"/>
-                    </a:xfrm>
-                    <a:prstGeom prst="rect">
-                      <a:avLst/>
-                    </a:prstGeom>
-                  </pic:spPr>
-                </pic:pic>
-              </a:graphicData>
-            </a:graphic>
-          </wp:inline>
-        </w:drawing>
-      </w:r>
-    </w:p>
-    <w:p>
-      <w:pPr>
-        <w:rPr>
-          <w:lang w:val="en-CA" w:eastAsia="en-US"/>
-        </w:rPr>
-      </w:pPr>
-      <w:r>
-        <w:rPr>
-          <w:lang w:val="en-CA" w:eastAsia="en-US"/>
-        </w:rPr>
-        <w:t>Figure 23: AlexNet BN Aug</w:t>
-      </w:r>
-    </w:p>
-    <w:p>
-      <w:pPr>
-        <w:rPr>
-          <w:lang w:val="en-CA" w:eastAsia="en-US"/>
-        </w:rPr>
-      </w:pPr>
-    </w:p>
-    <w:p>
-      <w:pPr>
-        <w:rPr>
-          <w:lang w:val="en-CA" w:eastAsia="en-US"/>
-        </w:rPr>
-      </w:pPr>
-      <w:r>
-        <w:rPr>
-          <w:noProof/>
-          <w:lang w:val="en-CA" w:eastAsia="en-US"/>
-        </w:rPr>
-        <w:lastRenderedPageBreak/>
-        <w:drawing>
-          <wp:inline distT="0" distB="0" distL="0" distR="0" wp14:anchorId="7E1754D0" wp14:editId="767BD8B5">
-            <wp:extent cx="5731510" cy="2388235"/>
-            <wp:effectExtent l="0" t="0" r="0" b="0"/>
-            <wp:docPr id="465811917" name="Picture 14" descr="A comparison of a graph&#10;&#10;AI-generated content may be incorrect."/>
-            <wp:cNvGraphicFramePr>
-              <a:graphicFrameLocks xmlns:a="http://schemas.openxmlformats.org/drawingml/2006/main" noChangeAspect="1"/>
-            </wp:cNvGraphicFramePr>
-            <a:graphic xmlns:a="http://schemas.openxmlformats.org/drawingml/2006/main">
-              <a:graphicData uri="http://schemas.openxmlformats.org/drawingml/2006/picture">
-                <pic:pic xmlns:pic="http://schemas.openxmlformats.org/drawingml/2006/picture">
-                  <pic:nvPicPr>
-                    <pic:cNvPr id="465811917" name="Picture 14" descr="A comparison of a graph&#10;&#10;AI-generated content may be incorrect."/>
-                    <pic:cNvPicPr/>
-                  </pic:nvPicPr>
-                  <pic:blipFill>
-                    <a:blip r:embed="rId41" cstate="print">
+                    <a:blip r:embed="rId38" cstate="print">
                       <a:extLst>
                         <a:ext uri="{28A0092B-C50C-407E-A947-70E740481C1C}">
                           <a14:useLocalDpi xmlns:a14="http://schemas.microsoft.com/office/drawing/2010/main" val="0"/>
@@ -7390,7 +8475,21 @@
         <w:rPr>
           <w:lang w:val="en-CA" w:eastAsia="en-US"/>
         </w:rPr>
-        <w:t>Figure 24: Zoo AlexNet</w:t>
+        <w:t>Figure 25: No Aug (</w:t>
+      </w:r>
+      <w:proofErr w:type="spellStart"/>
+      <w:r>
+        <w:rPr>
+          <w:lang w:val="en-CA" w:eastAsia="en-US"/>
+        </w:rPr>
+        <w:t>AlexNet</w:t>
+      </w:r>
+      <w:proofErr w:type="spellEnd"/>
+      <w:r>
+        <w:rPr>
+          <w:lang w:val="en-CA" w:eastAsia="en-US"/>
+        </w:rPr>
+        <w:t xml:space="preserve"> BN, 15 epochs)</w:t>
       </w:r>
     </w:p>
     <w:p>
@@ -7405,10 +8504,10 @@
           <w:lang w:val="en-CA" w:eastAsia="en-US"/>
         </w:rPr>
         <w:drawing>
-          <wp:inline distT="0" distB="0" distL="0" distR="0" wp14:anchorId="11569152" wp14:editId="211324EA">
+          <wp:inline distT="0" distB="0" distL="0" distR="0" wp14:anchorId="660DA235" wp14:editId="65FFCAC7">
             <wp:extent cx="5731510" cy="2388235"/>
             <wp:effectExtent l="0" t="0" r="0" b="0"/>
-            <wp:docPr id="117267318" name="Picture 15" descr="A graph of different types of loss&#10;&#10;AI-generated content may be incorrect."/>
+            <wp:docPr id="976328476" name="Picture 16"/>
             <wp:cNvGraphicFramePr>
               <a:graphicFrameLocks xmlns:a="http://schemas.openxmlformats.org/drawingml/2006/main" noChangeAspect="1"/>
             </wp:cNvGraphicFramePr>
@@ -7416,11 +8515,11 @@
               <a:graphicData uri="http://schemas.openxmlformats.org/drawingml/2006/picture">
                 <pic:pic xmlns:pic="http://schemas.openxmlformats.org/drawingml/2006/picture">
                   <pic:nvPicPr>
-                    <pic:cNvPr id="117267318" name="Picture 15" descr="A graph of different types of loss&#10;&#10;AI-generated content may be incorrect."/>
+                    <pic:cNvPr id="976328476" name="Picture 976328476"/>
                     <pic:cNvPicPr/>
                   </pic:nvPicPr>
                   <pic:blipFill>
-                    <a:blip r:embed="rId42" cstate="print">
+                    <a:blip r:embed="rId39" cstate="print">
                       <a:extLst>
                         <a:ext uri="{28A0092B-C50C-407E-A947-70E740481C1C}">
                           <a14:useLocalDpi xmlns:a14="http://schemas.microsoft.com/office/drawing/2010/main" val="0"/>
@@ -7457,74 +8556,21 @@
         <w:rPr>
           <w:lang w:val="en-CA" w:eastAsia="en-US"/>
         </w:rPr>
-        <w:t>Figure 25: No Aug (AlexNet BN, 15 epochs)</w:t>
-      </w:r>
-    </w:p>
-    <w:p>
-      <w:pPr>
-        <w:rPr>
-          <w:lang w:val="en-CA" w:eastAsia="en-US"/>
-        </w:rPr>
-      </w:pPr>
-      <w:r>
-        <w:rPr>
-          <w:noProof/>
-          <w:lang w:val="en-CA" w:eastAsia="en-US"/>
-        </w:rPr>
-        <w:drawing>
-          <wp:inline distT="0" distB="0" distL="0" distR="0" wp14:anchorId="660DA235" wp14:editId="65FFCAC7">
-            <wp:extent cx="5731510" cy="2388235"/>
-            <wp:effectExtent l="0" t="0" r="0" b="0"/>
-            <wp:docPr id="976328476" name="Picture 16"/>
-            <wp:cNvGraphicFramePr>
-              <a:graphicFrameLocks xmlns:a="http://schemas.openxmlformats.org/drawingml/2006/main" noChangeAspect="1"/>
-            </wp:cNvGraphicFramePr>
-            <a:graphic xmlns:a="http://schemas.openxmlformats.org/drawingml/2006/main">
-              <a:graphicData uri="http://schemas.openxmlformats.org/drawingml/2006/picture">
-                <pic:pic xmlns:pic="http://schemas.openxmlformats.org/drawingml/2006/picture">
-                  <pic:nvPicPr>
-                    <pic:cNvPr id="976328476" name="Picture 976328476"/>
-                    <pic:cNvPicPr/>
-                  </pic:nvPicPr>
-                  <pic:blipFill>
-                    <a:blip r:embed="rId43" cstate="print">
-                      <a:extLst>
-                        <a:ext uri="{28A0092B-C50C-407E-A947-70E740481C1C}">
-                          <a14:useLocalDpi xmlns:a14="http://schemas.microsoft.com/office/drawing/2010/main" val="0"/>
-                        </a:ext>
-                      </a:extLst>
-                    </a:blip>
-                    <a:stretch>
-                      <a:fillRect/>
-                    </a:stretch>
-                  </pic:blipFill>
-                  <pic:spPr>
-                    <a:xfrm>
-                      <a:off x="0" y="0"/>
-                      <a:ext cx="5731510" cy="2388235"/>
-                    </a:xfrm>
-                    <a:prstGeom prst="rect">
-                      <a:avLst/>
-                    </a:prstGeom>
-                  </pic:spPr>
-                </pic:pic>
-              </a:graphicData>
-            </a:graphic>
-          </wp:inline>
-        </w:drawing>
-      </w:r>
-    </w:p>
-    <w:p>
-      <w:pPr>
-        <w:rPr>
-          <w:lang w:val="en-CA" w:eastAsia="en-US"/>
-        </w:rPr>
-      </w:pPr>
-      <w:r>
-        <w:rPr>
-          <w:lang w:val="en-CA" w:eastAsia="en-US"/>
-        </w:rPr>
-        <w:t>Figure 26: With Aug (AlexNet BN, 15 epochs)</w:t>
+        <w:t>Figure 26: With Aug (</w:t>
+      </w:r>
+      <w:proofErr w:type="spellStart"/>
+      <w:r>
+        <w:rPr>
+          <w:lang w:val="en-CA" w:eastAsia="en-US"/>
+        </w:rPr>
+        <w:t>AlexNet</w:t>
+      </w:r>
+      <w:proofErr w:type="spellEnd"/>
+      <w:r>
+        <w:rPr>
+          <w:lang w:val="en-CA" w:eastAsia="en-US"/>
+        </w:rPr>
+        <w:t xml:space="preserve"> BN, 15 epochs)</w:t>
       </w:r>
     </w:p>
     <w:p>
@@ -7547,7 +8593,7 @@
         </w:rPr>
         <w:lastRenderedPageBreak/>
         <w:drawing>
-          <wp:inline distT="0" distB="0" distL="0" distR="0" wp14:anchorId="01C32D57" wp14:editId="3F0B9526">
+          <wp:inline distT="0" distB="0" distL="0" distR="0" wp14:anchorId="01C32D57" wp14:editId="0F70552A">
             <wp:extent cx="5731510" cy="3439160"/>
             <wp:effectExtent l="0" t="0" r="0" b="2540"/>
             <wp:docPr id="816992141" name="Picture 17" descr="A graph of different colored lines&#10;&#10;AI-generated content may be incorrect."/>
@@ -7562,7 +8608,7 @@
                     <pic:cNvPicPr/>
                   </pic:nvPicPr>
                   <pic:blipFill>
-                    <a:blip r:embed="rId44" cstate="print">
+                    <a:blip r:embed="rId40" cstate="print">
                       <a:extLst>
                         <a:ext uri="{28A0092B-C50C-407E-A947-70E740481C1C}">
                           <a14:useLocalDpi xmlns:a14="http://schemas.microsoft.com/office/drawing/2010/main" val="0"/>
@@ -7628,7 +8674,7 @@
           <w:lang w:val="en-CA" w:eastAsia="en-US"/>
         </w:rPr>
         <w:drawing>
-          <wp:inline distT="0" distB="0" distL="0" distR="0" wp14:anchorId="10AD1199" wp14:editId="778EDEF0">
+          <wp:inline distT="0" distB="0" distL="0" distR="0" wp14:anchorId="10AD1199" wp14:editId="1A357258">
             <wp:extent cx="5731510" cy="3439160"/>
             <wp:effectExtent l="0" t="0" r="0" b="2540"/>
             <wp:docPr id="1505291645" name="Picture 18" descr="A graph of different colored lines&#10;&#10;AI-generated content may be incorrect."/>
@@ -7643,7 +8689,7 @@
                     <pic:cNvPicPr/>
                   </pic:nvPicPr>
                   <pic:blipFill>
-                    <a:blip r:embed="rId45" cstate="print">
+                    <a:blip r:embed="rId41" cstate="print">
                       <a:extLst>
                         <a:ext uri="{28A0092B-C50C-407E-A947-70E740481C1C}">
                           <a14:useLocalDpi xmlns:a14="http://schemas.microsoft.com/office/drawing/2010/main" val="0"/>
@@ -8025,7 +9071,49 @@
         <w:rPr>
           <w:lang w:val="en-CA" w:eastAsia="en-US"/>
         </w:rPr>
-        <w:t xml:space="preserve">While Modern LeNet has 32% more parameters, it still has the same 0.26ms latency and only 2% more epoch time. The improvements are attributed to how ReLU does not saturate which allows gradients to stay strong, MaxPool keeps strongest activation instead of having it be diluted with the average, and overlapping windows with padding allows for more spatial detail to be retained (16x15x15 opposed to 16x13x13). These optimizations increase training and validation accuracy, but both models still overfit (final-epoch train-val gap of 12.9 points for LeNet-5 and 11.6 for Modern LeNet). </w:t>
+        <w:t xml:space="preserve">While Modern LeNet has 32% more parameters, it still has the same 0.26ms latency and only 2% more epoch time. The improvements are attributed to how </w:t>
+      </w:r>
+      <w:proofErr w:type="spellStart"/>
+      <w:r>
+        <w:rPr>
+          <w:lang w:val="en-CA" w:eastAsia="en-US"/>
+        </w:rPr>
+        <w:t>ReLU</w:t>
+      </w:r>
+      <w:proofErr w:type="spellEnd"/>
+      <w:r>
+        <w:rPr>
+          <w:lang w:val="en-CA" w:eastAsia="en-US"/>
+        </w:rPr>
+        <w:t xml:space="preserve"> does not saturate which allows gradients to stay strong, </w:t>
+      </w:r>
+      <w:proofErr w:type="spellStart"/>
+      <w:r>
+        <w:rPr>
+          <w:lang w:val="en-CA" w:eastAsia="en-US"/>
+        </w:rPr>
+        <w:t>MaxPool</w:t>
+      </w:r>
+      <w:proofErr w:type="spellEnd"/>
+      <w:r>
+        <w:rPr>
+          <w:lang w:val="en-CA" w:eastAsia="en-US"/>
+        </w:rPr>
+        <w:t xml:space="preserve"> keeps strongest activation instead of having it be diluted with the average, and overlapping windows with padding allows for more spatial detail to be retained (16x15x15 opposed to 16x13x13). These optimizations increase training and validation accuracy, but both models still overfit (final-epoch train-</w:t>
+      </w:r>
+      <w:proofErr w:type="spellStart"/>
+      <w:r>
+        <w:rPr>
+          <w:lang w:val="en-CA" w:eastAsia="en-US"/>
+        </w:rPr>
+        <w:t>val</w:t>
+      </w:r>
+      <w:proofErr w:type="spellEnd"/>
+      <w:r>
+        <w:rPr>
+          <w:lang w:val="en-CA" w:eastAsia="en-US"/>
+        </w:rPr>
+        <w:t xml:space="preserve"> gap of 12.9 points for LeNet-5 and 11.6 for Modern LeNet). </w:t>
       </w:r>
     </w:p>
     <w:p>
@@ -8039,8 +9127,16 @@
         <w:rPr>
           <w:lang w:val="en-CA" w:eastAsia="en-US"/>
         </w:rPr>
-        <w:t>3.2 Normalization Study: None vs. LRN vs. BatchNorm</w:t>
-      </w:r>
+        <w:t xml:space="preserve">3.2 Normalization Study: None vs. LRN vs. </w:t>
+      </w:r>
+      <w:proofErr w:type="spellStart"/>
+      <w:r>
+        <w:rPr>
+          <w:lang w:val="en-CA" w:eastAsia="en-US"/>
+        </w:rPr>
+        <w:t>BatchNorm</w:t>
+      </w:r>
+      <w:proofErr w:type="spellEnd"/>
     </w:p>
     <w:p>
       <w:pPr>
@@ -8125,7 +9221,25 @@
                 <w:bCs/>
                 <w:lang w:val="en-CA" w:eastAsia="en-US"/>
               </w:rPr>
-              <w:t>CIFAR-10 val acc</w:t>
+              <w:t xml:space="preserve">CIFAR-10 </w:t>
+            </w:r>
+            <w:proofErr w:type="spellStart"/>
+            <w:r>
+              <w:rPr>
+                <w:b/>
+                <w:bCs/>
+                <w:lang w:val="en-CA" w:eastAsia="en-US"/>
+              </w:rPr>
+              <w:t>val</w:t>
+            </w:r>
+            <w:proofErr w:type="spellEnd"/>
+            <w:r>
+              <w:rPr>
+                <w:b/>
+                <w:bCs/>
+                <w:lang w:val="en-CA" w:eastAsia="en-US"/>
+              </w:rPr>
+              <w:t xml:space="preserve"> acc</w:t>
             </w:r>
           </w:p>
         </w:tc>
@@ -8461,7 +9575,21 @@
         <w:rPr>
           <w:lang w:val="en-CA" w:eastAsia="en-US"/>
         </w:rPr>
-        <w:t xml:space="preserve">Wall-clock time: yes; FLOPs: essentially no. LRN adds 62% to epoch time (21.70 vs. 13.42s) and has the highest AlexNet-64 latency (0.91ms). The FLOPs barely change: LRN adds about 0 MFLOPs and BN adds about 1.3 MFLOPs (436.70 vs. 437.97), so the extra cost shows up as wall-clock time instead. BN adds only 11% to epoch time (14.94 vs. 13.42 s) while giving the largest accuracy gain, whereas LRN costs far more time for a much smaller gain. So yes, BatchNorm improved both validation accuracy and macro-F1 over None and LRN (78.74 vs. 74.07 and 72.08 accuracy; 78.66 vs. 74.00 and 71.89 macro-F1, Table 7). BN is better than LRN because it normalizes each channel with batch statistics, keeping activations scaled throughout all five conv layers. This </w:t>
+        <w:t xml:space="preserve">Wall-clock time: yes; FLOPs: essentially no. LRN adds 62% to epoch time (21.70 vs. 13.42s) and has the highest AlexNet-64 latency (0.91ms). The FLOPs barely change: LRN adds about 0 MFLOPs and BN adds about 1.3 MFLOPs (436.70 vs. 437.97), so the extra cost shows up as wall-clock time instead. BN adds only 11% to epoch time (14.94 vs. 13.42 s) while giving the largest accuracy gain, whereas LRN costs far more time for a much smaller gain. So yes, </w:t>
+      </w:r>
+      <w:proofErr w:type="spellStart"/>
+      <w:r>
+        <w:rPr>
+          <w:lang w:val="en-CA" w:eastAsia="en-US"/>
+        </w:rPr>
+        <w:t>BatchNorm</w:t>
+      </w:r>
+      <w:proofErr w:type="spellEnd"/>
+      <w:r>
+        <w:rPr>
+          <w:lang w:val="en-CA" w:eastAsia="en-US"/>
+        </w:rPr>
+        <w:t xml:space="preserve"> improved both validation accuracy and macro-F1 over None and LRN (78.74 vs. 74.07 and 72.08 accuracy; 78.66 vs. 74.00 and 71.89 macro-F1, Table 7). BN is better than LRN because it normalizes each channel with batch statistics, keeping activations scaled throughout all five conv layers. This </w:t>
       </w:r>
       <w:r>
         <w:rPr>
@@ -8476,7 +9604,21 @@
         <w:rPr>
           <w:lang w:val="en-CA" w:eastAsia="en-US"/>
         </w:rPr>
-        <w:t>For convergence stability, the training loss of all three schemes falls smoothly every epoch for all three seeds. BN reaches the lowest training loss (0.46 vs. 0.66 for LRN and 0.72 for None at epoch 10), and BN and None vary the least between seeds (std of about 0.01 vs. 0.02 for LRN). However, BN has the noisiest validation loss, with jumps of up to 0.14 between epochs, while LRN and None move by less than 0.03. This is likely because BN uses running averages of the batch statistics at evaluation time, which lag behind the quickly changing weights. Overall, BN was the most stable scheme in training, and LRN had the smoothest validation loss.</w:t>
+        <w:t xml:space="preserve">For convergence stability, the training loss of all three schemes falls smoothly every epoch for all three seeds. BN reaches the lowest training loss (0.46 vs. 0.66 for LRN and 0.72 for None at epoch 10), and BN and None vary the least between seeds (std of about 0.01 vs. 0.02 for LRN). However, BN has the noisiest validation loss, with jumps of up to 0.14 between epochs, while LRN and None move by less than 0.03. This is likely because BN uses running averages of the batch statistics at evaluation time, which </w:t>
+      </w:r>
+      <w:proofErr w:type="gramStart"/>
+      <w:r>
+        <w:rPr>
+          <w:lang w:val="en-CA" w:eastAsia="en-US"/>
+        </w:rPr>
+        <w:t>lag behind</w:t>
+      </w:r>
+      <w:proofErr w:type="gramEnd"/>
+      <w:r>
+        <w:rPr>
+          <w:lang w:val="en-CA" w:eastAsia="en-US"/>
+        </w:rPr>
+        <w:t xml:space="preserve"> the quickly changing weights. Overall, BN was the most stable scheme in training, and LRN had the smoothest validation loss.</w:t>
       </w:r>
     </w:p>
     <w:p>
@@ -8510,7 +9652,21 @@
         <w:rPr>
           <w:lang w:val="en-CA" w:eastAsia="en-US"/>
         </w:rPr>
-        <w:t>Table 10: AlexNet BN with and without augmentation (15 epochs, CIFAR-10)</w:t>
+        <w:t xml:space="preserve">Table 10: </w:t>
+      </w:r>
+      <w:proofErr w:type="spellStart"/>
+      <w:r>
+        <w:rPr>
+          <w:lang w:val="en-CA" w:eastAsia="en-US"/>
+        </w:rPr>
+        <w:t>AlexNet</w:t>
+      </w:r>
+      <w:proofErr w:type="spellEnd"/>
+      <w:r>
+        <w:rPr>
+          <w:lang w:val="en-CA" w:eastAsia="en-US"/>
+        </w:rPr>
+        <w:t xml:space="preserve"> BN with and without augmentation (15 epochs, CIFAR-10)</w:t>
       </w:r>
     </w:p>
     <w:tbl>
@@ -8567,34 +9723,54 @@
                 <w:bCs/>
                 <w:lang w:val="en-CA" w:eastAsia="en-US"/>
               </w:rPr>
-              <w:t>No aug</w:t>
-            </w:r>
-          </w:p>
-        </w:tc>
-        <w:tc>
-          <w:tcPr>
-            <w:tcW w:w="0" w:type="auto"/>
-            <w:shd w:val="clear" w:color="auto" w:fill="ADADAD" w:themeFill="background2" w:themeFillShade="BF"/>
-            <w:hideMark/>
-          </w:tcPr>
-          <w:p>
-            <w:pPr>
-              <w:spacing w:after="160" w:line="279" w:lineRule="auto"/>
-              <w:jc w:val="center"/>
+              <w:t xml:space="preserve">No </w:t>
+            </w:r>
+            <w:proofErr w:type="spellStart"/>
+            <w:r>
               <w:rPr>
                 <w:b/>
                 <w:bCs/>
                 <w:lang w:val="en-CA" w:eastAsia="en-US"/>
               </w:rPr>
-            </w:pPr>
-            <w:r>
+              <w:t>aug</w:t>
+            </w:r>
+            <w:proofErr w:type="spellEnd"/>
+          </w:p>
+        </w:tc>
+        <w:tc>
+          <w:tcPr>
+            <w:tcW w:w="0" w:type="auto"/>
+            <w:shd w:val="clear" w:color="auto" w:fill="ADADAD" w:themeFill="background2" w:themeFillShade="BF"/>
+            <w:hideMark/>
+          </w:tcPr>
+          <w:p>
+            <w:pPr>
+              <w:spacing w:after="160" w:line="279" w:lineRule="auto"/>
+              <w:jc w:val="center"/>
               <w:rPr>
                 <w:b/>
                 <w:bCs/>
                 <w:lang w:val="en-CA" w:eastAsia="en-US"/>
               </w:rPr>
-              <w:t>With aug</w:t>
-            </w:r>
+            </w:pPr>
+            <w:r>
+              <w:rPr>
+                <w:b/>
+                <w:bCs/>
+                <w:lang w:val="en-CA" w:eastAsia="en-US"/>
+              </w:rPr>
+              <w:t xml:space="preserve">With </w:t>
+            </w:r>
+            <w:proofErr w:type="spellStart"/>
+            <w:r>
+              <w:rPr>
+                <w:b/>
+                <w:bCs/>
+                <w:lang w:val="en-CA" w:eastAsia="en-US"/>
+              </w:rPr>
+              <w:t>aug</w:t>
+            </w:r>
+            <w:proofErr w:type="spellEnd"/>
           </w:p>
         </w:tc>
       </w:tr>
@@ -8683,7 +9859,21 @@
               <w:rPr>
                 <w:lang w:val="en-CA" w:eastAsia="en-US"/>
               </w:rPr>
-              <w:t>Final val acc</w:t>
+              <w:t xml:space="preserve">Final </w:t>
+            </w:r>
+            <w:proofErr w:type="spellStart"/>
+            <w:r>
+              <w:rPr>
+                <w:lang w:val="en-CA" w:eastAsia="en-US"/>
+              </w:rPr>
+              <w:t>val</w:t>
+            </w:r>
+            <w:proofErr w:type="spellEnd"/>
+            <w:r>
+              <w:rPr>
+                <w:lang w:val="en-CA" w:eastAsia="en-US"/>
+              </w:rPr>
+              <w:t xml:space="preserve"> acc</w:t>
             </w:r>
           </w:p>
         </w:tc>
@@ -8748,7 +9938,21 @@
               <w:rPr>
                 <w:lang w:val="en-CA" w:eastAsia="en-US"/>
               </w:rPr>
-              <w:t>Train−val gap</w:t>
+              <w:t>Train−</w:t>
+            </w:r>
+            <w:proofErr w:type="spellStart"/>
+            <w:r>
+              <w:rPr>
+                <w:lang w:val="en-CA" w:eastAsia="en-US"/>
+              </w:rPr>
+              <w:t>val</w:t>
+            </w:r>
+            <w:proofErr w:type="spellEnd"/>
+            <w:r>
+              <w:rPr>
+                <w:lang w:val="en-CA" w:eastAsia="en-US"/>
+              </w:rPr>
+              <w:t xml:space="preserve"> gap</w:t>
             </w:r>
           </w:p>
         </w:tc>
@@ -8813,7 +10017,21 @@
               <w:rPr>
                 <w:lang w:val="en-CA" w:eastAsia="en-US"/>
               </w:rPr>
-              <w:t>Best val acc</w:t>
+              <w:t xml:space="preserve">Best </w:t>
+            </w:r>
+            <w:proofErr w:type="spellStart"/>
+            <w:r>
+              <w:rPr>
+                <w:lang w:val="en-CA" w:eastAsia="en-US"/>
+              </w:rPr>
+              <w:t>val</w:t>
+            </w:r>
+            <w:proofErr w:type="spellEnd"/>
+            <w:r>
+              <w:rPr>
+                <w:lang w:val="en-CA" w:eastAsia="en-US"/>
+              </w:rPr>
+              <w:t xml:space="preserve"> acc</w:t>
             </w:r>
           </w:p>
         </w:tc>
@@ -8878,7 +10096,21 @@
               <w:rPr>
                 <w:lang w:val="en-CA" w:eastAsia="en-US"/>
               </w:rPr>
-              <w:t>Best val macro-F1</w:t>
+              <w:t xml:space="preserve">Best </w:t>
+            </w:r>
+            <w:proofErr w:type="spellStart"/>
+            <w:r>
+              <w:rPr>
+                <w:lang w:val="en-CA" w:eastAsia="en-US"/>
+              </w:rPr>
+              <w:t>val</w:t>
+            </w:r>
+            <w:proofErr w:type="spellEnd"/>
+            <w:r>
+              <w:rPr>
+                <w:lang w:val="en-CA" w:eastAsia="en-US"/>
+              </w:rPr>
+              <w:t xml:space="preserve"> macro-F1</w:t>
             </w:r>
           </w:p>
         </w:tc>
@@ -8929,47 +10161,173 @@
         <w:rPr>
           <w:lang w:val="en-CA" w:eastAsia="en-US"/>
         </w:rPr>
-        <w:t>These are separate 15-epoch runs, so they differ from the 10-epoch BN and BN + Aug runs in Table 5. The train−val gap uses final-epoch values.</w:t>
-      </w:r>
-    </w:p>
-    <w:p>
-      <w:pPr>
-        <w:rPr>
-          <w:lang w:val="en-CA" w:eastAsia="en-US"/>
-        </w:rPr>
-      </w:pPr>
-    </w:p>
-    <w:p>
-      <w:pPr>
-        <w:rPr>
-          <w:lang w:val="en-CA" w:eastAsia="en-US"/>
-        </w:rPr>
-      </w:pPr>
-      <w:r>
-        <w:rPr>
-          <w:lang w:val="en-CA" w:eastAsia="en-US"/>
-        </w:rPr>
-        <w:t xml:space="preserve">The augmentation used is a random crop with 4-pixel padding, a horizontal flip, and ColorJitter (0.2). These transforms are label-preserving, since a flipped, shifted, or recoloured image still shows the same object, so the network cannot memorize where things sit or what exact colours they have in the training images and has to learn features that are invariant to these changes. So yes, augmentation reduced the generalization gap Δ from 9.4 to 5.5 points. Without augmentation, val loss is lowest at epoch 12 (0.59) and then rises while training accuracy increases which is overfitting. </w:t>
+        <w:t>These are separate 15-epoch runs, so they differ from the 10-epoch BN and BN + Aug runs in Table 5. The train−</w:t>
+      </w:r>
+      <w:proofErr w:type="spellStart"/>
+      <w:r>
+        <w:rPr>
+          <w:lang w:val="en-CA" w:eastAsia="en-US"/>
+        </w:rPr>
+        <w:t>val</w:t>
+      </w:r>
+      <w:proofErr w:type="spellEnd"/>
+      <w:r>
+        <w:rPr>
+          <w:lang w:val="en-CA" w:eastAsia="en-US"/>
+        </w:rPr>
+        <w:t xml:space="preserve"> gap uses final-epoch values.</w:t>
+      </w:r>
+    </w:p>
+    <w:p>
+      <w:pPr>
+        <w:rPr>
+          <w:lang w:val="en-CA" w:eastAsia="en-US"/>
+        </w:rPr>
+      </w:pPr>
+    </w:p>
+    <w:p>
+      <w:pPr>
+        <w:rPr>
+          <w:lang w:val="en-CA" w:eastAsia="en-US"/>
+        </w:rPr>
+      </w:pPr>
+      <w:r>
+        <w:rPr>
+          <w:lang w:val="en-CA" w:eastAsia="en-US"/>
+        </w:rPr>
+        <w:t xml:space="preserve">The augmentation used is a random crop with 4-pixel padding, a horizontal flip, and </w:t>
+      </w:r>
+      <w:proofErr w:type="spellStart"/>
+      <w:r>
+        <w:rPr>
+          <w:lang w:val="en-CA" w:eastAsia="en-US"/>
+        </w:rPr>
+        <w:t>ColorJitter</w:t>
+      </w:r>
+      <w:proofErr w:type="spellEnd"/>
+      <w:r>
+        <w:rPr>
+          <w:lang w:val="en-CA" w:eastAsia="en-US"/>
+        </w:rPr>
+        <w:t xml:space="preserve"> (0.2). These transforms are label-preserving, since a flipped, shifted, or recoloured image still shows the same object, so the network cannot memorize where things sit or what exact colours they have in the training images and </w:t>
+      </w:r>
+      <w:proofErr w:type="gramStart"/>
+      <w:r>
+        <w:rPr>
+          <w:lang w:val="en-CA" w:eastAsia="en-US"/>
+        </w:rPr>
+        <w:t>has to</w:t>
+      </w:r>
+      <w:proofErr w:type="gramEnd"/>
+      <w:r>
+        <w:rPr>
+          <w:lang w:val="en-CA" w:eastAsia="en-US"/>
+        </w:rPr>
+        <w:t xml:space="preserve"> learn features that are invariant to these changes. So yes, augmentation reduced the generalization gap Δ from 9.4 to 5.5 points. Without augmentation, </w:t>
+      </w:r>
+      <w:proofErr w:type="spellStart"/>
+      <w:r>
+        <w:rPr>
+          <w:lang w:val="en-CA" w:eastAsia="en-US"/>
+        </w:rPr>
+        <w:t>val</w:t>
+      </w:r>
+      <w:proofErr w:type="spellEnd"/>
+      <w:r>
+        <w:rPr>
+          <w:lang w:val="en-CA" w:eastAsia="en-US"/>
+        </w:rPr>
+        <w:t xml:space="preserve"> loss is lowest at epoch 12 (0.59) and then rises while training accuracy increases which is overfitting. </w:t>
       </w:r>
       <w:r>
         <w:rPr>
           <w:lang w:val="en-CA" w:eastAsia="en-US"/>
         </w:rPr>
         <w:lastRenderedPageBreak/>
-        <w:t>With augmentation, val loss continues to fall and over 30 epochs (extended run, Table 6) it reaches 0.45 and 85.46%.  So yes, augmentation improved validation performance: best val accuracy rose from 80.55 to 82.16% and best macro-F1 from 80.53 to 82.13%. We judge by the best epoch because the final val accuracy (79.01%) is one noisy epoch, since it was 82.16% at epoch 14.</w:t>
-      </w:r>
-    </w:p>
-    <w:p>
-      <w:pPr>
-        <w:rPr>
-          <w:lang w:val="en-CA" w:eastAsia="en-US"/>
-        </w:rPr>
-      </w:pPr>
-      <w:r>
-        <w:rPr>
-          <w:lang w:val="en-CA" w:eastAsia="en-US"/>
-        </w:rPr>
-        <w:t xml:space="preserve">Tiny ImageNet with its BN and Aug scores 28.33 vs. 30.14 for BN. The Tiny models are underfitting since AlexNet BN’s final train and val accuracy are similar (30.5 vs. 30.1). Augmentation reduces overfitting, but with no overfitting to remove, it impedes training and 10 epochs is not enough to recover. </w:t>
+        <w:t xml:space="preserve">With augmentation, </w:t>
+      </w:r>
+      <w:proofErr w:type="spellStart"/>
+      <w:r>
+        <w:rPr>
+          <w:lang w:val="en-CA" w:eastAsia="en-US"/>
+        </w:rPr>
+        <w:t>val</w:t>
+      </w:r>
+      <w:proofErr w:type="spellEnd"/>
+      <w:r>
+        <w:rPr>
+          <w:lang w:val="en-CA" w:eastAsia="en-US"/>
+        </w:rPr>
+        <w:t xml:space="preserve"> loss continues to fall and over 30 epochs (extended run, Table 6) it reaches 0.45 and 85.46%.  So yes, augmentation improved validation performance: best </w:t>
+      </w:r>
+      <w:proofErr w:type="spellStart"/>
+      <w:r>
+        <w:rPr>
+          <w:lang w:val="en-CA" w:eastAsia="en-US"/>
+        </w:rPr>
+        <w:t>val</w:t>
+      </w:r>
+      <w:proofErr w:type="spellEnd"/>
+      <w:r>
+        <w:rPr>
+          <w:lang w:val="en-CA" w:eastAsia="en-US"/>
+        </w:rPr>
+        <w:t xml:space="preserve"> accuracy rose from 80.55 to 82.16% and best macro-F1 from 80.53 to 82.13%. We judge by the best epoch because the final </w:t>
+      </w:r>
+      <w:proofErr w:type="spellStart"/>
+      <w:r>
+        <w:rPr>
+          <w:lang w:val="en-CA" w:eastAsia="en-US"/>
+        </w:rPr>
+        <w:t>val</w:t>
+      </w:r>
+      <w:proofErr w:type="spellEnd"/>
+      <w:r>
+        <w:rPr>
+          <w:lang w:val="en-CA" w:eastAsia="en-US"/>
+        </w:rPr>
+        <w:t xml:space="preserve"> accuracy (79.01%) is one noisy epoch, since it was 82.16% at epoch 14.</w:t>
+      </w:r>
+    </w:p>
+    <w:p>
+      <w:pPr>
+        <w:rPr>
+          <w:lang w:val="en-CA" w:eastAsia="en-US"/>
+        </w:rPr>
+      </w:pPr>
+      <w:r>
+        <w:rPr>
+          <w:lang w:val="en-CA" w:eastAsia="en-US"/>
+        </w:rPr>
+        <w:t xml:space="preserve">Tiny ImageNet with its BN and Aug scores 28.33 vs. 30.14 for BN. The Tiny models are underfitting since </w:t>
+      </w:r>
+      <w:proofErr w:type="spellStart"/>
+      <w:r>
+        <w:rPr>
+          <w:lang w:val="en-CA" w:eastAsia="en-US"/>
+        </w:rPr>
+        <w:t>AlexNet</w:t>
+      </w:r>
+      <w:proofErr w:type="spellEnd"/>
+      <w:r>
+        <w:rPr>
+          <w:lang w:val="en-CA" w:eastAsia="en-US"/>
+        </w:rPr>
+        <w:t xml:space="preserve"> BN’s final train and </w:t>
+      </w:r>
+      <w:proofErr w:type="spellStart"/>
+      <w:r>
+        <w:rPr>
+          <w:lang w:val="en-CA" w:eastAsia="en-US"/>
+        </w:rPr>
+        <w:t>val</w:t>
+      </w:r>
+      <w:proofErr w:type="spellEnd"/>
+      <w:r>
+        <w:rPr>
+          <w:lang w:val="en-CA" w:eastAsia="en-US"/>
+        </w:rPr>
+        <w:t xml:space="preserve"> accuracy are similar (30.5 vs. 30.1). Augmentation reduces overfitting, but with no overfitting to remove, it impedes training and 10 epochs is not enough to recover. </w:t>
       </w:r>
     </w:p>
     <w:p>
@@ -9016,7 +10374,91 @@
         <w:rPr>
           <w:lang w:val="en-CA" w:eastAsia="en-US"/>
         </w:rPr>
-        <w:t>From CIFAR-10 to Tiny ImageNet, every model drops by 44-60 pts. The best at classification is AlexNet BN which scored 30.14% on Tiny ImageNet and 78.34% on CIFAR-10. Random-chance accuracy on CIFAR-10 is 10% and 0.5% on Tiny. So yes, AlexNet BN is well above random chance on Tiny ImageNet (30.14% vs. 0.5%, about 60 times chance). Tiny ImageNet scored lower because there are 20 times the classes and 10 times fewer images per class (500 vs. 5,000), and more fine-grained classes that are hard to tell apart at 64x64. This also almost doubled the epoch time (27.8 vs. 14.9 s per epoch for AlexNet BN) because there are twice the images. One exception to the ranking is Modern LeNet (20.28%) beating AlexNet None and LRN (about 14.5%), since without BN the deeper network cannot train well in 10 epochs.  Tiny ImageNet’s val loss also did not diverge or plateau earlier than CIFAR-10’s. It falls almost every epoch from 4.48 to 3.02, with only two small bumps at epochs 4 and 7, while CIFAR-10’s val loss gets noisy and bottoms out around epochs 10-12 (Figure 29). The Tiny models are still improving and underfitting after 10 epochs. The gap between accuracy and macro-F1 is also wider on Tiny ImageNet (1.3-2.7 points vs. under 0.4 on CIFAR-10), since with 200 classes and only 50 validation images each, some classes are rarely predicted correctly, which pulls the macro average down.</w:t>
+        <w:t xml:space="preserve">From CIFAR-10 to Tiny ImageNet, every model drops by 44-60 pts. The best at classification is </w:t>
+      </w:r>
+      <w:proofErr w:type="spellStart"/>
+      <w:r>
+        <w:rPr>
+          <w:lang w:val="en-CA" w:eastAsia="en-US"/>
+        </w:rPr>
+        <w:t>AlexNet</w:t>
+      </w:r>
+      <w:proofErr w:type="spellEnd"/>
+      <w:r>
+        <w:rPr>
+          <w:lang w:val="en-CA" w:eastAsia="en-US"/>
+        </w:rPr>
+        <w:t xml:space="preserve"> BN which scored 30.14% on Tiny ImageNet and 78.34% on CIFAR-10. Random-chance accuracy on CIFAR-10 is 10% and 0.5% on Tiny. So yes, </w:t>
+      </w:r>
+      <w:proofErr w:type="spellStart"/>
+      <w:r>
+        <w:rPr>
+          <w:lang w:val="en-CA" w:eastAsia="en-US"/>
+        </w:rPr>
+        <w:t>AlexNet</w:t>
+      </w:r>
+      <w:proofErr w:type="spellEnd"/>
+      <w:r>
+        <w:rPr>
+          <w:lang w:val="en-CA" w:eastAsia="en-US"/>
+        </w:rPr>
+        <w:t xml:space="preserve"> BN is well above random chance on Tiny ImageNet (30.14% vs. 0.5%, about 60 times chance). Tiny ImageNet scored lower because there are 20 times the classes and 10 times fewer images per class (500 vs. 5,000), and more fine-grained classes that are hard to tell apart at 64x64. This also almost doubled the epoch time (27.8 vs. 14.9 s per epoch for </w:t>
+      </w:r>
+      <w:proofErr w:type="spellStart"/>
+      <w:r>
+        <w:rPr>
+          <w:lang w:val="en-CA" w:eastAsia="en-US"/>
+        </w:rPr>
+        <w:t>AlexNet</w:t>
+      </w:r>
+      <w:proofErr w:type="spellEnd"/>
+      <w:r>
+        <w:rPr>
+          <w:lang w:val="en-CA" w:eastAsia="en-US"/>
+        </w:rPr>
+        <w:t xml:space="preserve"> BN) because there are twice the images. One exception to the ranking is Modern LeNet (20.28%) beating </w:t>
+      </w:r>
+      <w:proofErr w:type="spellStart"/>
+      <w:r>
+        <w:rPr>
+          <w:lang w:val="en-CA" w:eastAsia="en-US"/>
+        </w:rPr>
+        <w:t>AlexNet</w:t>
+      </w:r>
+      <w:proofErr w:type="spellEnd"/>
+      <w:r>
+        <w:rPr>
+          <w:lang w:val="en-CA" w:eastAsia="en-US"/>
+        </w:rPr>
+        <w:t xml:space="preserve"> None and LRN (about 14.5%), since without BN the deeper network cannot train well in 10 epochs.  Tiny ImageNet’s </w:t>
+      </w:r>
+      <w:proofErr w:type="spellStart"/>
+      <w:r>
+        <w:rPr>
+          <w:lang w:val="en-CA" w:eastAsia="en-US"/>
+        </w:rPr>
+        <w:t>val</w:t>
+      </w:r>
+      <w:proofErr w:type="spellEnd"/>
+      <w:r>
+        <w:rPr>
+          <w:lang w:val="en-CA" w:eastAsia="en-US"/>
+        </w:rPr>
+        <w:t xml:space="preserve"> loss also did not diverge or plateau earlier than CIFAR-10’s. It falls almost every epoch from 4.48 to 3.02, with only two small bumps at epochs 4 and 7, while CIFAR-10’s </w:t>
+      </w:r>
+      <w:proofErr w:type="spellStart"/>
+      <w:r>
+        <w:rPr>
+          <w:lang w:val="en-CA" w:eastAsia="en-US"/>
+        </w:rPr>
+        <w:t>val</w:t>
+      </w:r>
+      <w:proofErr w:type="spellEnd"/>
+      <w:r>
+        <w:rPr>
+          <w:lang w:val="en-CA" w:eastAsia="en-US"/>
+        </w:rPr>
+        <w:t xml:space="preserve"> loss gets noisy and bottoms out around epochs 10-12 (Figure 29). The Tiny models are still improving and underfitting after 10 epochs. The gap between accuracy and macro-F1 is also wider on Tiny ImageNet (1.3-2.7 points vs. under 0.4 on CIFAR-10), since with 200 classes and only 50 validation images each, some classes are rarely predicted correctly, which pulls the macro average down.</w:t>
       </w:r>
     </w:p>
     <w:p>
@@ -9051,7 +10493,7 @@
                     <pic:cNvPicPr/>
                   </pic:nvPicPr>
                   <pic:blipFill>
-                    <a:blip r:embed="rId46"/>
+                    <a:blip r:embed="rId42"/>
                     <a:stretch>
                       <a:fillRect/>
                     </a:stretch>
@@ -9077,7 +10519,21 @@
         <w:rPr>
           <w:lang w:val="en-CA" w:eastAsia="en-US"/>
         </w:rPr>
-        <w:t>Figure 29: AlexNet BN training curves (Tiny ImageNet)</w:t>
+        <w:t xml:space="preserve">Figure 29: </w:t>
+      </w:r>
+      <w:proofErr w:type="spellStart"/>
+      <w:r>
+        <w:rPr>
+          <w:lang w:val="en-CA" w:eastAsia="en-US"/>
+        </w:rPr>
+        <w:t>AlexNet</w:t>
+      </w:r>
+      <w:proofErr w:type="spellEnd"/>
+      <w:r>
+        <w:rPr>
+          <w:lang w:val="en-CA" w:eastAsia="en-US"/>
+        </w:rPr>
+        <w:t xml:space="preserve"> BN training curves (Tiny ImageNet)</w:t>
       </w:r>
     </w:p>
     <w:p>
@@ -9104,7 +10560,99 @@
         <w:rPr>
           <w:lang w:val="en-CA" w:eastAsia="en-US"/>
         </w:rPr>
-        <w:t xml:space="preserve">The table below shows that parameter count is not a predictor for accuracy. The zoo AlexNet (57 million params) has 8.6 times more parameters than AlexNet-64 BN (6.6 million params) and twice its latency (1.63 vs. 0.76 ms) but it scores lower on both CIFAR-10 (-14 points) and Tiny ImageNet (-17 points). It also uses fewer FLOPs (188 million vs. 438 million). This is because zoo AlexNet’s stride-4 first layer collapses the 64x64 input to a 1x1 map before the classifier. As a result, about 95% of its parameters are in FC layers that receive the same repeated values and are hard to train from scratch in 10 epochs. The cheapest reasonable model is Modern LeNet because it has 0.45M params, costs 9 MFLOPs, and has a latency of 0.26 ms at 67% accuracy. AlexNet-64 BN gives the best accuracy among the AlexNet variants for almost no extra FLOPs, and its BN layers only cost 2,560 parameters and about 0.05 ms of latency. The least valuable variant is LRN where it adds 62% epoch time and the highest AlexNet-64 latency for only a gain of 2 points. A bonus is that augmentation adds training time but no inference cost, so it is free at deployment. </w:t>
+        <w:t xml:space="preserve">The table below shows that parameter count is not a predictor for accuracy. The zoo </w:t>
+      </w:r>
+      <w:proofErr w:type="spellStart"/>
+      <w:r>
+        <w:rPr>
+          <w:lang w:val="en-CA" w:eastAsia="en-US"/>
+        </w:rPr>
+        <w:t>AlexNet</w:t>
+      </w:r>
+      <w:proofErr w:type="spellEnd"/>
+      <w:r>
+        <w:rPr>
+          <w:lang w:val="en-CA" w:eastAsia="en-US"/>
+        </w:rPr>
+        <w:t xml:space="preserve"> (57 million params) has 8.6 times more parameters than AlexNet-64 BN (6.6 million params) and twice its latency (1.63 vs. 0.76 </w:t>
+      </w:r>
+      <w:proofErr w:type="spellStart"/>
+      <w:r>
+        <w:rPr>
+          <w:lang w:val="en-CA" w:eastAsia="en-US"/>
+        </w:rPr>
+        <w:t>ms</w:t>
+      </w:r>
+      <w:proofErr w:type="spellEnd"/>
+      <w:proofErr w:type="gramStart"/>
+      <w:r>
+        <w:rPr>
+          <w:lang w:val="en-CA" w:eastAsia="en-US"/>
+        </w:rPr>
+        <w:t>)</w:t>
+      </w:r>
+      <w:proofErr w:type="gramEnd"/>
+      <w:r>
+        <w:rPr>
+          <w:lang w:val="en-CA" w:eastAsia="en-US"/>
+        </w:rPr>
+        <w:t xml:space="preserve"> but it scores lower on both CIFAR-10 (-14 points) and Tiny ImageNet (-17 points). It also uses fewer FLOPs (188 million vs. 438 million). This is because zoo </w:t>
+      </w:r>
+      <w:proofErr w:type="spellStart"/>
+      <w:r>
+        <w:rPr>
+          <w:lang w:val="en-CA" w:eastAsia="en-US"/>
+        </w:rPr>
+        <w:t>AlexNet’s</w:t>
+      </w:r>
+      <w:proofErr w:type="spellEnd"/>
+      <w:r>
+        <w:rPr>
+          <w:lang w:val="en-CA" w:eastAsia="en-US"/>
+        </w:rPr>
+        <w:t xml:space="preserve"> stride-4 first layer collapses the 64x64 input to a 1x1 map before the classifier. As a result, about 95% of its parameters are in FC layers that receive the same repeated values and are hard to train from scratch in 10 epochs. The cheapest reasonable model is Modern LeNet because it has 0.45M params, costs 9 MFLOPs, and has a latency of 0.26 </w:t>
+      </w:r>
+      <w:proofErr w:type="spellStart"/>
+      <w:r>
+        <w:rPr>
+          <w:lang w:val="en-CA" w:eastAsia="en-US"/>
+        </w:rPr>
+        <w:t>ms</w:t>
+      </w:r>
+      <w:proofErr w:type="spellEnd"/>
+      <w:r>
+        <w:rPr>
+          <w:lang w:val="en-CA" w:eastAsia="en-US"/>
+        </w:rPr>
+        <w:t xml:space="preserve"> at 67% accuracy. AlexNet-64 BN gives the best accuracy among the </w:t>
+      </w:r>
+      <w:proofErr w:type="spellStart"/>
+      <w:r>
+        <w:rPr>
+          <w:lang w:val="en-CA" w:eastAsia="en-US"/>
+        </w:rPr>
+        <w:t>AlexNet</w:t>
+      </w:r>
+      <w:proofErr w:type="spellEnd"/>
+      <w:r>
+        <w:rPr>
+          <w:lang w:val="en-CA" w:eastAsia="en-US"/>
+        </w:rPr>
+        <w:t xml:space="preserve"> variants for almost no extra FLOPs, and its BN layers only cost 2,560 parameters and about 0.05 </w:t>
+      </w:r>
+      <w:proofErr w:type="spellStart"/>
+      <w:r>
+        <w:rPr>
+          <w:lang w:val="en-CA" w:eastAsia="en-US"/>
+        </w:rPr>
+        <w:t>ms</w:t>
+      </w:r>
+      <w:proofErr w:type="spellEnd"/>
+      <w:r>
+        <w:rPr>
+          <w:lang w:val="en-CA" w:eastAsia="en-US"/>
+        </w:rPr>
+        <w:t xml:space="preserve"> of latency. The least valuable variant is LRN where it adds 62% epoch time and the highest AlexNet-64 latency for only a gain of 2 points. A bonus is that augmentation adds training time but no inference cost, so it is free at deployment. </w:t>
       </w:r>
     </w:p>
     <w:p>
@@ -9370,8 +10918,16 @@
               <w:rPr>
                 <w:lang w:val="en-CA"/>
               </w:rPr>
-              <w:t>0.76 ms</w:t>
-            </w:r>
+              <w:t xml:space="preserve">0.76 </w:t>
+            </w:r>
+            <w:proofErr w:type="spellStart"/>
+            <w:r>
+              <w:rPr>
+                <w:lang w:val="en-CA"/>
+              </w:rPr>
+              <w:t>ms</w:t>
+            </w:r>
+            <w:proofErr w:type="spellEnd"/>
           </w:p>
         </w:tc>
         <w:tc>
@@ -9435,8 +10991,16 @@
               <w:rPr>
                 <w:lang w:val="en-CA"/>
               </w:rPr>
-              <w:t>Zoo AlexNet</w:t>
-            </w:r>
+              <w:t xml:space="preserve">Zoo </w:t>
+            </w:r>
+            <w:proofErr w:type="spellStart"/>
+            <w:r>
+              <w:rPr>
+                <w:lang w:val="en-CA"/>
+              </w:rPr>
+              <w:t>AlexNet</w:t>
+            </w:r>
+            <w:proofErr w:type="spellEnd"/>
           </w:p>
         </w:tc>
         <w:tc>
@@ -9495,8 +11059,16 @@
               <w:rPr>
                 <w:lang w:val="en-CA"/>
               </w:rPr>
-              <w:t>1.63 ms</w:t>
-            </w:r>
+              <w:t xml:space="preserve">1.63 </w:t>
+            </w:r>
+            <w:proofErr w:type="spellStart"/>
+            <w:r>
+              <w:rPr>
+                <w:lang w:val="en-CA"/>
+              </w:rPr>
+              <w:t>ms</w:t>
+            </w:r>
+            <w:proofErr w:type="spellEnd"/>
           </w:p>
         </w:tc>
         <w:tc>
@@ -9620,8 +11192,16 @@
               <w:rPr>
                 <w:lang w:val="en-CA"/>
               </w:rPr>
-              <w:t>0.26 ms</w:t>
-            </w:r>
+              <w:t xml:space="preserve">0.26 </w:t>
+            </w:r>
+            <w:proofErr w:type="spellStart"/>
+            <w:r>
+              <w:rPr>
+                <w:lang w:val="en-CA"/>
+              </w:rPr>
+              <w:t>ms</w:t>
+            </w:r>
+            <w:proofErr w:type="spellEnd"/>
           </w:p>
         </w:tc>
         <w:tc>
@@ -9678,11 +11258,43 @@
     </w:p>
     <w:p>
       <w:r>
-        <w:t xml:space="preserve">In conclusion, adding normalization had the largest single effect: BatchNorm improved on AlexNet-64 by 6.7 points on CIFAR-10 and on Tiny ImageNet, accuracy doubled, while LRN gave little benefit at a high cost. Switching Tanh and average pooling to ReLU and overlapping max pooling increased LeNet’s performance by 11 points at minimum cost. Data augmentation cuts the generalization gap by about 40% (9.4 to 5.5 points) and, combined with longer training, produces the best result of 85.46%. The zoo AlexNet showed that architecture must match its input: even though it has 9 times the parameters, it underperformed when given 64x64 images, which are smaller than the 224x224 input it expects. Training longer on Tiny ImageNet would reduce the underfitting, and the zoo AlexNet could benefit from pretrained weights. </w:t>
+        <w:t xml:space="preserve">In conclusion, adding normalization had the largest single effect: </w:t>
+      </w:r>
+      <w:proofErr w:type="spellStart"/>
+      <w:r>
+        <w:t>BatchNorm</w:t>
+      </w:r>
+      <w:proofErr w:type="spellEnd"/>
+      <w:r>
+        <w:t xml:space="preserve"> improved on AlexNet-64 by 6.7 points on CIFAR-10 and on Tiny ImageNet, accuracy doubled, while LRN gave little benefit at a high cost. Switching Tanh and average pooling to </w:t>
+      </w:r>
+      <w:proofErr w:type="spellStart"/>
+      <w:r>
+        <w:t>ReLU</w:t>
+      </w:r>
+      <w:proofErr w:type="spellEnd"/>
+      <w:r>
+        <w:t xml:space="preserve"> and overlapping max pooling increased LeNet’s performance by 11 points at minimum cost. Data augmentation cuts the generalization gap by about 40% (9.4 to 5.5 points) and, combined with longer training, produces the best result of 85.46%. The zoo </w:t>
+      </w:r>
+      <w:proofErr w:type="spellStart"/>
+      <w:r>
+        <w:t>AlexNet</w:t>
+      </w:r>
+      <w:proofErr w:type="spellEnd"/>
+      <w:r>
+        <w:t xml:space="preserve"> showed that architecture must match its input: even though it has 9 times the parameters, it underperformed when given 64x64 images, which are smaller than the 224x224 input it expects. Training longer on Tiny ImageNet would reduce the underfitting, and the zoo </w:t>
+      </w:r>
+      <w:proofErr w:type="spellStart"/>
+      <w:r>
+        <w:t>AlexNet</w:t>
+      </w:r>
+      <w:proofErr w:type="spellEnd"/>
+      <w:r>
+        <w:t xml:space="preserve"> could benefit from pretrained weights. </w:t>
       </w:r>
     </w:p>
     <w:sectPr>
-      <w:footerReference w:type="default" r:id="rId47"/>
+      <w:footerReference w:type="default" r:id="rId43"/>
       <w:pgSz w:w="11906" w:h="16838"/>
       <w:pgMar w:top="1440" w:right="1440" w:bottom="1440" w:left="1440" w:header="720" w:footer="720" w:gutter="0"/>
       <w:pgNumType w:start="1"/>
@@ -9691,47 +11303,6 @@
     </w:sectPr>
   </w:body>
 </w:document>
-</file>
-
-<file path=word/comments.xml><?xml version="1.0" encoding="utf-8"?>
-<w:comments xmlns:wpc="http://schemas.microsoft.com/office/word/2010/wordprocessingCanvas" xmlns:cx="http://schemas.microsoft.com/office/drawing/2014/chartex" xmlns:cx1="http://schemas.microsoft.com/office/drawing/2015/9/8/chartex" xmlns:cx2="http://schemas.microsoft.com/office/drawing/2015/10/21/chartex" xmlns:cx3="http://schemas.microsoft.com/office/drawing/2016/5/9/chartex" xmlns:cx4="http://schemas.microsoft.com/office/drawing/2016/5/10/chartex" xmlns:cx5="http://schemas.microsoft.com/office/drawing/2016/5/11/chartex" xmlns:cx6="http://schemas.microsoft.com/office/drawing/2016/5/12/chartex" xmlns:cx7="http://schemas.microsoft.com/office/drawing/2016/5/13/chartex" xmlns:cx8="http://schemas.microsoft.com/office/drawing/2016/5/14/chartex" xmlns:mc="http://schemas.openxmlformats.org/markup-compatibility/2006" xmlns:aink="http://schemas.microsoft.com/office/drawing/2016/ink" xmlns:am3d="http://schemas.microsoft.com/office/drawing/2017/model3d" xmlns:o="urn:schemas-microsoft-com:office:office" xmlns:oel="http://schemas.microsoft.com/office/2019/extlst" xmlns:r="http://schemas.openxmlformats.org/officeDocument/2006/relationships" xmlns:m="http://schemas.openxmlformats.org/officeDocument/2006/math" xmlns:v="urn:schemas-microsoft-com:vml" xmlns:wp14="http://schemas.microsoft.com/office/word/2010/wordprocessingDrawing" xmlns:wp="http://schemas.openxmlformats.org/drawingml/2006/wordprocessingDrawing" xmlns:w10="urn:schemas-microsoft-com:office:word" xmlns:w="http://schemas.openxmlformats.org/wordprocessingml/2006/main" xmlns:w14="http://schemas.microsoft.com/office/word/2010/wordml" xmlns:w15="http://schemas.microsoft.com/office/word/2012/wordml" xmlns:w16cex="http://schemas.microsoft.com/office/word/2018/wordml/cex" xmlns:w16cid="http://schemas.microsoft.com/office/word/2016/wordml/cid" xmlns:w16="http://schemas.microsoft.com/office/word/2018/wordml" xmlns:w16du="http://schemas.microsoft.com/office/word/2023/wordml/word16du" xmlns:w16sdtdh="http://schemas.microsoft.com/office/word/2020/wordml/sdtdatahash" xmlns:w16sdtfl="http://schemas.microsoft.com/office/word/2024/wordml/sdtformatlock" xmlns:w16se="http://schemas.microsoft.com/office/word/2015/wordml/symex" xmlns:wpg="http://schemas.microsoft.com/office/word/2010/wordprocessingGroup" xmlns:wpi="http://schemas.microsoft.com/office/word/2010/wordprocessingInk" xmlns:wne="http://schemas.microsoft.com/office/word/2006/wordml" xmlns:wps="http://schemas.microsoft.com/office/word/2010/wordprocessingShape" mc:Ignorable="w14 w15 w16se w16cid w16 w16cex w16sdtdh w16sdtfl w16du wp14">
-  <w:comment w:id="0" w:author="Claude" w:date="2026-10-22T15:16:00Z" w:initials="C">
-    <w:p>
-      <w:r>
-        <w:rPr>
-          <w:rStyle w:val="CommentReference"/>
-        </w:rPr>
-        <w:annotationRef/>
-      </w:r>
-      <w:r>
-        <w:rPr>
-          <w:color w:val="000000"/>
-          <w:sz w:val="20"/>
-          <w:szCs w:val="20"/>
-        </w:rPr>
-        <w:t>Several figures have Word's auto-generated alt text (e.g. 'A graph of a graph of a graph…'). Right-click each figure → Edit Alt Text and replace it with the caption, or mark it decorative, before exporting to PDF.</w:t>
-      </w:r>
-    </w:p>
-  </w:comment>
-</w:comments>
-</file>
-
-<file path=word/commentsExtended.xml><?xml version="1.0" encoding="utf-8"?>
-<w15:commentsEx xmlns:wpc="http://schemas.microsoft.com/office/word/2010/wordprocessingCanvas" xmlns:cx="http://schemas.microsoft.com/office/drawing/2014/chartex" xmlns:cx1="http://schemas.microsoft.com/office/drawing/2015/9/8/chartex" xmlns:cx2="http://schemas.microsoft.com/office/drawing/2015/10/21/chartex" xmlns:cx3="http://schemas.microsoft.com/office/drawing/2016/5/9/chartex" xmlns:cx4="http://schemas.microsoft.com/office/drawing/2016/5/10/chartex" xmlns:cx5="http://schemas.microsoft.com/office/drawing/2016/5/11/chartex" xmlns:cx6="http://schemas.microsoft.com/office/drawing/2016/5/12/chartex" xmlns:cx7="http://schemas.microsoft.com/office/drawing/2016/5/13/chartex" xmlns:cx8="http://schemas.microsoft.com/office/drawing/2016/5/14/chartex" xmlns:mc="http://schemas.openxmlformats.org/markup-compatibility/2006" xmlns:aink="http://schemas.microsoft.com/office/drawing/2016/ink" xmlns:am3d="http://schemas.microsoft.com/office/drawing/2017/model3d" xmlns:o="urn:schemas-microsoft-com:office:office" xmlns:oel="http://schemas.microsoft.com/office/2019/extlst" xmlns:r="http://schemas.openxmlformats.org/officeDocument/2006/relationships" xmlns:m="http://schemas.openxmlformats.org/officeDocument/2006/math" xmlns:v="urn:schemas-microsoft-com:vml" xmlns:wp14="http://schemas.microsoft.com/office/word/2010/wordprocessingDrawing" xmlns:wp="http://schemas.openxmlformats.org/drawingml/2006/wordprocessingDrawing" xmlns:w10="urn:schemas-microsoft-com:office:word" xmlns:w="http://schemas.openxmlformats.org/wordprocessingml/2006/main" xmlns:w14="http://schemas.microsoft.com/office/word/2010/wordml" xmlns:w15="http://schemas.microsoft.com/office/word/2012/wordml" xmlns:w16cex="http://schemas.microsoft.com/office/word/2018/wordml/cex" xmlns:w16cid="http://schemas.microsoft.com/office/word/2016/wordml/cid" xmlns:w16="http://schemas.microsoft.com/office/word/2018/wordml" xmlns:w16du="http://schemas.microsoft.com/office/word/2023/wordml/word16du" xmlns:w16sdtdh="http://schemas.microsoft.com/office/word/2020/wordml/sdtdatahash" xmlns:w16sdtfl="http://schemas.microsoft.com/office/word/2024/wordml/sdtformatlock" xmlns:w16se="http://schemas.microsoft.com/office/word/2015/wordml/symex" xmlns:wpg="http://schemas.microsoft.com/office/word/2010/wordprocessingGroup" xmlns:wpi="http://schemas.microsoft.com/office/word/2010/wordprocessingInk" xmlns:wne="http://schemas.microsoft.com/office/word/2006/wordml" xmlns:wps="http://schemas.microsoft.com/office/word/2010/wordprocessingShape" mc:Ignorable="w14 w15 w16se w16cid w16 w16cex w16sdtdh w16sdtfl w16du wp14">
-  <w15:commentEx w15:paraId="2B1FBB92" w15:done="0"/>
-</w15:commentsEx>
-</file>
-
-<file path=word/commentsExtensible.xml><?xml version="1.0" encoding="utf-8"?>
-<w16cex:commentsExtensible xmlns:wpc="http://schemas.microsoft.com/office/word/2010/wordprocessingCanvas" xmlns:cx="http://schemas.microsoft.com/office/drawing/2014/chartex" xmlns:cx1="http://schemas.microsoft.com/office/drawing/2015/9/8/chartex" xmlns:cx2="http://schemas.microsoft.com/office/drawing/2015/10/21/chartex" xmlns:cx3="http://schemas.microsoft.com/office/drawing/2016/5/9/chartex" xmlns:cx4="http://schemas.microsoft.com/office/drawing/2016/5/10/chartex" xmlns:cx5="http://schemas.microsoft.com/office/drawing/2016/5/11/chartex" xmlns:cx6="http://schemas.microsoft.com/office/drawing/2016/5/12/chartex" xmlns:cx7="http://schemas.microsoft.com/office/drawing/2016/5/13/chartex" xmlns:cx8="http://schemas.microsoft.com/office/drawing/2016/5/14/chartex" xmlns:cr="http://schemas.microsoft.com/office/comments/2020/reactions" xmlns:mc="http://schemas.openxmlformats.org/markup-compatibility/2006" xmlns:aink="http://schemas.microsoft.com/office/drawing/2016/ink" xmlns:am3d="http://schemas.microsoft.com/office/drawing/2017/model3d" xmlns:o="urn:schemas-microsoft-com:office:office" xmlns:oel="http://schemas.microsoft.com/office/2019/extlst" xmlns:r="http://schemas.openxmlformats.org/officeDocument/2006/relationships" xmlns:m="http://schemas.openxmlformats.org/officeDocument/2006/math" xmlns:v="urn:schemas-microsoft-com:vml" xmlns:wp14="http://schemas.microsoft.com/office/word/2010/wordprocessingDrawing" xmlns:wp="http://schemas.openxmlformats.org/drawingml/2006/wordprocessingDrawing" xmlns:w10="urn:schemas-microsoft-com:office:word" xmlns:w="http://schemas.openxmlformats.org/wordprocessingml/2006/main" xmlns:w14="http://schemas.microsoft.com/office/word/2010/wordml" xmlns:w15="http://schemas.microsoft.com/office/word/2012/wordml" xmlns:w16cex="http://schemas.microsoft.com/office/word/2018/wordml/cex" xmlns:w16cid="http://schemas.microsoft.com/office/word/2016/wordml/cid" xmlns:w16="http://schemas.microsoft.com/office/word/2018/wordml" xmlns:w16du="http://schemas.microsoft.com/office/word/2023/wordml/word16du" xmlns:w16sdtdh="http://schemas.microsoft.com/office/word/2020/wordml/sdtdatahash" xmlns:w16sdtfl="http://schemas.microsoft.com/office/word/2024/wordml/sdtformatlock" xmlns:w16se="http://schemas.microsoft.com/office/word/2015/wordml/symex" xmlns:wpg="http://schemas.microsoft.com/office/word/2010/wordprocessingGroup" xmlns:wpi="http://schemas.microsoft.com/office/word/2010/wordprocessingInk" xmlns:wne="http://schemas.microsoft.com/office/word/2006/wordml" xmlns:wps="http://schemas.microsoft.com/office/word/2010/wordprocessingShape" mc:Ignorable="w14 w15 w16se w16cid w16 w16cex w16sdtdh w16sdtfl cr w16du wp14">
-  <w16cex:commentExtensible w16cex:durableId="3C86CBC9" w16cex:dateUtc="2026-10-22T15:16:00Z"/>
-</w16cex:commentsExtensible>
-</file>
-
-<file path=word/commentsIds.xml><?xml version="1.0" encoding="utf-8"?>
-<w16cid:commentsIds xmlns:wpc="http://schemas.microsoft.com/office/word/2010/wordprocessingCanvas" xmlns:cx="http://schemas.microsoft.com/office/drawing/2014/chartex" xmlns:cx1="http://schemas.microsoft.com/office/drawing/2015/9/8/chartex" xmlns:cx2="http://schemas.microsoft.com/office/drawing/2015/10/21/chartex" xmlns:cx3="http://schemas.microsoft.com/office/drawing/2016/5/9/chartex" xmlns:cx4="http://schemas.microsoft.com/office/drawing/2016/5/10/chartex" xmlns:cx5="http://schemas.microsoft.com/office/drawing/2016/5/11/chartex" xmlns:cx6="http://schemas.microsoft.com/office/drawing/2016/5/12/chartex" xmlns:cx7="http://schemas.microsoft.com/office/drawing/2016/5/13/chartex" xmlns:cx8="http://schemas.microsoft.com/office/drawing/2016/5/14/chartex" xmlns:mc="http://schemas.openxmlformats.org/markup-compatibility/2006" xmlns:aink="http://schemas.microsoft.com/office/drawing/2016/ink" xmlns:am3d="http://schemas.microsoft.com/office/drawing/2017/model3d" xmlns:o="urn:schemas-microsoft-com:office:office" xmlns:oel="http://schemas.microsoft.com/office/2019/extlst" xmlns:r="http://schemas.openxmlformats.org/officeDocument/2006/relationships" xmlns:m="http://schemas.openxmlformats.org/officeDocument/2006/math" xmlns:v="urn:schemas-microsoft-com:vml" xmlns:wp14="http://schemas.microsoft.com/office/word/2010/wordprocessingDrawing" xmlns:wp="http://schemas.openxmlformats.org/drawingml/2006/wordprocessingDrawing" xmlns:w10="urn:schemas-microsoft-com:office:word" xmlns:w="http://schemas.openxmlformats.org/wordprocessingml/2006/main" xmlns:w14="http://schemas.microsoft.com/office/word/2010/wordml" xmlns:w15="http://schemas.microsoft.com/office/word/2012/wordml" xmlns:w16cex="http://schemas.microsoft.com/office/word/2018/wordml/cex" xmlns:w16cid="http://schemas.microsoft.com/office/word/2016/wordml/cid" xmlns:w16="http://schemas.microsoft.com/office/word/2018/wordml" xmlns:w16du="http://schemas.microsoft.com/office/word/2023/wordml/word16du" xmlns:w16sdtdh="http://schemas.microsoft.com/office/word/2020/wordml/sdtdatahash" xmlns:w16sdtfl="http://schemas.microsoft.com/office/word/2024/wordml/sdtformatlock" xmlns:w16se="http://schemas.microsoft.com/office/word/2015/wordml/symex" xmlns:wpg="http://schemas.microsoft.com/office/word/2010/wordprocessingGroup" xmlns:wpi="http://schemas.microsoft.com/office/word/2010/wordprocessingInk" xmlns:wne="http://schemas.microsoft.com/office/word/2006/wordml" xmlns:wps="http://schemas.microsoft.com/office/word/2010/wordprocessingShape" mc:Ignorable="w14 w15 w16se w16cid w16 w16cex w16sdtdh w16sdtfl w16du wp14">
-  <w16cid:commentId w16cid:paraId="2B1FBB92" w16cid:durableId="3C86CBC9"/>
-</w16cid:commentsIds>
 </file>
 
 <file path=word/endnotes.xml><?xml version="1.0" encoding="utf-8"?>
@@ -12484,6 +14055,25 @@
 </file>
 
 <file path=customXml/item1.xml><?xml version="1.0" encoding="utf-8"?>
+<p:properties xmlns:p="http://schemas.microsoft.com/office/2006/metadata/properties" xmlns:xsi="http://www.w3.org/2001/XMLSchema-instance" xmlns:pc="http://schemas.microsoft.com/office/infopath/2007/PartnerControls">
+  <documentManagement/>
+</p:properties>
+</file>
+
+<file path=customXml/item2.xml><?xml version="1.0" encoding="utf-8"?>
+<b:Sources xmlns:b="http://schemas.openxmlformats.org/officeDocument/2006/bibliography" xmlns="http://schemas.openxmlformats.org/officeDocument/2006/bibliography" SelectedStyle="/APASixthEditionOfficeOnline.xsl" StyleName="APA" Version="6"/>
+</file>
+
+<file path=customXml/item3.xml><?xml version="1.0" encoding="utf-8"?>
+<?mso-contentType ?>
+<FormTemplates xmlns="http://schemas.microsoft.com/sharepoint/v3/contenttype/forms">
+  <Display>DocumentLibraryForm</Display>
+  <Edit>DocumentLibraryForm</Edit>
+  <New>DocumentLibraryForm</New>
+</FormTemplates>
+</file>
+
+<file path=customXml/item4.xml><?xml version="1.0" encoding="utf-8"?>
 <ct:contentTypeSchema xmlns:ct="http://schemas.microsoft.com/office/2006/metadata/contentType" xmlns:ma="http://schemas.microsoft.com/office/2006/metadata/properties/metaAttributes" ct:_="" ma:_="" ma:contentTypeName="Document" ma:contentTypeID="0x0101000B38A3D3E78E5C4988113A4A0E10BCE7" ma:contentTypeVersion="3" ma:contentTypeDescription="Create a new document." ma:contentTypeScope="" ma:versionID="447f6dc8f103d921dd091a6708a42052">
   <xsd:schema xmlns:xsd="http://www.w3.org/2001/XMLSchema" xmlns:xs="http://www.w3.org/2001/XMLSchema" xmlns:p="http://schemas.microsoft.com/office/2006/metadata/properties" xmlns:ns2="fc6e4e7e-b1ff-4a77-bbde-277e79776af3" targetNamespace="http://schemas.microsoft.com/office/2006/metadata/properties" ma:root="true" ma:fieldsID="bc6f65d3275ec8938ea3f7fc89af30fc" ns2:_="">
     <xsd:import namespace="fc6e4e7e-b1ff-4a77-bbde-277e79776af3"/>
@@ -12621,26 +14211,32 @@
 </ct:contentTypeSchema>
 </file>
 
-<file path=customXml/item2.xml><?xml version="1.0" encoding="utf-8"?>
-<p:properties xmlns:p="http://schemas.microsoft.com/office/2006/metadata/properties" xmlns:xsi="http://www.w3.org/2001/XMLSchema-instance" xmlns:pc="http://schemas.microsoft.com/office/infopath/2007/PartnerControls">
-  <documentManagement/>
-</p:properties>
+<file path=customXml/itemProps1.xml><?xml version="1.0" encoding="utf-8"?>
+<ds:datastoreItem xmlns:ds="http://schemas.openxmlformats.org/officeDocument/2006/customXml" ds:itemID="{25FA5F96-9B04-431C-87A4-6D7FAEA27488}">
+  <ds:schemaRefs>
+    <ds:schemaRef ds:uri="http://schemas.microsoft.com/office/2006/metadata/properties"/>
+    <ds:schemaRef ds:uri="http://schemas.microsoft.com/office/infopath/2007/PartnerControls"/>
+  </ds:schemaRefs>
+</ds:datastoreItem>
 </file>
 
-<file path=customXml/item3.xml><?xml version="1.0" encoding="utf-8"?>
-<?mso-contentType ?>
-<FormTemplates xmlns="http://schemas.microsoft.com/sharepoint/v3/contenttype/forms">
-  <Display>DocumentLibraryForm</Display>
-  <Edit>DocumentLibraryForm</Edit>
-  <New>DocumentLibraryForm</New>
-</FormTemplates>
+<file path=customXml/itemProps2.xml><?xml version="1.0" encoding="utf-8"?>
+<ds:datastoreItem xmlns:ds="http://schemas.openxmlformats.org/officeDocument/2006/customXml" ds:itemID="{29DA36AA-611C-BF4C-9891-CB3EE0462585}">
+  <ds:schemaRefs>
+    <ds:schemaRef ds:uri="http://schemas.openxmlformats.org/officeDocument/2006/bibliography"/>
+  </ds:schemaRefs>
+</ds:datastoreItem>
 </file>
 
-<file path=customXml/item4.xml><?xml version="1.0" encoding="utf-8"?>
-<b:Sources xmlns:b="http://schemas.openxmlformats.org/officeDocument/2006/bibliography" xmlns="http://schemas.openxmlformats.org/officeDocument/2006/bibliography" SelectedStyle="/APASixthEditionOfficeOnline.xsl" StyleName="APA" Version="6"/>
+<file path=customXml/itemProps3.xml><?xml version="1.0" encoding="utf-8"?>
+<ds:datastoreItem xmlns:ds="http://schemas.openxmlformats.org/officeDocument/2006/customXml" ds:itemID="{9E415C76-4C19-4EDA-AD27-5A081CEB645B}">
+  <ds:schemaRefs>
+    <ds:schemaRef ds:uri="http://schemas.microsoft.com/sharepoint/v3/contenttype/forms"/>
+  </ds:schemaRefs>
+</ds:datastoreItem>
 </file>
 
-<file path=customXml/itemProps1.xml><?xml version="1.0" encoding="utf-8"?>
+<file path=customXml/itemProps4.xml><?xml version="1.0" encoding="utf-8"?>
 <ds:datastoreItem xmlns:ds="http://schemas.openxmlformats.org/officeDocument/2006/customXml" ds:itemID="{F54A33FB-DF42-4CEC-BE6A-3F0F2B0E301C}">
   <ds:schemaRefs>
     <ds:schemaRef ds:uri="http://schemas.microsoft.com/office/2006/metadata/contentType"/>
@@ -12656,29 +14252,4 @@
     <ds:schemaRef ds:uri="http://schemas.microsoft.com/internal/obd"/>
   </ds:schemaRefs>
 </ds:datastoreItem>
-</file>
-
-<file path=customXml/itemProps2.xml><?xml version="1.0" encoding="utf-8"?>
-<ds:datastoreItem xmlns:ds="http://schemas.openxmlformats.org/officeDocument/2006/customXml" ds:itemID="{25FA5F96-9B04-431C-87A4-6D7FAEA27488}">
-  <ds:schemaRefs>
-    <ds:schemaRef ds:uri="http://schemas.microsoft.com/office/2006/metadata/properties"/>
-    <ds:schemaRef ds:uri="http://schemas.microsoft.com/office/infopath/2007/PartnerControls"/>
-  </ds:schemaRefs>
-</ds:datastoreItem>
-</file>
-
-<file path=customXml/itemProps3.xml><?xml version="1.0" encoding="utf-8"?>
-<ds:datastoreItem xmlns:ds="http://schemas.openxmlformats.org/officeDocument/2006/customXml" ds:itemID="{9E415C76-4C19-4EDA-AD27-5A081CEB645B}">
-  <ds:schemaRefs>
-    <ds:schemaRef ds:uri="http://schemas.microsoft.com/sharepoint/v3/contenttype/forms"/>
-  </ds:schemaRefs>
-</ds:datastoreItem>
-</file>
-
-<file path=customXml/itemProps4.xml><?xml version="1.0" encoding="utf-8"?>
-<ds:datastoreItem xmlns:ds="http://schemas.openxmlformats.org/officeDocument/2006/customXml" ds:itemID="{29DA36AA-611C-BF4C-9891-CB3EE0462585}">
-  <ds:schemaRefs>
-    <ds:schemaRef ds:uri="http://schemas.openxmlformats.org/officeDocument/2006/bibliography"/>
-  </ds:schemaRefs>
-</ds:datastoreItem>
 </file>